--- a/frontend_react/public/DamilolaResume.docx
+++ b/frontend_react/public/DamilolaResume.docx
@@ -7,7 +7,7 @@
         <w:pStyle w:val="BodyText"/>
         <w:spacing w:before="85"/>
         <w:rPr>
-          <w:rFonts w:asciiTheme="minorHAnsi" w:hAnsiTheme="minorHAnsi" w:cstheme="minorHAnsi"/>
+          <w:rFonts w:ascii="Cambria" w:hAnsi="Cambria" w:cstheme="minorHAnsi"/>
           <w:sz w:val="43"/>
         </w:rPr>
       </w:pPr>
@@ -16,7 +16,7 @@
       <w:pPr>
         <w:pStyle w:val="BodyText"/>
         <w:rPr>
-          <w:rFonts w:asciiTheme="minorHAnsi" w:hAnsiTheme="minorHAnsi" w:cstheme="minorHAnsi"/>
+          <w:rFonts w:ascii="Cambria" w:hAnsi="Cambria" w:cstheme="minorHAnsi"/>
           <w:b/>
           <w:w w:val="115"/>
           <w:sz w:val="40"/>
@@ -26,7 +26,7 @@
       <w:proofErr w:type="spellStart"/>
       <w:r>
         <w:rPr>
-          <w:rFonts w:asciiTheme="minorHAnsi" w:hAnsiTheme="minorHAnsi" w:cstheme="minorHAnsi"/>
+          <w:rFonts w:ascii="Cambria" w:hAnsi="Cambria" w:cstheme="minorHAnsi"/>
           <w:b/>
           <w:w w:val="115"/>
           <w:sz w:val="40"/>
@@ -37,7 +37,7 @@
       <w:proofErr w:type="spellEnd"/>
       <w:r>
         <w:rPr>
-          <w:rFonts w:asciiTheme="minorHAnsi" w:hAnsiTheme="minorHAnsi" w:cstheme="minorHAnsi"/>
+          <w:rFonts w:ascii="Cambria" w:hAnsi="Cambria" w:cstheme="minorHAnsi"/>
           <w:b/>
           <w:w w:val="115"/>
           <w:sz w:val="40"/>
@@ -45,14 +45,12 @@
         </w:rPr>
         <w:t xml:space="preserve"> Adegbemile</w:t>
       </w:r>
-      <w:bookmarkStart w:id="0" w:name="_GoBack"/>
-      <w:bookmarkEnd w:id="0"/>
     </w:p>
     <w:p>
       <w:pPr>
         <w:pStyle w:val="BodyText"/>
         <w:rPr>
-          <w:rFonts w:asciiTheme="minorHAnsi" w:hAnsiTheme="minorHAnsi" w:cstheme="minorHAnsi"/>
+          <w:rFonts w:ascii="Cambria" w:hAnsi="Cambria" w:cstheme="minorHAnsi"/>
           <w:b/>
           <w:color w:val="002878"/>
           <w:spacing w:val="-2"/>
@@ -63,7 +61,7 @@
       </w:pPr>
       <w:r>
         <w:rPr>
-          <w:rFonts w:asciiTheme="minorHAnsi" w:hAnsiTheme="minorHAnsi" w:cstheme="minorHAnsi"/>
+          <w:rFonts w:ascii="Cambria" w:hAnsi="Cambria" w:cstheme="minorHAnsi"/>
           <w:w w:val="110"/>
           <w:sz w:val="20"/>
           <w:szCs w:val="20"/>
@@ -72,7 +70,7 @@
       </w:r>
       <w:r>
         <w:rPr>
-          <w:rFonts w:asciiTheme="minorHAnsi" w:hAnsiTheme="minorHAnsi" w:cstheme="minorHAnsi"/>
+          <w:rFonts w:ascii="Cambria" w:hAnsi="Cambria" w:cstheme="minorHAnsi"/>
           <w:spacing w:val="-6"/>
           <w:w w:val="110"/>
           <w:sz w:val="20"/>
@@ -82,7 +80,7 @@
       </w:r>
       <w:r>
         <w:rPr>
-          <w:rFonts w:asciiTheme="minorHAnsi" w:hAnsiTheme="minorHAnsi" w:cstheme="minorHAnsi"/>
+          <w:rFonts w:ascii="Cambria" w:hAnsi="Cambria" w:cstheme="minorHAnsi"/>
           <w:w w:val="110"/>
           <w:sz w:val="20"/>
           <w:szCs w:val="20"/>
@@ -91,7 +89,7 @@
       </w:r>
       <w:r>
         <w:rPr>
-          <w:rFonts w:asciiTheme="minorHAnsi" w:hAnsiTheme="minorHAnsi" w:cstheme="minorHAnsi"/>
+          <w:rFonts w:ascii="Cambria" w:hAnsi="Cambria" w:cstheme="minorHAnsi"/>
           <w:spacing w:val="-18"/>
           <w:w w:val="110"/>
           <w:sz w:val="20"/>
@@ -101,7 +99,7 @@
       </w:r>
       <w:r>
         <w:rPr>
-          <w:rFonts w:asciiTheme="minorHAnsi" w:hAnsiTheme="minorHAnsi" w:cstheme="minorHAnsi"/>
+          <w:rFonts w:ascii="Cambria" w:hAnsi="Cambria" w:cstheme="minorHAnsi"/>
           <w:w w:val="110"/>
           <w:sz w:val="20"/>
           <w:szCs w:val="20"/>
@@ -110,7 +108,7 @@
       </w:r>
       <w:r>
         <w:rPr>
-          <w:rFonts w:asciiTheme="minorHAnsi" w:hAnsiTheme="minorHAnsi" w:cstheme="minorHAnsi"/>
+          <w:rFonts w:ascii="Cambria" w:hAnsi="Cambria" w:cstheme="minorHAnsi"/>
           <w:spacing w:val="-6"/>
           <w:w w:val="110"/>
           <w:sz w:val="20"/>
@@ -120,16 +118,16 @@
       </w:r>
       <w:r>
         <w:rPr>
-          <w:rFonts w:asciiTheme="minorHAnsi" w:hAnsiTheme="minorHAnsi" w:cstheme="minorHAnsi"/>
-          <w:w w:val="110"/>
-          <w:sz w:val="20"/>
-          <w:szCs w:val="20"/>
-        </w:rPr>
-        <w:t>3</w:t>
-      </w:r>
-      <w:r>
-        <w:rPr>
-          <w:rFonts w:asciiTheme="minorHAnsi" w:hAnsiTheme="minorHAnsi" w:cstheme="minorHAnsi"/>
+          <w:rFonts w:ascii="Cambria" w:hAnsi="Cambria" w:cstheme="minorHAnsi"/>
+          <w:w w:val="110"/>
+          <w:sz w:val="20"/>
+          <w:szCs w:val="20"/>
+        </w:rPr>
+        <w:t>4</w:t>
+      </w:r>
+      <w:r>
+        <w:rPr>
+          <w:rFonts w:ascii="Cambria" w:hAnsi="Cambria" w:cstheme="minorHAnsi"/>
           <w:spacing w:val="-13"/>
           <w:w w:val="110"/>
           <w:sz w:val="20"/>
@@ -139,7 +137,7 @@
       </w:r>
       <w:r>
         <w:rPr>
-          <w:rFonts w:asciiTheme="minorHAnsi" w:hAnsiTheme="minorHAnsi" w:cstheme="minorHAnsi"/>
+          <w:rFonts w:ascii="Cambria" w:hAnsi="Cambria" w:cstheme="minorHAnsi"/>
           <w:w w:val="110"/>
           <w:sz w:val="20"/>
           <w:szCs w:val="20"/>
@@ -148,7 +146,7 @@
       </w:r>
       <w:r>
         <w:rPr>
-          <w:rFonts w:asciiTheme="minorHAnsi" w:hAnsiTheme="minorHAnsi" w:cstheme="minorHAnsi"/>
+          <w:rFonts w:ascii="Cambria" w:hAnsi="Cambria" w:cstheme="minorHAnsi"/>
           <w:spacing w:val="-6"/>
           <w:w w:val="110"/>
           <w:sz w:val="20"/>
@@ -158,7 +156,7 @@
       </w:r>
       <w:r>
         <w:rPr>
-          <w:rFonts w:asciiTheme="minorHAnsi" w:hAnsiTheme="minorHAnsi" w:cstheme="minorHAnsi"/>
+          <w:rFonts w:ascii="Cambria" w:hAnsi="Cambria" w:cstheme="minorHAnsi"/>
           <w:w w:val="110"/>
           <w:sz w:val="20"/>
           <w:szCs w:val="20"/>
@@ -167,7 +165,7 @@
       </w:r>
       <w:r>
         <w:rPr>
-          <w:rFonts w:asciiTheme="minorHAnsi" w:hAnsiTheme="minorHAnsi" w:cstheme="minorHAnsi"/>
+          <w:rFonts w:ascii="Cambria" w:hAnsi="Cambria" w:cstheme="minorHAnsi"/>
           <w:spacing w:val="-11"/>
           <w:w w:val="110"/>
           <w:sz w:val="20"/>
@@ -177,7 +175,7 @@
       </w:r>
       <w:r>
         <w:rPr>
-          <w:rFonts w:asciiTheme="minorHAnsi" w:hAnsiTheme="minorHAnsi" w:cstheme="minorHAnsi"/>
+          <w:rFonts w:ascii="Cambria" w:hAnsi="Cambria" w:cstheme="minorHAnsi"/>
           <w:w w:val="110"/>
           <w:sz w:val="20"/>
           <w:szCs w:val="20"/>
@@ -186,7 +184,7 @@
       </w:r>
       <w:r>
         <w:rPr>
-          <w:rFonts w:asciiTheme="minorHAnsi" w:hAnsiTheme="minorHAnsi" w:cstheme="minorHAnsi"/>
+          <w:rFonts w:ascii="Cambria" w:hAnsi="Cambria" w:cstheme="minorHAnsi"/>
           <w:spacing w:val="-6"/>
           <w:w w:val="110"/>
           <w:sz w:val="20"/>
@@ -196,7 +194,7 @@
       </w:r>
       <w:r>
         <w:rPr>
-          <w:rFonts w:asciiTheme="minorHAnsi" w:hAnsiTheme="minorHAnsi" w:cstheme="minorHAnsi"/>
+          <w:rFonts w:ascii="Cambria" w:hAnsi="Cambria" w:cstheme="minorHAnsi"/>
           <w:w w:val="110"/>
           <w:sz w:val="20"/>
           <w:szCs w:val="20"/>
@@ -205,7 +203,7 @@
       </w:r>
       <w:r>
         <w:rPr>
-          <w:rFonts w:asciiTheme="minorHAnsi" w:hAnsiTheme="minorHAnsi" w:cstheme="minorHAnsi"/>
+          <w:rFonts w:ascii="Cambria" w:hAnsi="Cambria" w:cstheme="minorHAnsi"/>
           <w:spacing w:val="-6"/>
           <w:w w:val="110"/>
           <w:sz w:val="20"/>
@@ -215,7 +213,7 @@
       </w:r>
       <w:r>
         <w:rPr>
-          <w:rFonts w:asciiTheme="minorHAnsi" w:hAnsiTheme="minorHAnsi" w:cstheme="minorHAnsi"/>
+          <w:rFonts w:ascii="Cambria" w:hAnsi="Cambria" w:cstheme="minorHAnsi"/>
           <w:w w:val="110"/>
           <w:sz w:val="20"/>
           <w:szCs w:val="20"/>
@@ -224,7 +222,7 @@
       </w:r>
       <w:r>
         <w:rPr>
-          <w:rFonts w:asciiTheme="minorHAnsi" w:hAnsiTheme="minorHAnsi" w:cstheme="minorHAnsi"/>
+          <w:rFonts w:ascii="Cambria" w:hAnsi="Cambria" w:cstheme="minorHAnsi"/>
           <w:spacing w:val="-11"/>
           <w:w w:val="110"/>
           <w:sz w:val="20"/>
@@ -234,7 +232,7 @@
       </w:r>
       <w:r>
         <w:rPr>
-          <w:rFonts w:asciiTheme="minorHAnsi" w:hAnsiTheme="minorHAnsi" w:cstheme="minorHAnsi"/>
+          <w:rFonts w:ascii="Cambria" w:hAnsi="Cambria" w:cstheme="minorHAnsi"/>
           <w:w w:val="110"/>
           <w:sz w:val="20"/>
           <w:szCs w:val="20"/>
@@ -243,7 +241,7 @@
       </w:r>
       <w:r>
         <w:rPr>
-          <w:rFonts w:asciiTheme="minorHAnsi" w:hAnsiTheme="minorHAnsi" w:cstheme="minorHAnsi"/>
+          <w:rFonts w:ascii="Cambria" w:hAnsi="Cambria" w:cstheme="minorHAnsi"/>
           <w:spacing w:val="-6"/>
           <w:w w:val="110"/>
           <w:sz w:val="20"/>
@@ -253,7 +251,7 @@
       </w:r>
       <w:r>
         <w:rPr>
-          <w:rFonts w:asciiTheme="minorHAnsi" w:hAnsiTheme="minorHAnsi" w:cstheme="minorHAnsi"/>
+          <w:rFonts w:ascii="Cambria" w:hAnsi="Cambria" w:cstheme="minorHAnsi"/>
           <w:spacing w:val="-2"/>
           <w:w w:val="110"/>
           <w:sz w:val="20"/>
@@ -263,7 +261,7 @@
       </w:r>
       <w:r>
         <w:rPr>
-          <w:rFonts w:asciiTheme="minorHAnsi" w:hAnsiTheme="minorHAnsi" w:cstheme="minorHAnsi"/>
+          <w:rFonts w:ascii="Cambria" w:hAnsi="Cambria" w:cstheme="minorHAnsi"/>
           <w:sz w:val="20"/>
           <w:szCs w:val="20"/>
         </w:rPr>
@@ -274,7 +272,7 @@
       <w:pPr>
         <w:spacing w:before="11"/>
         <w:rPr>
-          <w:rFonts w:asciiTheme="minorHAnsi" w:hAnsiTheme="minorHAnsi" w:cstheme="minorHAnsi"/>
+          <w:rFonts w:ascii="Cambria" w:hAnsi="Cambria" w:cstheme="minorHAnsi"/>
           <w:color w:val="000000" w:themeColor="text1"/>
           <w:sz w:val="21"/>
         </w:rPr>
@@ -284,7 +282,7 @@
       <w:pPr>
         <w:spacing w:before="11"/>
         <w:rPr>
-          <w:rFonts w:asciiTheme="minorHAnsi" w:hAnsiTheme="minorHAnsi" w:cstheme="minorHAnsi"/>
+          <w:rFonts w:ascii="Cambria" w:hAnsi="Cambria" w:cstheme="minorHAnsi"/>
           <w:color w:val="000000" w:themeColor="text1"/>
           <w:sz w:val="21"/>
         </w:rPr>
@@ -300,15 +298,15 @@
       <w:pPr>
         <w:pStyle w:val="BodyText"/>
         <w:rPr>
-          <w:rFonts w:asciiTheme="minorHAnsi" w:hAnsiTheme="minorHAnsi" w:cstheme="minorHAnsi"/>
-          <w:b/>
-          <w:sz w:val="20"/>
-          <w:szCs w:val="20"/>
-        </w:rPr>
-      </w:pPr>
-      <w:r>
-        <w:rPr>
-          <w:rFonts w:asciiTheme="minorHAnsi" w:hAnsiTheme="minorHAnsi" w:cstheme="minorHAnsi"/>
+          <w:rFonts w:ascii="Cambria" w:hAnsi="Cambria" w:cstheme="minorHAnsi"/>
+          <w:b/>
+          <w:sz w:val="20"/>
+          <w:szCs w:val="20"/>
+        </w:rPr>
+      </w:pPr>
+      <w:r>
+        <w:rPr>
+          <w:rFonts w:ascii="Cambria" w:hAnsi="Cambria" w:cstheme="minorHAnsi"/>
           <w:b/>
           <w:sz w:val="20"/>
           <w:szCs w:val="20"/>
@@ -317,7 +315,7 @@
       </w:r>
       <w:r>
         <w:rPr>
-          <w:rFonts w:asciiTheme="minorHAnsi" w:hAnsiTheme="minorHAnsi" w:cstheme="minorHAnsi"/>
+          <w:rFonts w:ascii="Cambria" w:hAnsi="Cambria" w:cstheme="minorHAnsi"/>
           <w:b/>
           <w:sz w:val="20"/>
           <w:szCs w:val="20"/>
@@ -326,7 +324,7 @@
       </w:r>
       <w:r>
         <w:rPr>
-          <w:rFonts w:asciiTheme="minorHAnsi" w:hAnsiTheme="minorHAnsi" w:cstheme="minorHAnsi"/>
+          <w:rFonts w:ascii="Cambria" w:hAnsi="Cambria" w:cstheme="minorHAnsi"/>
           <w:b/>
           <w:spacing w:val="8"/>
           <w:sz w:val="20"/>
@@ -336,7 +334,7 @@
       </w:r>
       <w:r>
         <w:rPr>
-          <w:rFonts w:asciiTheme="minorHAnsi" w:hAnsiTheme="minorHAnsi" w:cstheme="minorHAnsi"/>
+          <w:rFonts w:ascii="Cambria" w:hAnsi="Cambria" w:cstheme="minorHAnsi"/>
           <w:b/>
           <w:sz w:val="20"/>
           <w:szCs w:val="20"/>
@@ -345,7 +343,7 @@
       </w:r>
       <w:r>
         <w:rPr>
-          <w:rFonts w:asciiTheme="minorHAnsi" w:hAnsiTheme="minorHAnsi" w:cstheme="minorHAnsi"/>
+          <w:rFonts w:ascii="Cambria" w:hAnsi="Cambria" w:cstheme="minorHAnsi"/>
           <w:b/>
           <w:spacing w:val="9"/>
           <w:sz w:val="20"/>
@@ -355,7 +353,7 @@
       </w:r>
       <w:r>
         <w:rPr>
-          <w:rFonts w:asciiTheme="minorHAnsi" w:hAnsiTheme="minorHAnsi" w:cstheme="minorHAnsi"/>
+          <w:rFonts w:ascii="Cambria" w:hAnsi="Cambria" w:cstheme="minorHAnsi"/>
           <w:b/>
           <w:sz w:val="20"/>
           <w:szCs w:val="20"/>
@@ -364,7 +362,7 @@
       </w:r>
       <w:r>
         <w:rPr>
-          <w:rFonts w:asciiTheme="minorHAnsi" w:hAnsiTheme="minorHAnsi" w:cstheme="minorHAnsi"/>
+          <w:rFonts w:ascii="Cambria" w:hAnsi="Cambria" w:cstheme="minorHAnsi"/>
           <w:b/>
           <w:spacing w:val="9"/>
           <w:sz w:val="20"/>
@@ -374,7 +372,7 @@
       </w:r>
       <w:r>
         <w:rPr>
-          <w:rFonts w:asciiTheme="minorHAnsi" w:hAnsiTheme="minorHAnsi" w:cstheme="minorHAnsi"/>
+          <w:rFonts w:ascii="Cambria" w:hAnsi="Cambria" w:cstheme="minorHAnsi"/>
           <w:b/>
           <w:spacing w:val="-4"/>
           <w:sz w:val="20"/>
@@ -387,15 +385,15 @@
       <w:pPr>
         <w:pStyle w:val="BodyText"/>
         <w:rPr>
-          <w:rFonts w:asciiTheme="minorHAnsi" w:hAnsiTheme="minorHAnsi" w:cstheme="minorHAnsi"/>
-          <w:b/>
-          <w:sz w:val="20"/>
-          <w:szCs w:val="20"/>
-        </w:rPr>
-      </w:pPr>
-      <w:r>
-        <w:rPr>
-          <w:rFonts w:asciiTheme="minorHAnsi" w:hAnsiTheme="minorHAnsi" w:cstheme="minorHAnsi"/>
+          <w:rFonts w:ascii="Cambria" w:hAnsi="Cambria" w:cstheme="minorHAnsi"/>
+          <w:b/>
+          <w:sz w:val="20"/>
+          <w:szCs w:val="20"/>
+        </w:rPr>
+      </w:pPr>
+      <w:r>
+        <w:rPr>
+          <w:rFonts w:ascii="Cambria" w:hAnsi="Cambria" w:cstheme="minorHAnsi"/>
           <w:b/>
           <w:sz w:val="20"/>
           <w:szCs w:val="20"/>
@@ -404,7 +402,7 @@
       </w:r>
       <w:r>
         <w:rPr>
-          <w:rFonts w:asciiTheme="minorHAnsi" w:hAnsiTheme="minorHAnsi" w:cstheme="minorHAnsi"/>
+          <w:rFonts w:ascii="Cambria" w:hAnsi="Cambria" w:cstheme="minorHAnsi"/>
           <w:b/>
           <w:spacing w:val="-3"/>
           <w:sz w:val="20"/>
@@ -414,7 +412,7 @@
       </w:r>
       <w:r>
         <w:rPr>
-          <w:rFonts w:asciiTheme="minorHAnsi" w:hAnsiTheme="minorHAnsi" w:cstheme="minorHAnsi"/>
+          <w:rFonts w:ascii="Cambria" w:hAnsi="Cambria" w:cstheme="minorHAnsi"/>
           <w:b/>
           <w:sz w:val="20"/>
           <w:szCs w:val="20"/>
@@ -423,7 +421,7 @@
       </w:r>
       <w:r>
         <w:rPr>
-          <w:rFonts w:asciiTheme="minorHAnsi" w:hAnsiTheme="minorHAnsi" w:cstheme="minorHAnsi"/>
+          <w:rFonts w:ascii="Cambria" w:hAnsi="Cambria" w:cstheme="minorHAnsi"/>
           <w:b/>
           <w:spacing w:val="-3"/>
           <w:sz w:val="20"/>
@@ -433,7 +431,7 @@
       </w:r>
       <w:r>
         <w:rPr>
-          <w:rFonts w:asciiTheme="minorHAnsi" w:hAnsiTheme="minorHAnsi" w:cstheme="minorHAnsi"/>
+          <w:rFonts w:ascii="Cambria" w:hAnsi="Cambria" w:cstheme="minorHAnsi"/>
           <w:b/>
           <w:sz w:val="20"/>
           <w:szCs w:val="20"/>
@@ -442,7 +440,7 @@
       </w:r>
       <w:r>
         <w:rPr>
-          <w:rFonts w:asciiTheme="minorHAnsi" w:hAnsiTheme="minorHAnsi" w:cstheme="minorHAnsi"/>
+          <w:rFonts w:ascii="Cambria" w:hAnsi="Cambria" w:cstheme="minorHAnsi"/>
           <w:b/>
           <w:spacing w:val="-9"/>
           <w:sz w:val="20"/>
@@ -452,7 +450,7 @@
       </w:r>
       <w:r>
         <w:rPr>
-          <w:rFonts w:asciiTheme="minorHAnsi" w:hAnsiTheme="minorHAnsi" w:cstheme="minorHAnsi"/>
+          <w:rFonts w:ascii="Cambria" w:hAnsi="Cambria" w:cstheme="minorHAnsi"/>
           <w:b/>
           <w:spacing w:val="-2"/>
           <w:sz w:val="20"/>
@@ -466,7 +464,7 @@
         <w:pStyle w:val="BodyText"/>
         <w:spacing w:before="47"/>
         <w:rPr>
-          <w:rFonts w:asciiTheme="minorHAnsi" w:hAnsiTheme="minorHAnsi" w:cstheme="minorHAnsi"/>
+          <w:rFonts w:ascii="Cambria" w:hAnsi="Cambria" w:cstheme="minorHAnsi"/>
           <w:b/>
         </w:rPr>
       </w:pPr>
@@ -477,13 +475,13 @@
         <w:spacing w:before="1"/>
         <w:ind w:left="0"/>
         <w:rPr>
-          <w:rFonts w:asciiTheme="minorHAnsi" w:hAnsiTheme="minorHAnsi" w:cstheme="minorHAnsi"/>
-          <w:b/>
-        </w:rPr>
-      </w:pPr>
-      <w:r>
-        <w:rPr>
-          <w:rFonts w:asciiTheme="minorHAnsi" w:hAnsiTheme="minorHAnsi" w:cstheme="minorHAnsi"/>
+          <w:rFonts w:ascii="Cambria" w:hAnsi="Cambria" w:cstheme="minorHAnsi"/>
+          <w:b/>
+        </w:rPr>
+      </w:pPr>
+      <w:r>
+        <w:rPr>
+          <w:rFonts w:ascii="Cambria" w:hAnsi="Cambria" w:cstheme="minorHAnsi"/>
           <w:b/>
           <w:color w:val="002878"/>
           <w:spacing w:val="-2"/>
@@ -496,19 +494,22 @@
       <w:pPr>
         <w:pStyle w:val="BodyText"/>
         <w:rPr>
-          <w:rFonts w:asciiTheme="minorHAnsi" w:hAnsiTheme="minorHAnsi" w:cstheme="minorHAnsi"/>
-          <w:b/>
-          <w:sz w:val="20"/>
-          <w:szCs w:val="20"/>
-        </w:rPr>
-      </w:pPr>
-      <w:r>
+          <w:rFonts w:ascii="Cambria" w:hAnsi="Cambria" w:cstheme="minorHAnsi"/>
+          <w:b/>
+          <w:sz w:val="20"/>
+          <w:szCs w:val="20"/>
+        </w:rPr>
+      </w:pPr>
+      <w:r>
+        <w:rPr>
+          <w:rFonts w:ascii="Cambria" w:hAnsi="Cambria"/>
+        </w:rPr>
         <w:br w:type="column"/>
       </w:r>
       <w:hyperlink r:id="rId5">
         <w:r>
           <w:rPr>
-            <w:rFonts w:asciiTheme="minorHAnsi" w:hAnsiTheme="minorHAnsi" w:cstheme="minorHAnsi"/>
+            <w:rFonts w:ascii="Cambria" w:hAnsi="Cambria" w:cstheme="minorHAnsi"/>
             <w:b/>
             <w:color w:val="374246"/>
             <w:spacing w:val="-2"/>
@@ -523,13 +524,16 @@
       <w:pPr>
         <w:pStyle w:val="BodyText"/>
         <w:rPr>
-          <w:rFonts w:asciiTheme="minorHAnsi" w:hAnsiTheme="minorHAnsi" w:cstheme="minorHAnsi"/>
-          <w:b/>
-          <w:sz w:val="20"/>
-          <w:szCs w:val="20"/>
-        </w:rPr>
-      </w:pPr>
-      <w:r>
+          <w:rFonts w:ascii="Cambria" w:hAnsi="Cambria" w:cstheme="minorHAnsi"/>
+          <w:b/>
+          <w:sz w:val="20"/>
+          <w:szCs w:val="20"/>
+        </w:rPr>
+      </w:pPr>
+      <w:r>
+        <w:rPr>
+          <w:rFonts w:ascii="Cambria" w:hAnsi="Cambria"/>
+        </w:rPr>
         <w:br w:type="column"/>
       </w:r>
       <w:hyperlink r:id="rId6" w:history="1">
@@ -537,7 +541,7 @@
         <w:r>
           <w:rPr>
             <w:rStyle w:val="Hyperlink"/>
-            <w:rFonts w:asciiTheme="minorHAnsi" w:hAnsiTheme="minorHAnsi" w:cstheme="minorHAnsi"/>
+            <w:rFonts w:ascii="Cambria" w:hAnsi="Cambria" w:cstheme="minorHAnsi"/>
             <w:b/>
             <w:w w:val="105"/>
             <w:sz w:val="20"/>
@@ -551,7 +555,7 @@
     <w:p>
       <w:pPr>
         <w:rPr>
-          <w:rFonts w:asciiTheme="minorHAnsi" w:hAnsiTheme="minorHAnsi" w:cstheme="minorHAnsi"/>
+          <w:rFonts w:ascii="Cambria" w:hAnsi="Cambria" w:cstheme="minorHAnsi"/>
           <w:sz w:val="15"/>
         </w:rPr>
         <w:sectPr>
@@ -570,31 +574,47 @@
       <w:pPr>
         <w:pStyle w:val="BodyText"/>
         <w:rPr>
-          <w:rFonts w:asciiTheme="minorHAnsi" w:hAnsiTheme="minorHAnsi" w:cstheme="minorHAnsi"/>
-          <w:sz w:val="20"/>
-          <w:szCs w:val="20"/>
-        </w:rPr>
-      </w:pPr>
-      <w:r>
-        <w:rPr>
-          <w:rFonts w:asciiTheme="minorHAnsi" w:hAnsiTheme="minorHAnsi" w:cstheme="minorHAnsi"/>
-          <w:sz w:val="20"/>
-          <w:szCs w:val="20"/>
-        </w:rPr>
-        <w:t>I am an experienced mid-level software engineer with a proven track record of developing high-quality and scalable web applications.</w:t>
-      </w:r>
-      <w:r>
-        <w:rPr>
-          <w:rFonts w:asciiTheme="minorHAnsi" w:hAnsiTheme="minorHAnsi" w:cstheme="minorHAnsi"/>
-          <w:sz w:val="20"/>
-          <w:szCs w:val="20"/>
-        </w:rPr>
-        <w:t xml:space="preserve"> My expertise spans across frontend development majorly with little backend development experience, utilizing technologies such as React, Typescript, </w:t>
+          <w:rFonts w:ascii="Cambria" w:hAnsi="Cambria" w:cstheme="minorHAnsi"/>
+          <w:sz w:val="20"/>
+          <w:szCs w:val="20"/>
+        </w:rPr>
+      </w:pPr>
+      <w:r>
+        <w:rPr>
+          <w:rFonts w:ascii="Cambria" w:hAnsi="Cambria" w:cstheme="minorHAnsi"/>
+          <w:sz w:val="20"/>
+          <w:szCs w:val="20"/>
+        </w:rPr>
+        <w:t xml:space="preserve">My expertise spans across frontend development majorly with </w:t>
+      </w:r>
+      <w:r>
+        <w:rPr>
+          <w:rFonts w:ascii="Cambria" w:hAnsi="Cambria" w:cstheme="minorHAnsi"/>
+          <w:sz w:val="20"/>
+          <w:szCs w:val="20"/>
+        </w:rPr>
+        <w:t>intermediate</w:t>
+      </w:r>
+      <w:r>
+        <w:rPr>
+          <w:rFonts w:ascii="Cambria" w:hAnsi="Cambria" w:cstheme="minorHAnsi"/>
+          <w:sz w:val="20"/>
+          <w:szCs w:val="20"/>
+        </w:rPr>
+        <w:t xml:space="preserve"> backend development experience, utilizing technologies such as React, Typescript,</w:t>
+      </w:r>
+      <w:r>
+        <w:rPr>
+          <w:rFonts w:ascii="Cambria" w:hAnsi="Cambria" w:cstheme="minorHAnsi"/>
+          <w:sz w:val="20"/>
+          <w:szCs w:val="20"/>
+        </w:rPr>
+        <w:t xml:space="preserve"> </w:t>
       </w:r>
       <w:proofErr w:type="spellStart"/>
       <w:r>
         <w:rPr>
-          <w:rFonts w:asciiTheme="minorHAnsi" w:hAnsiTheme="minorHAnsi" w:cstheme="minorHAnsi"/>
+          <w:rFonts w:ascii="Cambria" w:hAnsi="Cambria" w:cstheme="minorHAnsi"/>
           <w:sz w:val="20"/>
           <w:szCs w:val="20"/>
         </w:rPr>
@@ -603,26 +623,18 @@
       <w:proofErr w:type="spellEnd"/>
       <w:r>
         <w:rPr>
-          <w:rFonts w:asciiTheme="minorHAnsi" w:hAnsiTheme="minorHAnsi" w:cstheme="minorHAnsi"/>
-          <w:sz w:val="20"/>
-          <w:szCs w:val="20"/>
-        </w:rPr>
-        <w:t xml:space="preserve"> and PostgreSQL.</w:t>
-      </w:r>
-      <w:r>
-        <w:rPr>
-          <w:rFonts w:asciiTheme="minorHAnsi" w:hAnsiTheme="minorHAnsi" w:cstheme="minorHAnsi"/>
-          <w:sz w:val="20"/>
-          <w:szCs w:val="20"/>
-        </w:rPr>
-        <w:t xml:space="preserve"> While I still focus on delivering high-quality code, my biggest value-add nowadays is building a high-performance and cost-saving codebases with best practices and the latest tech stack.</w:t>
+          <w:rFonts w:ascii="Cambria" w:hAnsi="Cambria" w:cstheme="minorHAnsi"/>
+          <w:sz w:val="20"/>
+          <w:szCs w:val="20"/>
+        </w:rPr>
+        <w:t>, Node.js, PostgreSQL, to name a few.</w:t>
       </w:r>
     </w:p>
     <w:p>
       <w:pPr>
         <w:pStyle w:val="BodyText"/>
         <w:rPr>
-          <w:rFonts w:asciiTheme="minorHAnsi" w:hAnsiTheme="minorHAnsi" w:cstheme="minorHAnsi"/>
+          <w:rFonts w:ascii="Cambria" w:hAnsi="Cambria" w:cstheme="minorHAnsi"/>
           <w:sz w:val="20"/>
           <w:szCs w:val="20"/>
         </w:rPr>
@@ -632,14 +644,14 @@
       <w:pPr>
         <w:pStyle w:val="BodyText"/>
         <w:rPr>
-          <w:rFonts w:asciiTheme="minorHAnsi" w:hAnsiTheme="minorHAnsi" w:cstheme="minorHAnsi"/>
-          <w:sz w:val="20"/>
-          <w:szCs w:val="20"/>
-        </w:rPr>
-      </w:pPr>
-      <w:r>
-        <w:rPr>
-          <w:rFonts w:asciiTheme="minorHAnsi" w:hAnsiTheme="minorHAnsi" w:cstheme="minorHAnsi"/>
+          <w:rFonts w:ascii="Cambria" w:hAnsi="Cambria" w:cstheme="minorHAnsi"/>
+          <w:sz w:val="20"/>
+          <w:szCs w:val="20"/>
+        </w:rPr>
+      </w:pPr>
+      <w:r>
+        <w:rPr>
+          <w:rFonts w:ascii="Cambria" w:hAnsi="Cambria" w:cstheme="minorHAnsi"/>
           <w:sz w:val="20"/>
           <w:szCs w:val="20"/>
         </w:rPr>
@@ -651,7 +663,7 @@
         <w:pStyle w:val="BodyText"/>
         <w:spacing w:before="49"/>
         <w:rPr>
-          <w:rFonts w:asciiTheme="minorHAnsi" w:hAnsiTheme="minorHAnsi" w:cstheme="minorHAnsi"/>
+          <w:rFonts w:ascii="Cambria" w:hAnsi="Cambria" w:cstheme="minorHAnsi"/>
           <w:sz w:val="23"/>
         </w:rPr>
       </w:pPr>
@@ -661,13 +673,13 @@
         <w:pStyle w:val="Heading1"/>
         <w:spacing w:before="1"/>
         <w:rPr>
-          <w:rFonts w:asciiTheme="minorHAnsi" w:hAnsiTheme="minorHAnsi" w:cstheme="minorHAnsi"/>
-          <w:b/>
-        </w:rPr>
-      </w:pPr>
-      <w:r>
-        <w:rPr>
-          <w:rFonts w:asciiTheme="minorHAnsi" w:hAnsiTheme="minorHAnsi" w:cstheme="minorHAnsi"/>
+          <w:rFonts w:ascii="Cambria" w:hAnsi="Cambria" w:cstheme="minorHAnsi"/>
+          <w:b/>
+        </w:rPr>
+      </w:pPr>
+      <w:r>
+        <w:rPr>
+          <w:rFonts w:ascii="Cambria" w:hAnsi="Cambria" w:cstheme="minorHAnsi"/>
           <w:b/>
           <w:color w:val="002878"/>
           <w:spacing w:val="-2"/>
@@ -681,7 +693,7 @@
         <w:pStyle w:val="Heading2"/>
         <w:spacing w:before="141"/>
         <w:rPr>
-          <w:rFonts w:asciiTheme="minorHAnsi" w:hAnsiTheme="minorHAnsi" w:cstheme="minorHAnsi"/>
+          <w:rFonts w:ascii="Cambria" w:hAnsi="Cambria" w:cstheme="minorHAnsi"/>
           <w:b/>
           <w:sz w:val="22"/>
           <w:szCs w:val="22"/>
@@ -689,7 +701,7 @@
       </w:pPr>
       <w:r>
         <w:rPr>
-          <w:rFonts w:asciiTheme="minorHAnsi" w:hAnsiTheme="minorHAnsi" w:cstheme="minorHAnsi"/>
+          <w:rFonts w:ascii="Cambria" w:hAnsi="Cambria" w:cstheme="minorHAnsi"/>
           <w:b/>
           <w:color w:val="002878"/>
           <w:w w:val="105"/>
@@ -700,7 +712,7 @@
       </w:r>
       <w:r>
         <w:rPr>
-          <w:rFonts w:asciiTheme="minorHAnsi" w:hAnsiTheme="minorHAnsi" w:cstheme="minorHAnsi"/>
+          <w:rFonts w:ascii="Cambria" w:hAnsi="Cambria" w:cstheme="minorHAnsi"/>
           <w:b/>
           <w:color w:val="002878"/>
           <w:spacing w:val="-6"/>
@@ -712,7 +724,7 @@
       </w:r>
       <w:r>
         <w:rPr>
-          <w:rFonts w:asciiTheme="minorHAnsi" w:hAnsiTheme="minorHAnsi" w:cstheme="minorHAnsi"/>
+          <w:rFonts w:ascii="Cambria" w:hAnsi="Cambria" w:cstheme="minorHAnsi"/>
           <w:b/>
           <w:color w:val="002878"/>
           <w:spacing w:val="-2"/>
@@ -727,7 +739,7 @@
       <w:pPr>
         <w:pStyle w:val="Heading3"/>
         <w:rPr>
-          <w:rFonts w:asciiTheme="minorHAnsi" w:hAnsiTheme="minorHAnsi" w:cstheme="minorHAnsi"/>
+          <w:rFonts w:ascii="Cambria" w:hAnsi="Cambria" w:cstheme="minorHAnsi"/>
           <w:color w:val="000000" w:themeColor="text1"/>
           <w:sz w:val="22"/>
           <w:szCs w:val="22"/>
@@ -738,46 +750,13 @@
         <w:r>
           <w:rPr>
             <w:rStyle w:val="Hyperlink"/>
-            <w:rFonts w:asciiTheme="minorHAnsi" w:hAnsiTheme="minorHAnsi" w:cstheme="minorHAnsi"/>
+            <w:rFonts w:ascii="Cambria" w:hAnsi="Cambria" w:cstheme="minorHAnsi"/>
             <w:spacing w:val="-2"/>
             <w:w w:val="105"/>
             <w:sz w:val="22"/>
             <w:szCs w:val="22"/>
           </w:rPr>
-          <w:t>Ten</w:t>
-        </w:r>
-        <w:r>
-          <w:rPr>
-            <w:rStyle w:val="Hyperlink"/>
-            <w:rFonts w:asciiTheme="minorHAnsi" w:hAnsiTheme="minorHAnsi" w:cstheme="minorHAnsi"/>
-            <w:spacing w:val="-2"/>
-            <w:w w:val="105"/>
-            <w:sz w:val="22"/>
-            <w:szCs w:val="22"/>
-          </w:rPr>
-          <w:t>s</w:t>
-        </w:r>
-        <w:r>
-          <w:rPr>
-            <w:rStyle w:val="Hyperlink"/>
-            <w:rFonts w:asciiTheme="minorHAnsi" w:hAnsiTheme="minorHAnsi" w:cstheme="minorHAnsi"/>
-            <w:spacing w:val="-2"/>
-            <w:w w:val="105"/>
-            <w:sz w:val="22"/>
-            <w:szCs w:val="22"/>
-          </w:rPr>
-          <w:t>f</w:t>
-        </w:r>
-        <w:r>
-          <w:rPr>
-            <w:rStyle w:val="Hyperlink"/>
-            <w:rFonts w:asciiTheme="minorHAnsi" w:hAnsiTheme="minorHAnsi" w:cstheme="minorHAnsi"/>
-            <w:spacing w:val="-2"/>
-            <w:w w:val="105"/>
-            <w:sz w:val="22"/>
-            <w:szCs w:val="22"/>
-          </w:rPr>
-          <w:t>er</w:t>
+          <w:t>Tensfer</w:t>
         </w:r>
         <w:proofErr w:type="spellEnd"/>
       </w:hyperlink>
@@ -786,14 +765,14 @@
       <w:pPr>
         <w:pStyle w:val="BodyText"/>
         <w:rPr>
-          <w:rFonts w:asciiTheme="minorHAnsi" w:hAnsiTheme="minorHAnsi" w:cstheme="minorHAnsi"/>
-          <w:sz w:val="20"/>
-          <w:szCs w:val="20"/>
-        </w:rPr>
-      </w:pPr>
-      <w:r>
-        <w:rPr>
-          <w:rFonts w:asciiTheme="minorHAnsi" w:hAnsiTheme="minorHAnsi" w:cstheme="minorHAnsi"/>
+          <w:rFonts w:ascii="Cambria" w:hAnsi="Cambria" w:cstheme="minorHAnsi"/>
+          <w:sz w:val="20"/>
+          <w:szCs w:val="20"/>
+        </w:rPr>
+      </w:pPr>
+      <w:r>
+        <w:rPr>
+          <w:rFonts w:ascii="Cambria" w:hAnsi="Cambria" w:cstheme="minorHAnsi"/>
           <w:w w:val="110"/>
           <w:sz w:val="17"/>
           <w:szCs w:val="17"/>
@@ -802,7 +781,7 @@
       </w:r>
       <w:r>
         <w:rPr>
-          <w:rFonts w:asciiTheme="minorHAnsi" w:hAnsiTheme="minorHAnsi" w:cstheme="minorHAnsi"/>
+          <w:rFonts w:ascii="Cambria" w:hAnsi="Cambria" w:cstheme="minorHAnsi"/>
           <w:w w:val="110"/>
           <w:sz w:val="20"/>
           <w:szCs w:val="20"/>
@@ -811,7 +790,7 @@
       </w:r>
       <w:r>
         <w:rPr>
-          <w:rFonts w:asciiTheme="minorHAnsi" w:hAnsiTheme="minorHAnsi" w:cstheme="minorHAnsi"/>
+          <w:rFonts w:ascii="Cambria" w:hAnsi="Cambria" w:cstheme="minorHAnsi"/>
           <w:spacing w:val="-4"/>
           <w:w w:val="110"/>
           <w:sz w:val="20"/>
@@ -821,7 +800,7 @@
       </w:r>
       <w:r>
         <w:rPr>
-          <w:rFonts w:asciiTheme="minorHAnsi" w:hAnsiTheme="minorHAnsi" w:cstheme="minorHAnsi"/>
+          <w:rFonts w:ascii="Cambria" w:hAnsi="Cambria" w:cstheme="minorHAnsi"/>
           <w:w w:val="110"/>
           <w:sz w:val="20"/>
           <w:szCs w:val="20"/>
@@ -830,7 +809,7 @@
       </w:r>
       <w:r>
         <w:rPr>
-          <w:rFonts w:asciiTheme="minorHAnsi" w:hAnsiTheme="minorHAnsi" w:cstheme="minorHAnsi"/>
+          <w:rFonts w:ascii="Cambria" w:hAnsi="Cambria" w:cstheme="minorHAnsi"/>
           <w:spacing w:val="-4"/>
           <w:w w:val="110"/>
           <w:sz w:val="20"/>
@@ -840,7 +819,7 @@
       </w:r>
       <w:r>
         <w:rPr>
-          <w:rFonts w:asciiTheme="minorHAnsi" w:hAnsiTheme="minorHAnsi" w:cstheme="minorHAnsi"/>
+          <w:rFonts w:ascii="Cambria" w:hAnsi="Cambria" w:cstheme="minorHAnsi"/>
           <w:w w:val="110"/>
           <w:sz w:val="20"/>
           <w:szCs w:val="20"/>
@@ -849,7 +828,7 @@
       </w:r>
       <w:r>
         <w:rPr>
-          <w:rFonts w:asciiTheme="minorHAnsi" w:hAnsiTheme="minorHAnsi" w:cstheme="minorHAnsi"/>
+          <w:rFonts w:ascii="Cambria" w:hAnsi="Cambria" w:cstheme="minorHAnsi"/>
           <w:sz w:val="20"/>
           <w:szCs w:val="20"/>
         </w:rPr>
@@ -857,7 +836,7 @@
       </w:r>
       <w:r>
         <w:rPr>
-          <w:rFonts w:asciiTheme="minorHAnsi" w:hAnsiTheme="minorHAnsi" w:cstheme="minorHAnsi"/>
+          <w:rFonts w:ascii="Cambria" w:hAnsi="Cambria" w:cstheme="minorHAnsi"/>
           <w:w w:val="110"/>
           <w:sz w:val="20"/>
           <w:szCs w:val="20"/>
@@ -866,7 +845,7 @@
       </w:r>
       <w:r>
         <w:rPr>
-          <w:rFonts w:asciiTheme="minorHAnsi" w:hAnsiTheme="minorHAnsi" w:cstheme="minorHAnsi"/>
+          <w:rFonts w:ascii="Cambria" w:hAnsi="Cambria" w:cstheme="minorHAnsi"/>
           <w:spacing w:val="-5"/>
           <w:w w:val="110"/>
           <w:sz w:val="20"/>
@@ -876,7 +855,7 @@
       </w:r>
       <w:r>
         <w:rPr>
-          <w:rFonts w:asciiTheme="minorHAnsi" w:hAnsiTheme="minorHAnsi" w:cstheme="minorHAnsi"/>
+          <w:rFonts w:ascii="Cambria" w:hAnsi="Cambria" w:cstheme="minorHAnsi"/>
           <w:w w:val="110"/>
           <w:sz w:val="20"/>
           <w:szCs w:val="20"/>
@@ -892,14 +871,14 @@
           <w:numId w:val="3"/>
         </w:numPr>
         <w:rPr>
-          <w:rFonts w:asciiTheme="minorHAnsi" w:hAnsiTheme="minorHAnsi" w:cstheme="minorHAnsi"/>
-          <w:sz w:val="20"/>
-          <w:szCs w:val="20"/>
-        </w:rPr>
-      </w:pPr>
-      <w:r>
-        <w:rPr>
-          <w:rFonts w:asciiTheme="minorHAnsi" w:hAnsiTheme="minorHAnsi" w:cstheme="minorHAnsi"/>
+          <w:rFonts w:ascii="Cambria" w:hAnsi="Cambria" w:cstheme="minorHAnsi"/>
+          <w:sz w:val="20"/>
+          <w:szCs w:val="20"/>
+        </w:rPr>
+      </w:pPr>
+      <w:r>
+        <w:rPr>
+          <w:rFonts w:ascii="Cambria" w:hAnsi="Cambria" w:cstheme="minorHAnsi"/>
           <w:w w:val="110"/>
           <w:sz w:val="20"/>
           <w:szCs w:val="20"/>
@@ -908,7 +887,7 @@
       </w:r>
       <w:r>
         <w:rPr>
-          <w:rFonts w:asciiTheme="minorHAnsi" w:hAnsiTheme="minorHAnsi" w:cstheme="minorHAnsi"/>
+          <w:rFonts w:ascii="Cambria" w:hAnsi="Cambria" w:cstheme="minorHAnsi"/>
           <w:spacing w:val="-3"/>
           <w:w w:val="110"/>
           <w:sz w:val="20"/>
@@ -918,7 +897,7 @@
       </w:r>
       <w:r>
         <w:rPr>
-          <w:rFonts w:asciiTheme="minorHAnsi" w:hAnsiTheme="minorHAnsi" w:cstheme="minorHAnsi"/>
+          <w:rFonts w:ascii="Cambria" w:hAnsi="Cambria" w:cstheme="minorHAnsi"/>
           <w:w w:val="110"/>
           <w:sz w:val="20"/>
           <w:szCs w:val="20"/>
@@ -927,7 +906,7 @@
       </w:r>
       <w:r>
         <w:rPr>
-          <w:rFonts w:asciiTheme="minorHAnsi" w:hAnsiTheme="minorHAnsi" w:cstheme="minorHAnsi"/>
+          <w:rFonts w:ascii="Cambria" w:hAnsi="Cambria" w:cstheme="minorHAnsi"/>
           <w:spacing w:val="-4"/>
           <w:w w:val="110"/>
           <w:sz w:val="20"/>
@@ -937,7 +916,7 @@
       </w:r>
       <w:r>
         <w:rPr>
-          <w:rFonts w:asciiTheme="minorHAnsi" w:hAnsiTheme="minorHAnsi" w:cstheme="minorHAnsi"/>
+          <w:rFonts w:ascii="Cambria" w:hAnsi="Cambria" w:cstheme="minorHAnsi"/>
           <w:w w:val="110"/>
           <w:sz w:val="20"/>
           <w:szCs w:val="20"/>
@@ -946,7 +925,7 @@
       </w:r>
       <w:r>
         <w:rPr>
-          <w:rFonts w:asciiTheme="minorHAnsi" w:hAnsiTheme="minorHAnsi" w:cstheme="minorHAnsi"/>
+          <w:rFonts w:ascii="Cambria" w:hAnsi="Cambria" w:cstheme="minorHAnsi"/>
           <w:spacing w:val="-3"/>
           <w:w w:val="110"/>
           <w:sz w:val="20"/>
@@ -956,7 +935,7 @@
       </w:r>
       <w:r>
         <w:rPr>
-          <w:rFonts w:asciiTheme="minorHAnsi" w:hAnsiTheme="minorHAnsi" w:cstheme="minorHAnsi"/>
+          <w:rFonts w:ascii="Cambria" w:hAnsi="Cambria" w:cstheme="minorHAnsi"/>
           <w:w w:val="110"/>
           <w:sz w:val="20"/>
           <w:szCs w:val="20"/>
@@ -965,7 +944,7 @@
       </w:r>
       <w:r>
         <w:rPr>
-          <w:rFonts w:asciiTheme="minorHAnsi" w:hAnsiTheme="minorHAnsi" w:cstheme="minorHAnsi"/>
+          <w:rFonts w:ascii="Cambria" w:hAnsi="Cambria" w:cstheme="minorHAnsi"/>
           <w:spacing w:val="-3"/>
           <w:w w:val="110"/>
           <w:sz w:val="20"/>
@@ -975,7 +954,7 @@
       </w:r>
       <w:r>
         <w:rPr>
-          <w:rFonts w:asciiTheme="minorHAnsi" w:hAnsiTheme="minorHAnsi" w:cstheme="minorHAnsi"/>
+          <w:rFonts w:ascii="Cambria" w:hAnsi="Cambria" w:cstheme="minorHAnsi"/>
           <w:w w:val="110"/>
           <w:sz w:val="20"/>
           <w:szCs w:val="20"/>
@@ -984,7 +963,7 @@
       </w:r>
       <w:r>
         <w:rPr>
-          <w:rFonts w:asciiTheme="minorHAnsi" w:hAnsiTheme="minorHAnsi" w:cstheme="minorHAnsi"/>
+          <w:rFonts w:ascii="Cambria" w:hAnsi="Cambria" w:cstheme="minorHAnsi"/>
           <w:spacing w:val="-4"/>
           <w:w w:val="110"/>
           <w:sz w:val="20"/>
@@ -994,7 +973,7 @@
       </w:r>
       <w:r>
         <w:rPr>
-          <w:rFonts w:asciiTheme="minorHAnsi" w:hAnsiTheme="minorHAnsi" w:cstheme="minorHAnsi"/>
+          <w:rFonts w:ascii="Cambria" w:hAnsi="Cambria" w:cstheme="minorHAnsi"/>
           <w:w w:val="110"/>
           <w:sz w:val="20"/>
           <w:szCs w:val="20"/>
@@ -1003,7 +982,7 @@
       </w:r>
       <w:r>
         <w:rPr>
-          <w:rFonts w:asciiTheme="minorHAnsi" w:hAnsiTheme="minorHAnsi" w:cstheme="minorHAnsi"/>
+          <w:rFonts w:ascii="Cambria" w:hAnsi="Cambria" w:cstheme="minorHAnsi"/>
           <w:spacing w:val="-3"/>
           <w:w w:val="110"/>
           <w:sz w:val="20"/>
@@ -1013,7 +992,7 @@
       </w:r>
       <w:r>
         <w:rPr>
-          <w:rFonts w:asciiTheme="minorHAnsi" w:hAnsiTheme="minorHAnsi" w:cstheme="minorHAnsi"/>
+          <w:rFonts w:ascii="Cambria" w:hAnsi="Cambria" w:cstheme="minorHAnsi"/>
           <w:w w:val="110"/>
           <w:sz w:val="20"/>
           <w:szCs w:val="20"/>
@@ -1022,7 +1001,7 @@
       </w:r>
       <w:r>
         <w:rPr>
-          <w:rFonts w:asciiTheme="minorHAnsi" w:hAnsiTheme="minorHAnsi" w:cstheme="minorHAnsi"/>
+          <w:rFonts w:ascii="Cambria" w:hAnsi="Cambria" w:cstheme="minorHAnsi"/>
           <w:spacing w:val="-3"/>
           <w:w w:val="110"/>
           <w:sz w:val="20"/>
@@ -1032,7 +1011,7 @@
       </w:r>
       <w:r>
         <w:rPr>
-          <w:rFonts w:asciiTheme="minorHAnsi" w:hAnsiTheme="minorHAnsi" w:cstheme="minorHAnsi"/>
+          <w:rFonts w:ascii="Cambria" w:hAnsi="Cambria" w:cstheme="minorHAnsi"/>
           <w:w w:val="110"/>
           <w:sz w:val="20"/>
           <w:szCs w:val="20"/>
@@ -1041,7 +1020,7 @@
       </w:r>
       <w:r>
         <w:rPr>
-          <w:rFonts w:asciiTheme="minorHAnsi" w:hAnsiTheme="minorHAnsi" w:cstheme="minorHAnsi"/>
+          <w:rFonts w:ascii="Cambria" w:hAnsi="Cambria" w:cstheme="minorHAnsi"/>
           <w:spacing w:val="-4"/>
           <w:w w:val="110"/>
           <w:sz w:val="20"/>
@@ -1051,7 +1030,7 @@
       </w:r>
       <w:r>
         <w:rPr>
-          <w:rFonts w:asciiTheme="minorHAnsi" w:hAnsiTheme="minorHAnsi" w:cstheme="minorHAnsi"/>
+          <w:rFonts w:ascii="Cambria" w:hAnsi="Cambria" w:cstheme="minorHAnsi"/>
           <w:w w:val="110"/>
           <w:sz w:val="20"/>
           <w:szCs w:val="20"/>
@@ -1060,7 +1039,7 @@
       </w:r>
       <w:r>
         <w:rPr>
-          <w:rFonts w:asciiTheme="minorHAnsi" w:hAnsiTheme="minorHAnsi" w:cstheme="minorHAnsi"/>
+          <w:rFonts w:ascii="Cambria" w:hAnsi="Cambria" w:cstheme="minorHAnsi"/>
           <w:spacing w:val="-3"/>
           <w:w w:val="110"/>
           <w:sz w:val="20"/>
@@ -1070,7 +1049,7 @@
       </w:r>
       <w:r>
         <w:rPr>
-          <w:rFonts w:asciiTheme="minorHAnsi" w:hAnsiTheme="minorHAnsi" w:cstheme="minorHAnsi"/>
+          <w:rFonts w:ascii="Cambria" w:hAnsi="Cambria" w:cstheme="minorHAnsi"/>
           <w:w w:val="110"/>
           <w:sz w:val="20"/>
           <w:szCs w:val="20"/>
@@ -1079,7 +1058,7 @@
       </w:r>
       <w:r>
         <w:rPr>
-          <w:rFonts w:asciiTheme="minorHAnsi" w:hAnsiTheme="minorHAnsi" w:cstheme="minorHAnsi"/>
+          <w:rFonts w:ascii="Cambria" w:hAnsi="Cambria" w:cstheme="minorHAnsi"/>
           <w:spacing w:val="-3"/>
           <w:w w:val="110"/>
           <w:sz w:val="20"/>
@@ -1089,7 +1068,7 @@
       </w:r>
       <w:r>
         <w:rPr>
-          <w:rFonts w:asciiTheme="minorHAnsi" w:hAnsiTheme="minorHAnsi" w:cstheme="minorHAnsi"/>
+          <w:rFonts w:ascii="Cambria" w:hAnsi="Cambria" w:cstheme="minorHAnsi"/>
           <w:w w:val="110"/>
           <w:sz w:val="20"/>
           <w:szCs w:val="20"/>
@@ -1098,7 +1077,7 @@
       </w:r>
       <w:r>
         <w:rPr>
-          <w:rFonts w:asciiTheme="minorHAnsi" w:hAnsiTheme="minorHAnsi" w:cstheme="minorHAnsi"/>
+          <w:rFonts w:ascii="Cambria" w:hAnsi="Cambria" w:cstheme="minorHAnsi"/>
           <w:spacing w:val="-4"/>
           <w:w w:val="110"/>
           <w:sz w:val="20"/>
@@ -1108,7 +1087,7 @@
       </w:r>
       <w:r>
         <w:rPr>
-          <w:rFonts w:asciiTheme="minorHAnsi" w:hAnsiTheme="minorHAnsi" w:cstheme="minorHAnsi"/>
+          <w:rFonts w:ascii="Cambria" w:hAnsi="Cambria" w:cstheme="minorHAnsi"/>
           <w:w w:val="110"/>
           <w:sz w:val="20"/>
           <w:szCs w:val="20"/>
@@ -1117,7 +1096,7 @@
       </w:r>
       <w:r>
         <w:rPr>
-          <w:rFonts w:asciiTheme="minorHAnsi" w:hAnsiTheme="minorHAnsi" w:cstheme="minorHAnsi"/>
+          <w:rFonts w:ascii="Cambria" w:hAnsi="Cambria" w:cstheme="minorHAnsi"/>
           <w:spacing w:val="-3"/>
           <w:w w:val="110"/>
           <w:sz w:val="20"/>
@@ -1127,7 +1106,7 @@
       </w:r>
       <w:r>
         <w:rPr>
-          <w:rFonts w:asciiTheme="minorHAnsi" w:hAnsiTheme="minorHAnsi" w:cstheme="minorHAnsi"/>
+          <w:rFonts w:ascii="Cambria" w:hAnsi="Cambria" w:cstheme="minorHAnsi"/>
           <w:w w:val="110"/>
           <w:sz w:val="20"/>
           <w:szCs w:val="20"/>
@@ -1136,7 +1115,7 @@
       </w:r>
       <w:r>
         <w:rPr>
-          <w:rFonts w:asciiTheme="minorHAnsi" w:hAnsiTheme="minorHAnsi" w:cstheme="minorHAnsi"/>
+          <w:rFonts w:ascii="Cambria" w:hAnsi="Cambria" w:cstheme="minorHAnsi"/>
           <w:spacing w:val="-3"/>
           <w:w w:val="110"/>
           <w:sz w:val="20"/>
@@ -1146,7 +1125,7 @@
       </w:r>
       <w:r>
         <w:rPr>
-          <w:rFonts w:asciiTheme="minorHAnsi" w:hAnsiTheme="minorHAnsi" w:cstheme="minorHAnsi"/>
+          <w:rFonts w:ascii="Cambria" w:hAnsi="Cambria" w:cstheme="minorHAnsi"/>
           <w:w w:val="110"/>
           <w:sz w:val="20"/>
           <w:szCs w:val="20"/>
@@ -1155,7 +1134,7 @@
       </w:r>
       <w:r>
         <w:rPr>
-          <w:rFonts w:asciiTheme="minorHAnsi" w:hAnsiTheme="minorHAnsi" w:cstheme="minorHAnsi"/>
+          <w:rFonts w:ascii="Cambria" w:hAnsi="Cambria" w:cstheme="minorHAnsi"/>
           <w:spacing w:val="-4"/>
           <w:w w:val="110"/>
           <w:sz w:val="20"/>
@@ -1165,7 +1144,7 @@
       </w:r>
       <w:r>
         <w:rPr>
-          <w:rFonts w:asciiTheme="minorHAnsi" w:hAnsiTheme="minorHAnsi" w:cstheme="minorHAnsi"/>
+          <w:rFonts w:ascii="Cambria" w:hAnsi="Cambria" w:cstheme="minorHAnsi"/>
           <w:w w:val="110"/>
           <w:sz w:val="20"/>
           <w:szCs w:val="20"/>
@@ -1181,14 +1160,14 @@
           <w:numId w:val="3"/>
         </w:numPr>
         <w:rPr>
-          <w:rFonts w:asciiTheme="minorHAnsi" w:hAnsiTheme="minorHAnsi" w:cstheme="minorHAnsi"/>
-          <w:sz w:val="20"/>
-          <w:szCs w:val="20"/>
-        </w:rPr>
-      </w:pPr>
-      <w:r>
-        <w:rPr>
-          <w:rFonts w:asciiTheme="minorHAnsi" w:hAnsiTheme="minorHAnsi" w:cstheme="minorHAnsi"/>
+          <w:rFonts w:ascii="Cambria" w:hAnsi="Cambria" w:cstheme="minorHAnsi"/>
+          <w:sz w:val="20"/>
+          <w:szCs w:val="20"/>
+        </w:rPr>
+      </w:pPr>
+      <w:r>
+        <w:rPr>
+          <w:rFonts w:ascii="Cambria" w:hAnsi="Cambria" w:cstheme="minorHAnsi"/>
           <w:w w:val="110"/>
           <w:sz w:val="20"/>
           <w:szCs w:val="20"/>
@@ -1197,7 +1176,7 @@
       </w:r>
       <w:r>
         <w:rPr>
-          <w:rFonts w:asciiTheme="minorHAnsi" w:hAnsiTheme="minorHAnsi" w:cstheme="minorHAnsi"/>
+          <w:rFonts w:ascii="Cambria" w:hAnsi="Cambria" w:cstheme="minorHAnsi"/>
           <w:spacing w:val="-13"/>
           <w:w w:val="110"/>
           <w:sz w:val="20"/>
@@ -1207,7 +1186,7 @@
       </w:r>
       <w:r>
         <w:rPr>
-          <w:rFonts w:asciiTheme="minorHAnsi" w:hAnsiTheme="minorHAnsi" w:cstheme="minorHAnsi"/>
+          <w:rFonts w:ascii="Cambria" w:hAnsi="Cambria" w:cstheme="minorHAnsi"/>
           <w:w w:val="110"/>
           <w:sz w:val="20"/>
           <w:szCs w:val="20"/>
@@ -1216,7 +1195,7 @@
       </w:r>
       <w:r>
         <w:rPr>
-          <w:rFonts w:asciiTheme="minorHAnsi" w:hAnsiTheme="minorHAnsi" w:cstheme="minorHAnsi"/>
+          <w:rFonts w:ascii="Cambria" w:hAnsi="Cambria" w:cstheme="minorHAnsi"/>
           <w:spacing w:val="-10"/>
           <w:w w:val="110"/>
           <w:sz w:val="20"/>
@@ -1226,7 +1205,7 @@
       </w:r>
       <w:r>
         <w:rPr>
-          <w:rFonts w:asciiTheme="minorHAnsi" w:hAnsiTheme="minorHAnsi" w:cstheme="minorHAnsi"/>
+          <w:rFonts w:ascii="Cambria" w:hAnsi="Cambria" w:cstheme="minorHAnsi"/>
           <w:w w:val="110"/>
           <w:sz w:val="20"/>
           <w:szCs w:val="20"/>
@@ -1235,7 +1214,7 @@
       </w:r>
       <w:r>
         <w:rPr>
-          <w:rFonts w:asciiTheme="minorHAnsi" w:hAnsiTheme="minorHAnsi" w:cstheme="minorHAnsi"/>
+          <w:rFonts w:ascii="Cambria" w:hAnsi="Cambria" w:cstheme="minorHAnsi"/>
           <w:spacing w:val="-10"/>
           <w:w w:val="110"/>
           <w:sz w:val="20"/>
@@ -1245,7 +1224,7 @@
       </w:r>
       <w:r>
         <w:rPr>
-          <w:rFonts w:asciiTheme="minorHAnsi" w:hAnsiTheme="minorHAnsi" w:cstheme="minorHAnsi"/>
+          <w:rFonts w:ascii="Cambria" w:hAnsi="Cambria" w:cstheme="minorHAnsi"/>
           <w:w w:val="110"/>
           <w:sz w:val="20"/>
           <w:szCs w:val="20"/>
@@ -1254,7 +1233,7 @@
       </w:r>
       <w:r>
         <w:rPr>
-          <w:rFonts w:asciiTheme="minorHAnsi" w:hAnsiTheme="minorHAnsi" w:cstheme="minorHAnsi"/>
+          <w:rFonts w:ascii="Cambria" w:hAnsi="Cambria" w:cstheme="minorHAnsi"/>
           <w:spacing w:val="-10"/>
           <w:w w:val="110"/>
           <w:sz w:val="20"/>
@@ -1264,7 +1243,7 @@
       </w:r>
       <w:r>
         <w:rPr>
-          <w:rFonts w:asciiTheme="minorHAnsi" w:hAnsiTheme="minorHAnsi" w:cstheme="minorHAnsi"/>
+          <w:rFonts w:ascii="Cambria" w:hAnsi="Cambria" w:cstheme="minorHAnsi"/>
           <w:w w:val="110"/>
           <w:sz w:val="20"/>
           <w:szCs w:val="20"/>
@@ -1273,7 +1252,7 @@
       </w:r>
       <w:r>
         <w:rPr>
-          <w:rFonts w:asciiTheme="minorHAnsi" w:hAnsiTheme="minorHAnsi" w:cstheme="minorHAnsi"/>
+          <w:rFonts w:ascii="Cambria" w:hAnsi="Cambria" w:cstheme="minorHAnsi"/>
           <w:spacing w:val="-11"/>
           <w:w w:val="110"/>
           <w:sz w:val="20"/>
@@ -1283,7 +1262,7 @@
       </w:r>
       <w:r>
         <w:rPr>
-          <w:rFonts w:asciiTheme="minorHAnsi" w:hAnsiTheme="minorHAnsi" w:cstheme="minorHAnsi"/>
+          <w:rFonts w:ascii="Cambria" w:hAnsi="Cambria" w:cstheme="minorHAnsi"/>
           <w:w w:val="110"/>
           <w:sz w:val="20"/>
           <w:szCs w:val="20"/>
@@ -1292,7 +1271,7 @@
       </w:r>
       <w:r>
         <w:rPr>
-          <w:rFonts w:asciiTheme="minorHAnsi" w:hAnsiTheme="minorHAnsi" w:cstheme="minorHAnsi"/>
+          <w:rFonts w:ascii="Cambria" w:hAnsi="Cambria" w:cstheme="minorHAnsi"/>
           <w:spacing w:val="-10"/>
           <w:w w:val="110"/>
           <w:sz w:val="20"/>
@@ -1302,7 +1281,7 @@
       </w:r>
       <w:r>
         <w:rPr>
-          <w:rFonts w:asciiTheme="minorHAnsi" w:hAnsiTheme="minorHAnsi" w:cstheme="minorHAnsi"/>
+          <w:rFonts w:ascii="Cambria" w:hAnsi="Cambria" w:cstheme="minorHAnsi"/>
           <w:w w:val="110"/>
           <w:sz w:val="20"/>
           <w:szCs w:val="20"/>
@@ -1311,7 +1290,7 @@
       </w:r>
       <w:r>
         <w:rPr>
-          <w:rFonts w:asciiTheme="minorHAnsi" w:hAnsiTheme="minorHAnsi" w:cstheme="minorHAnsi"/>
+          <w:rFonts w:ascii="Cambria" w:hAnsi="Cambria" w:cstheme="minorHAnsi"/>
           <w:spacing w:val="-10"/>
           <w:w w:val="110"/>
           <w:sz w:val="20"/>
@@ -1321,7 +1300,7 @@
       </w:r>
       <w:r>
         <w:rPr>
-          <w:rFonts w:asciiTheme="minorHAnsi" w:hAnsiTheme="minorHAnsi" w:cstheme="minorHAnsi"/>
+          <w:rFonts w:ascii="Cambria" w:hAnsi="Cambria" w:cstheme="minorHAnsi"/>
           <w:w w:val="110"/>
           <w:sz w:val="20"/>
           <w:szCs w:val="20"/>
@@ -1330,7 +1309,7 @@
       </w:r>
       <w:r>
         <w:rPr>
-          <w:rFonts w:asciiTheme="minorHAnsi" w:hAnsiTheme="minorHAnsi" w:cstheme="minorHAnsi"/>
+          <w:rFonts w:ascii="Cambria" w:hAnsi="Cambria" w:cstheme="minorHAnsi"/>
           <w:spacing w:val="-10"/>
           <w:w w:val="110"/>
           <w:sz w:val="20"/>
@@ -1340,7 +1319,7 @@
       </w:r>
       <w:r>
         <w:rPr>
-          <w:rFonts w:asciiTheme="minorHAnsi" w:hAnsiTheme="minorHAnsi" w:cstheme="minorHAnsi"/>
+          <w:rFonts w:ascii="Cambria" w:hAnsi="Cambria" w:cstheme="minorHAnsi"/>
           <w:w w:val="110"/>
           <w:sz w:val="20"/>
           <w:szCs w:val="20"/>
@@ -1349,7 +1328,7 @@
       </w:r>
       <w:r>
         <w:rPr>
-          <w:rFonts w:asciiTheme="minorHAnsi" w:hAnsiTheme="minorHAnsi" w:cstheme="minorHAnsi"/>
+          <w:rFonts w:ascii="Cambria" w:hAnsi="Cambria" w:cstheme="minorHAnsi"/>
           <w:spacing w:val="-11"/>
           <w:w w:val="110"/>
           <w:sz w:val="20"/>
@@ -1359,7 +1338,7 @@
       </w:r>
       <w:r>
         <w:rPr>
-          <w:rFonts w:asciiTheme="minorHAnsi" w:hAnsiTheme="minorHAnsi" w:cstheme="minorHAnsi"/>
+          <w:rFonts w:ascii="Cambria" w:hAnsi="Cambria" w:cstheme="minorHAnsi"/>
           <w:w w:val="110"/>
           <w:sz w:val="20"/>
           <w:szCs w:val="20"/>
@@ -1368,7 +1347,7 @@
       </w:r>
       <w:r>
         <w:rPr>
-          <w:rFonts w:asciiTheme="minorHAnsi" w:hAnsiTheme="minorHAnsi" w:cstheme="minorHAnsi"/>
+          <w:rFonts w:ascii="Cambria" w:hAnsi="Cambria" w:cstheme="minorHAnsi"/>
           <w:spacing w:val="-10"/>
           <w:w w:val="110"/>
           <w:sz w:val="20"/>
@@ -1378,7 +1357,7 @@
       </w:r>
       <w:r>
         <w:rPr>
-          <w:rFonts w:asciiTheme="minorHAnsi" w:hAnsiTheme="minorHAnsi" w:cstheme="minorHAnsi"/>
+          <w:rFonts w:ascii="Cambria" w:hAnsi="Cambria" w:cstheme="minorHAnsi"/>
           <w:w w:val="110"/>
           <w:sz w:val="20"/>
           <w:szCs w:val="20"/>
@@ -1387,7 +1366,7 @@
       </w:r>
       <w:r>
         <w:rPr>
-          <w:rFonts w:asciiTheme="minorHAnsi" w:hAnsiTheme="minorHAnsi" w:cstheme="minorHAnsi"/>
+          <w:rFonts w:ascii="Cambria" w:hAnsi="Cambria" w:cstheme="minorHAnsi"/>
           <w:spacing w:val="-10"/>
           <w:w w:val="110"/>
           <w:sz w:val="20"/>
@@ -1397,7 +1376,7 @@
       </w:r>
       <w:r>
         <w:rPr>
-          <w:rFonts w:asciiTheme="minorHAnsi" w:hAnsiTheme="minorHAnsi" w:cstheme="minorHAnsi"/>
+          <w:rFonts w:ascii="Cambria" w:hAnsi="Cambria" w:cstheme="minorHAnsi"/>
           <w:w w:val="110"/>
           <w:sz w:val="20"/>
           <w:szCs w:val="20"/>
@@ -1406,7 +1385,7 @@
       </w:r>
       <w:r>
         <w:rPr>
-          <w:rFonts w:asciiTheme="minorHAnsi" w:hAnsiTheme="minorHAnsi" w:cstheme="minorHAnsi"/>
+          <w:rFonts w:ascii="Cambria" w:hAnsi="Cambria" w:cstheme="minorHAnsi"/>
           <w:spacing w:val="-10"/>
           <w:w w:val="110"/>
           <w:sz w:val="20"/>
@@ -1416,7 +1395,7 @@
       </w:r>
       <w:r>
         <w:rPr>
-          <w:rFonts w:asciiTheme="minorHAnsi" w:hAnsiTheme="minorHAnsi" w:cstheme="minorHAnsi"/>
+          <w:rFonts w:ascii="Cambria" w:hAnsi="Cambria" w:cstheme="minorHAnsi"/>
           <w:w w:val="110"/>
           <w:sz w:val="20"/>
           <w:szCs w:val="20"/>
@@ -1425,7 +1404,7 @@
       </w:r>
       <w:r>
         <w:rPr>
-          <w:rFonts w:asciiTheme="minorHAnsi" w:hAnsiTheme="minorHAnsi" w:cstheme="minorHAnsi"/>
+          <w:rFonts w:ascii="Cambria" w:hAnsi="Cambria" w:cstheme="minorHAnsi"/>
           <w:spacing w:val="-11"/>
           <w:w w:val="110"/>
           <w:sz w:val="20"/>
@@ -1435,7 +1414,7 @@
       </w:r>
       <w:r>
         <w:rPr>
-          <w:rFonts w:asciiTheme="minorHAnsi" w:hAnsiTheme="minorHAnsi" w:cstheme="minorHAnsi"/>
+          <w:rFonts w:ascii="Cambria" w:hAnsi="Cambria" w:cstheme="minorHAnsi"/>
           <w:w w:val="110"/>
           <w:sz w:val="20"/>
           <w:szCs w:val="20"/>
@@ -1444,7 +1423,7 @@
       </w:r>
       <w:r>
         <w:rPr>
-          <w:rFonts w:asciiTheme="minorHAnsi" w:hAnsiTheme="minorHAnsi" w:cstheme="minorHAnsi"/>
+          <w:rFonts w:ascii="Cambria" w:hAnsi="Cambria" w:cstheme="minorHAnsi"/>
           <w:spacing w:val="-10"/>
           <w:w w:val="110"/>
           <w:sz w:val="20"/>
@@ -1454,7 +1433,7 @@
       </w:r>
       <w:r>
         <w:rPr>
-          <w:rFonts w:asciiTheme="minorHAnsi" w:hAnsiTheme="minorHAnsi" w:cstheme="minorHAnsi"/>
+          <w:rFonts w:ascii="Cambria" w:hAnsi="Cambria" w:cstheme="minorHAnsi"/>
           <w:w w:val="110"/>
           <w:sz w:val="20"/>
           <w:szCs w:val="20"/>
@@ -1463,7 +1442,7 @@
       </w:r>
       <w:r>
         <w:rPr>
-          <w:rFonts w:asciiTheme="minorHAnsi" w:hAnsiTheme="minorHAnsi" w:cstheme="minorHAnsi"/>
+          <w:rFonts w:ascii="Cambria" w:hAnsi="Cambria" w:cstheme="minorHAnsi"/>
           <w:spacing w:val="-10"/>
           <w:w w:val="110"/>
           <w:sz w:val="20"/>
@@ -1473,7 +1452,7 @@
       </w:r>
       <w:r>
         <w:rPr>
-          <w:rFonts w:asciiTheme="minorHAnsi" w:hAnsiTheme="minorHAnsi" w:cstheme="minorHAnsi"/>
+          <w:rFonts w:ascii="Cambria" w:hAnsi="Cambria" w:cstheme="minorHAnsi"/>
           <w:w w:val="110"/>
           <w:sz w:val="20"/>
           <w:szCs w:val="20"/>
@@ -1482,7 +1461,7 @@
       </w:r>
       <w:r>
         <w:rPr>
-          <w:rFonts w:asciiTheme="minorHAnsi" w:hAnsiTheme="minorHAnsi" w:cstheme="minorHAnsi"/>
+          <w:rFonts w:ascii="Cambria" w:hAnsi="Cambria" w:cstheme="minorHAnsi"/>
           <w:spacing w:val="-10"/>
           <w:w w:val="110"/>
           <w:sz w:val="20"/>
@@ -1492,7 +1471,7 @@
       </w:r>
       <w:r>
         <w:rPr>
-          <w:rFonts w:asciiTheme="minorHAnsi" w:hAnsiTheme="minorHAnsi" w:cstheme="minorHAnsi"/>
+          <w:rFonts w:ascii="Cambria" w:hAnsi="Cambria" w:cstheme="minorHAnsi"/>
           <w:w w:val="110"/>
           <w:sz w:val="20"/>
           <w:szCs w:val="20"/>
@@ -1501,7 +1480,7 @@
       </w:r>
       <w:r>
         <w:rPr>
-          <w:rFonts w:asciiTheme="minorHAnsi" w:hAnsiTheme="minorHAnsi" w:cstheme="minorHAnsi"/>
+          <w:rFonts w:ascii="Cambria" w:hAnsi="Cambria" w:cstheme="minorHAnsi"/>
           <w:spacing w:val="-11"/>
           <w:w w:val="110"/>
           <w:sz w:val="20"/>
@@ -1511,7 +1490,7 @@
       </w:r>
       <w:r>
         <w:rPr>
-          <w:rFonts w:asciiTheme="minorHAnsi" w:hAnsiTheme="minorHAnsi" w:cstheme="minorHAnsi"/>
+          <w:rFonts w:ascii="Cambria" w:hAnsi="Cambria" w:cstheme="minorHAnsi"/>
           <w:w w:val="110"/>
           <w:sz w:val="20"/>
           <w:szCs w:val="20"/>
@@ -1520,7 +1499,7 @@
       </w:r>
       <w:r>
         <w:rPr>
-          <w:rFonts w:asciiTheme="minorHAnsi" w:hAnsiTheme="minorHAnsi" w:cstheme="minorHAnsi"/>
+          <w:rFonts w:ascii="Cambria" w:hAnsi="Cambria" w:cstheme="minorHAnsi"/>
           <w:spacing w:val="-10"/>
           <w:w w:val="110"/>
           <w:sz w:val="20"/>
@@ -1530,7 +1509,7 @@
       </w:r>
       <w:r>
         <w:rPr>
-          <w:rFonts w:asciiTheme="minorHAnsi" w:hAnsiTheme="minorHAnsi" w:cstheme="minorHAnsi"/>
+          <w:rFonts w:ascii="Cambria" w:hAnsi="Cambria" w:cstheme="minorHAnsi"/>
           <w:w w:val="110"/>
           <w:sz w:val="20"/>
           <w:szCs w:val="20"/>
@@ -1539,7 +1518,7 @@
       </w:r>
       <w:r>
         <w:rPr>
-          <w:rFonts w:asciiTheme="minorHAnsi" w:hAnsiTheme="minorHAnsi" w:cstheme="minorHAnsi"/>
+          <w:rFonts w:ascii="Cambria" w:hAnsi="Cambria" w:cstheme="minorHAnsi"/>
           <w:spacing w:val="-10"/>
           <w:w w:val="110"/>
           <w:sz w:val="20"/>
@@ -1549,7 +1528,7 @@
       </w:r>
       <w:r>
         <w:rPr>
-          <w:rFonts w:asciiTheme="minorHAnsi" w:hAnsiTheme="minorHAnsi" w:cstheme="minorHAnsi"/>
+          <w:rFonts w:ascii="Cambria" w:hAnsi="Cambria" w:cstheme="minorHAnsi"/>
           <w:w w:val="110"/>
           <w:sz w:val="20"/>
           <w:szCs w:val="20"/>
@@ -1558,7 +1537,7 @@
       </w:r>
       <w:r>
         <w:rPr>
-          <w:rFonts w:asciiTheme="minorHAnsi" w:hAnsiTheme="minorHAnsi" w:cstheme="minorHAnsi"/>
+          <w:rFonts w:ascii="Cambria" w:hAnsi="Cambria" w:cstheme="minorHAnsi"/>
           <w:spacing w:val="-10"/>
           <w:w w:val="110"/>
           <w:sz w:val="20"/>
@@ -1568,7 +1547,7 @@
       </w:r>
       <w:r>
         <w:rPr>
-          <w:rFonts w:asciiTheme="minorHAnsi" w:hAnsiTheme="minorHAnsi" w:cstheme="minorHAnsi"/>
+          <w:rFonts w:ascii="Cambria" w:hAnsi="Cambria" w:cstheme="minorHAnsi"/>
           <w:w w:val="110"/>
           <w:sz w:val="20"/>
           <w:szCs w:val="20"/>
@@ -1577,7 +1556,7 @@
       </w:r>
       <w:r>
         <w:rPr>
-          <w:rFonts w:asciiTheme="minorHAnsi" w:hAnsiTheme="minorHAnsi" w:cstheme="minorHAnsi"/>
+          <w:rFonts w:ascii="Cambria" w:hAnsi="Cambria" w:cstheme="minorHAnsi"/>
           <w:spacing w:val="-10"/>
           <w:w w:val="110"/>
           <w:sz w:val="20"/>
@@ -1587,7 +1566,7 @@
       </w:r>
       <w:r>
         <w:rPr>
-          <w:rFonts w:asciiTheme="minorHAnsi" w:hAnsiTheme="minorHAnsi" w:cstheme="minorHAnsi"/>
+          <w:rFonts w:ascii="Cambria" w:hAnsi="Cambria" w:cstheme="minorHAnsi"/>
           <w:spacing w:val="-4"/>
           <w:w w:val="110"/>
           <w:sz w:val="20"/>
@@ -1604,14 +1583,14 @@
           <w:numId w:val="3"/>
         </w:numPr>
         <w:rPr>
-          <w:rFonts w:asciiTheme="minorHAnsi" w:hAnsiTheme="minorHAnsi" w:cstheme="minorHAnsi"/>
-          <w:sz w:val="20"/>
-          <w:szCs w:val="20"/>
-        </w:rPr>
-      </w:pPr>
-      <w:r>
-        <w:rPr>
-          <w:rFonts w:asciiTheme="minorHAnsi" w:hAnsiTheme="minorHAnsi" w:cstheme="minorHAnsi"/>
+          <w:rFonts w:ascii="Cambria" w:hAnsi="Cambria" w:cstheme="minorHAnsi"/>
+          <w:sz w:val="20"/>
+          <w:szCs w:val="20"/>
+        </w:rPr>
+      </w:pPr>
+      <w:r>
+        <w:rPr>
+          <w:rFonts w:ascii="Cambria" w:hAnsi="Cambria" w:cstheme="minorHAnsi"/>
           <w:w w:val="110"/>
           <w:sz w:val="20"/>
           <w:szCs w:val="20"/>
@@ -1620,7 +1599,7 @@
       </w:r>
       <w:r>
         <w:rPr>
-          <w:rFonts w:asciiTheme="minorHAnsi" w:hAnsiTheme="minorHAnsi" w:cstheme="minorHAnsi"/>
+          <w:rFonts w:ascii="Cambria" w:hAnsi="Cambria" w:cstheme="minorHAnsi"/>
           <w:spacing w:val="-9"/>
           <w:w w:val="110"/>
           <w:sz w:val="20"/>
@@ -1630,7 +1609,7 @@
       </w:r>
       <w:r>
         <w:rPr>
-          <w:rFonts w:asciiTheme="minorHAnsi" w:hAnsiTheme="minorHAnsi" w:cstheme="minorHAnsi"/>
+          <w:rFonts w:ascii="Cambria" w:hAnsi="Cambria" w:cstheme="minorHAnsi"/>
           <w:w w:val="110"/>
           <w:sz w:val="20"/>
           <w:szCs w:val="20"/>
@@ -1639,7 +1618,7 @@
       </w:r>
       <w:r>
         <w:rPr>
-          <w:rFonts w:asciiTheme="minorHAnsi" w:hAnsiTheme="minorHAnsi" w:cstheme="minorHAnsi"/>
+          <w:rFonts w:ascii="Cambria" w:hAnsi="Cambria" w:cstheme="minorHAnsi"/>
           <w:spacing w:val="-9"/>
           <w:w w:val="110"/>
           <w:sz w:val="20"/>
@@ -1649,7 +1628,7 @@
       </w:r>
       <w:r>
         <w:rPr>
-          <w:rFonts w:asciiTheme="minorHAnsi" w:hAnsiTheme="minorHAnsi" w:cstheme="minorHAnsi"/>
+          <w:rFonts w:ascii="Cambria" w:hAnsi="Cambria" w:cstheme="minorHAnsi"/>
           <w:w w:val="110"/>
           <w:sz w:val="20"/>
           <w:szCs w:val="20"/>
@@ -1658,7 +1637,7 @@
       </w:r>
       <w:r>
         <w:rPr>
-          <w:rFonts w:asciiTheme="minorHAnsi" w:hAnsiTheme="minorHAnsi" w:cstheme="minorHAnsi"/>
+          <w:rFonts w:ascii="Cambria" w:hAnsi="Cambria" w:cstheme="minorHAnsi"/>
           <w:spacing w:val="-9"/>
           <w:w w:val="110"/>
           <w:sz w:val="20"/>
@@ -1668,16 +1647,27 @@
       </w:r>
       <w:r>
         <w:rPr>
-          <w:rFonts w:asciiTheme="minorHAnsi" w:hAnsiTheme="minorHAnsi" w:cstheme="minorHAnsi"/>
-          <w:w w:val="110"/>
-          <w:sz w:val="20"/>
-          <w:szCs w:val="20"/>
-        </w:rPr>
-        <w:t>that</w:t>
-      </w:r>
-      <w:r>
-        <w:rPr>
-          <w:rFonts w:asciiTheme="minorHAnsi" w:hAnsiTheme="minorHAnsi" w:cstheme="minorHAnsi"/>
+          <w:rFonts w:ascii="Cambria" w:hAnsi="Cambria" w:cstheme="minorHAnsi"/>
+          <w:w w:val="110"/>
+          <w:sz w:val="20"/>
+          <w:szCs w:val="20"/>
+        </w:rPr>
+        <w:t>th</w:t>
+      </w:r>
+      <w:bookmarkStart w:id="0" w:name="_GoBack"/>
+      <w:bookmarkEnd w:id="0"/>
+      <w:r>
+        <w:rPr>
+          <w:rFonts w:ascii="Cambria" w:hAnsi="Cambria" w:cstheme="minorHAnsi"/>
+          <w:w w:val="110"/>
+          <w:sz w:val="20"/>
+          <w:szCs w:val="20"/>
+        </w:rPr>
+        <w:t>at</w:t>
+      </w:r>
+      <w:r>
+        <w:rPr>
+          <w:rFonts w:ascii="Cambria" w:hAnsi="Cambria" w:cstheme="minorHAnsi"/>
           <w:spacing w:val="-9"/>
           <w:w w:val="110"/>
           <w:sz w:val="20"/>
@@ -1687,7 +1677,7 @@
       </w:r>
       <w:r>
         <w:rPr>
-          <w:rFonts w:asciiTheme="minorHAnsi" w:hAnsiTheme="minorHAnsi" w:cstheme="minorHAnsi"/>
+          <w:rFonts w:ascii="Cambria" w:hAnsi="Cambria" w:cstheme="minorHAnsi"/>
           <w:w w:val="110"/>
           <w:sz w:val="20"/>
           <w:szCs w:val="20"/>
@@ -1696,7 +1686,7 @@
       </w:r>
       <w:r>
         <w:rPr>
-          <w:rFonts w:asciiTheme="minorHAnsi" w:hAnsiTheme="minorHAnsi" w:cstheme="minorHAnsi"/>
+          <w:rFonts w:ascii="Cambria" w:hAnsi="Cambria" w:cstheme="minorHAnsi"/>
           <w:spacing w:val="-9"/>
           <w:w w:val="110"/>
           <w:sz w:val="20"/>
@@ -1706,7 +1696,7 @@
       </w:r>
       <w:r>
         <w:rPr>
-          <w:rFonts w:asciiTheme="minorHAnsi" w:hAnsiTheme="minorHAnsi" w:cstheme="minorHAnsi"/>
+          <w:rFonts w:ascii="Cambria" w:hAnsi="Cambria" w:cstheme="minorHAnsi"/>
           <w:w w:val="110"/>
           <w:sz w:val="20"/>
           <w:szCs w:val="20"/>
@@ -1715,7 +1705,7 @@
       </w:r>
       <w:r>
         <w:rPr>
-          <w:rFonts w:asciiTheme="minorHAnsi" w:hAnsiTheme="minorHAnsi" w:cstheme="minorHAnsi"/>
+          <w:rFonts w:ascii="Cambria" w:hAnsi="Cambria" w:cstheme="minorHAnsi"/>
           <w:spacing w:val="-9"/>
           <w:w w:val="110"/>
           <w:sz w:val="20"/>
@@ -1725,7 +1715,7 @@
       </w:r>
       <w:r>
         <w:rPr>
-          <w:rFonts w:asciiTheme="minorHAnsi" w:hAnsiTheme="minorHAnsi" w:cstheme="minorHAnsi"/>
+          <w:rFonts w:ascii="Cambria" w:hAnsi="Cambria" w:cstheme="minorHAnsi"/>
           <w:w w:val="110"/>
           <w:sz w:val="20"/>
           <w:szCs w:val="20"/>
@@ -1734,7 +1724,7 @@
       </w:r>
       <w:r>
         <w:rPr>
-          <w:rFonts w:asciiTheme="minorHAnsi" w:hAnsiTheme="minorHAnsi" w:cstheme="minorHAnsi"/>
+          <w:rFonts w:ascii="Cambria" w:hAnsi="Cambria" w:cstheme="minorHAnsi"/>
           <w:spacing w:val="-9"/>
           <w:w w:val="110"/>
           <w:sz w:val="20"/>
@@ -1744,7 +1734,7 @@
       </w:r>
       <w:r>
         <w:rPr>
-          <w:rFonts w:asciiTheme="minorHAnsi" w:hAnsiTheme="minorHAnsi" w:cstheme="minorHAnsi"/>
+          <w:rFonts w:ascii="Cambria" w:hAnsi="Cambria" w:cstheme="minorHAnsi"/>
           <w:w w:val="110"/>
           <w:sz w:val="20"/>
           <w:szCs w:val="20"/>
@@ -1753,7 +1743,7 @@
       </w:r>
       <w:r>
         <w:rPr>
-          <w:rFonts w:asciiTheme="minorHAnsi" w:hAnsiTheme="minorHAnsi" w:cstheme="minorHAnsi"/>
+          <w:rFonts w:ascii="Cambria" w:hAnsi="Cambria" w:cstheme="minorHAnsi"/>
           <w:spacing w:val="-9"/>
           <w:w w:val="110"/>
           <w:sz w:val="20"/>
@@ -1763,7 +1753,7 @@
       </w:r>
       <w:r>
         <w:rPr>
-          <w:rFonts w:asciiTheme="minorHAnsi" w:hAnsiTheme="minorHAnsi" w:cstheme="minorHAnsi"/>
+          <w:rFonts w:ascii="Cambria" w:hAnsi="Cambria" w:cstheme="minorHAnsi"/>
           <w:w w:val="110"/>
           <w:sz w:val="20"/>
           <w:szCs w:val="20"/>
@@ -1772,7 +1762,7 @@
       </w:r>
       <w:r>
         <w:rPr>
-          <w:rFonts w:asciiTheme="minorHAnsi" w:hAnsiTheme="minorHAnsi" w:cstheme="minorHAnsi"/>
+          <w:rFonts w:ascii="Cambria" w:hAnsi="Cambria" w:cstheme="minorHAnsi"/>
           <w:spacing w:val="-9"/>
           <w:w w:val="110"/>
           <w:sz w:val="20"/>
@@ -1782,7 +1772,7 @@
       </w:r>
       <w:r>
         <w:rPr>
-          <w:rFonts w:asciiTheme="minorHAnsi" w:hAnsiTheme="minorHAnsi" w:cstheme="minorHAnsi"/>
+          <w:rFonts w:ascii="Cambria" w:hAnsi="Cambria" w:cstheme="minorHAnsi"/>
           <w:w w:val="110"/>
           <w:sz w:val="20"/>
           <w:szCs w:val="20"/>
@@ -1791,7 +1781,7 @@
       </w:r>
       <w:r>
         <w:rPr>
-          <w:rFonts w:asciiTheme="minorHAnsi" w:hAnsiTheme="minorHAnsi" w:cstheme="minorHAnsi"/>
+          <w:rFonts w:ascii="Cambria" w:hAnsi="Cambria" w:cstheme="minorHAnsi"/>
           <w:spacing w:val="-9"/>
           <w:w w:val="110"/>
           <w:sz w:val="20"/>
@@ -1801,7 +1791,7 @@
       </w:r>
       <w:r>
         <w:rPr>
-          <w:rFonts w:asciiTheme="minorHAnsi" w:hAnsiTheme="minorHAnsi" w:cstheme="minorHAnsi"/>
+          <w:rFonts w:ascii="Cambria" w:hAnsi="Cambria" w:cstheme="minorHAnsi"/>
           <w:w w:val="110"/>
           <w:sz w:val="20"/>
           <w:szCs w:val="20"/>
@@ -1810,7 +1800,7 @@
       </w:r>
       <w:r>
         <w:rPr>
-          <w:rFonts w:asciiTheme="minorHAnsi" w:hAnsiTheme="minorHAnsi" w:cstheme="minorHAnsi"/>
+          <w:rFonts w:ascii="Cambria" w:hAnsi="Cambria" w:cstheme="minorHAnsi"/>
           <w:spacing w:val="-9"/>
           <w:w w:val="110"/>
           <w:sz w:val="20"/>
@@ -1820,7 +1810,7 @@
       </w:r>
       <w:r>
         <w:rPr>
-          <w:rFonts w:asciiTheme="minorHAnsi" w:hAnsiTheme="minorHAnsi" w:cstheme="minorHAnsi"/>
+          <w:rFonts w:ascii="Cambria" w:hAnsi="Cambria" w:cstheme="minorHAnsi"/>
           <w:w w:val="110"/>
           <w:sz w:val="20"/>
           <w:szCs w:val="20"/>
@@ -1829,7 +1819,7 @@
       </w:r>
       <w:r>
         <w:rPr>
-          <w:rFonts w:asciiTheme="minorHAnsi" w:hAnsiTheme="minorHAnsi" w:cstheme="minorHAnsi"/>
+          <w:rFonts w:ascii="Cambria" w:hAnsi="Cambria" w:cstheme="minorHAnsi"/>
           <w:spacing w:val="-9"/>
           <w:w w:val="110"/>
           <w:sz w:val="20"/>
@@ -1839,7 +1829,7 @@
       </w:r>
       <w:r>
         <w:rPr>
-          <w:rFonts w:asciiTheme="minorHAnsi" w:hAnsiTheme="minorHAnsi" w:cstheme="minorHAnsi"/>
+          <w:rFonts w:ascii="Cambria" w:hAnsi="Cambria" w:cstheme="minorHAnsi"/>
           <w:w w:val="110"/>
           <w:sz w:val="20"/>
           <w:szCs w:val="20"/>
@@ -1848,7 +1838,7 @@
       </w:r>
       <w:r>
         <w:rPr>
-          <w:rFonts w:asciiTheme="minorHAnsi" w:hAnsiTheme="minorHAnsi" w:cstheme="minorHAnsi"/>
+          <w:rFonts w:ascii="Cambria" w:hAnsi="Cambria" w:cstheme="minorHAnsi"/>
           <w:spacing w:val="-9"/>
           <w:w w:val="110"/>
           <w:sz w:val="20"/>
@@ -1858,7 +1848,7 @@
       </w:r>
       <w:r>
         <w:rPr>
-          <w:rFonts w:asciiTheme="minorHAnsi" w:hAnsiTheme="minorHAnsi" w:cstheme="minorHAnsi"/>
+          <w:rFonts w:ascii="Cambria" w:hAnsi="Cambria" w:cstheme="minorHAnsi"/>
           <w:w w:val="110"/>
           <w:sz w:val="20"/>
           <w:szCs w:val="20"/>
@@ -1867,7 +1857,7 @@
       </w:r>
       <w:r>
         <w:rPr>
-          <w:rFonts w:asciiTheme="minorHAnsi" w:hAnsiTheme="minorHAnsi" w:cstheme="minorHAnsi"/>
+          <w:rFonts w:ascii="Cambria" w:hAnsi="Cambria" w:cstheme="minorHAnsi"/>
           <w:spacing w:val="-9"/>
           <w:w w:val="110"/>
           <w:sz w:val="20"/>
@@ -1877,7 +1867,7 @@
       </w:r>
       <w:r>
         <w:rPr>
-          <w:rFonts w:asciiTheme="minorHAnsi" w:hAnsiTheme="minorHAnsi" w:cstheme="minorHAnsi"/>
+          <w:rFonts w:ascii="Cambria" w:hAnsi="Cambria" w:cstheme="minorHAnsi"/>
           <w:w w:val="110"/>
           <w:sz w:val="20"/>
           <w:szCs w:val="20"/>
@@ -1886,7 +1876,7 @@
       </w:r>
       <w:r>
         <w:rPr>
-          <w:rFonts w:asciiTheme="minorHAnsi" w:hAnsiTheme="minorHAnsi" w:cstheme="minorHAnsi"/>
+          <w:rFonts w:ascii="Cambria" w:hAnsi="Cambria" w:cstheme="minorHAnsi"/>
           <w:spacing w:val="-9"/>
           <w:w w:val="110"/>
           <w:sz w:val="20"/>
@@ -1896,7 +1886,7 @@
       </w:r>
       <w:r>
         <w:rPr>
-          <w:rFonts w:asciiTheme="minorHAnsi" w:hAnsiTheme="minorHAnsi" w:cstheme="minorHAnsi"/>
+          <w:rFonts w:ascii="Cambria" w:hAnsi="Cambria" w:cstheme="minorHAnsi"/>
           <w:w w:val="110"/>
           <w:sz w:val="20"/>
           <w:szCs w:val="20"/>
@@ -1905,7 +1895,7 @@
       </w:r>
       <w:r>
         <w:rPr>
-          <w:rFonts w:asciiTheme="minorHAnsi" w:hAnsiTheme="minorHAnsi" w:cstheme="minorHAnsi"/>
+          <w:rFonts w:ascii="Cambria" w:hAnsi="Cambria" w:cstheme="minorHAnsi"/>
           <w:spacing w:val="-9"/>
           <w:w w:val="110"/>
           <w:sz w:val="20"/>
@@ -1915,7 +1905,7 @@
       </w:r>
       <w:r>
         <w:rPr>
-          <w:rFonts w:asciiTheme="minorHAnsi" w:hAnsiTheme="minorHAnsi" w:cstheme="minorHAnsi"/>
+          <w:rFonts w:ascii="Cambria" w:hAnsi="Cambria" w:cstheme="minorHAnsi"/>
           <w:w w:val="110"/>
           <w:sz w:val="20"/>
           <w:szCs w:val="20"/>
@@ -1924,7 +1914,7 @@
       </w:r>
       <w:r>
         <w:rPr>
-          <w:rFonts w:asciiTheme="minorHAnsi" w:hAnsiTheme="minorHAnsi" w:cstheme="minorHAnsi"/>
+          <w:rFonts w:ascii="Cambria" w:hAnsi="Cambria" w:cstheme="minorHAnsi"/>
           <w:spacing w:val="-9"/>
           <w:w w:val="110"/>
           <w:sz w:val="20"/>
@@ -1934,7 +1924,7 @@
       </w:r>
       <w:r>
         <w:rPr>
-          <w:rFonts w:asciiTheme="minorHAnsi" w:hAnsiTheme="minorHAnsi" w:cstheme="minorHAnsi"/>
+          <w:rFonts w:ascii="Cambria" w:hAnsi="Cambria" w:cstheme="minorHAnsi"/>
           <w:w w:val="110"/>
           <w:sz w:val="20"/>
           <w:szCs w:val="20"/>
@@ -1943,7 +1933,7 @@
       </w:r>
       <w:r>
         <w:rPr>
-          <w:rFonts w:asciiTheme="minorHAnsi" w:hAnsiTheme="minorHAnsi" w:cstheme="minorHAnsi"/>
+          <w:rFonts w:ascii="Cambria" w:hAnsi="Cambria" w:cstheme="minorHAnsi"/>
           <w:spacing w:val="-9"/>
           <w:w w:val="110"/>
           <w:sz w:val="20"/>
@@ -1953,7 +1943,7 @@
       </w:r>
       <w:r>
         <w:rPr>
-          <w:rFonts w:asciiTheme="minorHAnsi" w:hAnsiTheme="minorHAnsi" w:cstheme="minorHAnsi"/>
+          <w:rFonts w:ascii="Cambria" w:hAnsi="Cambria" w:cstheme="minorHAnsi"/>
           <w:w w:val="110"/>
           <w:sz w:val="20"/>
           <w:szCs w:val="20"/>
@@ -1962,7 +1952,7 @@
       </w:r>
       <w:r>
         <w:rPr>
-          <w:rFonts w:asciiTheme="minorHAnsi" w:hAnsiTheme="minorHAnsi" w:cstheme="minorHAnsi"/>
+          <w:rFonts w:ascii="Cambria" w:hAnsi="Cambria" w:cstheme="minorHAnsi"/>
           <w:spacing w:val="-9"/>
           <w:w w:val="110"/>
           <w:sz w:val="20"/>
@@ -1972,7 +1962,7 @@
       </w:r>
       <w:r>
         <w:rPr>
-          <w:rFonts w:asciiTheme="minorHAnsi" w:hAnsiTheme="minorHAnsi" w:cstheme="minorHAnsi"/>
+          <w:rFonts w:ascii="Cambria" w:hAnsi="Cambria" w:cstheme="minorHAnsi"/>
           <w:w w:val="110"/>
           <w:sz w:val="20"/>
           <w:szCs w:val="20"/>
@@ -1981,7 +1971,7 @@
       </w:r>
       <w:r>
         <w:rPr>
-          <w:rFonts w:asciiTheme="minorHAnsi" w:hAnsiTheme="minorHAnsi" w:cstheme="minorHAnsi"/>
+          <w:rFonts w:ascii="Cambria" w:hAnsi="Cambria" w:cstheme="minorHAnsi"/>
           <w:spacing w:val="-9"/>
           <w:w w:val="110"/>
           <w:sz w:val="20"/>
@@ -1991,7 +1981,7 @@
       </w:r>
       <w:r>
         <w:rPr>
-          <w:rFonts w:asciiTheme="minorHAnsi" w:hAnsiTheme="minorHAnsi" w:cstheme="minorHAnsi"/>
+          <w:rFonts w:ascii="Cambria" w:hAnsi="Cambria" w:cstheme="minorHAnsi"/>
           <w:w w:val="110"/>
           <w:sz w:val="20"/>
           <w:szCs w:val="20"/>
@@ -2000,7 +1990,7 @@
       </w:r>
       <w:r>
         <w:rPr>
-          <w:rFonts w:asciiTheme="minorHAnsi" w:hAnsiTheme="minorHAnsi" w:cstheme="minorHAnsi"/>
+          <w:rFonts w:ascii="Cambria" w:hAnsi="Cambria" w:cstheme="minorHAnsi"/>
           <w:spacing w:val="-9"/>
           <w:w w:val="110"/>
           <w:sz w:val="20"/>
@@ -2010,7 +2000,7 @@
       </w:r>
       <w:r>
         <w:rPr>
-          <w:rFonts w:asciiTheme="minorHAnsi" w:hAnsiTheme="minorHAnsi" w:cstheme="minorHAnsi"/>
+          <w:rFonts w:ascii="Cambria" w:hAnsi="Cambria" w:cstheme="minorHAnsi"/>
           <w:w w:val="110"/>
           <w:sz w:val="20"/>
           <w:szCs w:val="20"/>
@@ -2026,14 +2016,14 @@
           <w:numId w:val="3"/>
         </w:numPr>
         <w:rPr>
-          <w:rFonts w:asciiTheme="minorHAnsi" w:hAnsiTheme="minorHAnsi" w:cstheme="minorHAnsi"/>
-          <w:sz w:val="20"/>
-          <w:szCs w:val="20"/>
-        </w:rPr>
-      </w:pPr>
-      <w:r>
-        <w:rPr>
-          <w:rFonts w:asciiTheme="minorHAnsi" w:hAnsiTheme="minorHAnsi" w:cstheme="minorHAnsi"/>
+          <w:rFonts w:ascii="Cambria" w:hAnsi="Cambria" w:cstheme="minorHAnsi"/>
+          <w:sz w:val="20"/>
+          <w:szCs w:val="20"/>
+        </w:rPr>
+      </w:pPr>
+      <w:r>
+        <w:rPr>
+          <w:rFonts w:ascii="Cambria" w:hAnsi="Cambria" w:cstheme="minorHAnsi"/>
           <w:w w:val="110"/>
           <w:sz w:val="20"/>
           <w:szCs w:val="20"/>
@@ -2042,7 +2032,7 @@
       </w:r>
       <w:r>
         <w:rPr>
-          <w:rFonts w:asciiTheme="minorHAnsi" w:hAnsiTheme="minorHAnsi" w:cstheme="minorHAnsi"/>
+          <w:rFonts w:ascii="Cambria" w:hAnsi="Cambria" w:cstheme="minorHAnsi"/>
           <w:spacing w:val="-13"/>
           <w:w w:val="110"/>
           <w:sz w:val="20"/>
@@ -2052,7 +2042,7 @@
       </w:r>
       <w:r>
         <w:rPr>
-          <w:rFonts w:asciiTheme="minorHAnsi" w:hAnsiTheme="minorHAnsi" w:cstheme="minorHAnsi"/>
+          <w:rFonts w:ascii="Cambria" w:hAnsi="Cambria" w:cstheme="minorHAnsi"/>
           <w:w w:val="110"/>
           <w:sz w:val="20"/>
           <w:szCs w:val="20"/>
@@ -2061,7 +2051,7 @@
       </w:r>
       <w:r>
         <w:rPr>
-          <w:rFonts w:asciiTheme="minorHAnsi" w:hAnsiTheme="minorHAnsi" w:cstheme="minorHAnsi"/>
+          <w:rFonts w:ascii="Cambria" w:hAnsi="Cambria" w:cstheme="minorHAnsi"/>
           <w:spacing w:val="-12"/>
           <w:w w:val="110"/>
           <w:sz w:val="20"/>
@@ -2071,7 +2061,7 @@
       </w:r>
       <w:r>
         <w:rPr>
-          <w:rFonts w:asciiTheme="minorHAnsi" w:hAnsiTheme="minorHAnsi" w:cstheme="minorHAnsi"/>
+          <w:rFonts w:ascii="Cambria" w:hAnsi="Cambria" w:cstheme="minorHAnsi"/>
           <w:w w:val="110"/>
           <w:sz w:val="20"/>
           <w:szCs w:val="20"/>
@@ -2080,7 +2070,7 @@
       </w:r>
       <w:r>
         <w:rPr>
-          <w:rFonts w:asciiTheme="minorHAnsi" w:hAnsiTheme="minorHAnsi" w:cstheme="minorHAnsi"/>
+          <w:rFonts w:ascii="Cambria" w:hAnsi="Cambria" w:cstheme="minorHAnsi"/>
           <w:spacing w:val="-12"/>
           <w:w w:val="110"/>
           <w:sz w:val="20"/>
@@ -2090,7 +2080,7 @@
       </w:r>
       <w:r>
         <w:rPr>
-          <w:rFonts w:asciiTheme="minorHAnsi" w:hAnsiTheme="minorHAnsi" w:cstheme="minorHAnsi"/>
+          <w:rFonts w:ascii="Cambria" w:hAnsi="Cambria" w:cstheme="minorHAnsi"/>
           <w:w w:val="110"/>
           <w:sz w:val="20"/>
           <w:szCs w:val="20"/>
@@ -2099,7 +2089,7 @@
       </w:r>
       <w:r>
         <w:rPr>
-          <w:rFonts w:asciiTheme="minorHAnsi" w:hAnsiTheme="minorHAnsi" w:cstheme="minorHAnsi"/>
+          <w:rFonts w:ascii="Cambria" w:hAnsi="Cambria" w:cstheme="minorHAnsi"/>
           <w:spacing w:val="-12"/>
           <w:w w:val="110"/>
           <w:sz w:val="20"/>
@@ -2109,7 +2099,7 @@
       </w:r>
       <w:r>
         <w:rPr>
-          <w:rFonts w:asciiTheme="minorHAnsi" w:hAnsiTheme="minorHAnsi" w:cstheme="minorHAnsi"/>
+          <w:rFonts w:ascii="Cambria" w:hAnsi="Cambria" w:cstheme="minorHAnsi"/>
           <w:w w:val="110"/>
           <w:sz w:val="20"/>
           <w:szCs w:val="20"/>
@@ -2118,7 +2108,7 @@
       </w:r>
       <w:r>
         <w:rPr>
-          <w:rFonts w:asciiTheme="minorHAnsi" w:hAnsiTheme="minorHAnsi" w:cstheme="minorHAnsi"/>
+          <w:rFonts w:ascii="Cambria" w:hAnsi="Cambria" w:cstheme="minorHAnsi"/>
           <w:spacing w:val="-13"/>
           <w:w w:val="110"/>
           <w:sz w:val="20"/>
@@ -2128,7 +2118,7 @@
       </w:r>
       <w:r>
         <w:rPr>
-          <w:rFonts w:asciiTheme="minorHAnsi" w:hAnsiTheme="minorHAnsi" w:cstheme="minorHAnsi"/>
+          <w:rFonts w:ascii="Cambria" w:hAnsi="Cambria" w:cstheme="minorHAnsi"/>
           <w:w w:val="110"/>
           <w:sz w:val="20"/>
           <w:szCs w:val="20"/>
@@ -2137,7 +2127,7 @@
       </w:r>
       <w:r>
         <w:rPr>
-          <w:rFonts w:asciiTheme="minorHAnsi" w:hAnsiTheme="minorHAnsi" w:cstheme="minorHAnsi"/>
+          <w:rFonts w:ascii="Cambria" w:hAnsi="Cambria" w:cstheme="minorHAnsi"/>
           <w:spacing w:val="-12"/>
           <w:w w:val="110"/>
           <w:sz w:val="20"/>
@@ -2147,7 +2137,7 @@
       </w:r>
       <w:r>
         <w:rPr>
-          <w:rFonts w:asciiTheme="minorHAnsi" w:hAnsiTheme="minorHAnsi" w:cstheme="minorHAnsi"/>
+          <w:rFonts w:ascii="Cambria" w:hAnsi="Cambria" w:cstheme="minorHAnsi"/>
           <w:w w:val="110"/>
           <w:sz w:val="20"/>
           <w:szCs w:val="20"/>
@@ -2156,7 +2146,7 @@
       </w:r>
       <w:r>
         <w:rPr>
-          <w:rFonts w:asciiTheme="minorHAnsi" w:hAnsiTheme="minorHAnsi" w:cstheme="minorHAnsi"/>
+          <w:rFonts w:ascii="Cambria" w:hAnsi="Cambria" w:cstheme="minorHAnsi"/>
           <w:spacing w:val="-12"/>
           <w:w w:val="110"/>
           <w:sz w:val="20"/>
@@ -2166,7 +2156,7 @@
       </w:r>
       <w:r>
         <w:rPr>
-          <w:rFonts w:asciiTheme="minorHAnsi" w:hAnsiTheme="minorHAnsi" w:cstheme="minorHAnsi"/>
+          <w:rFonts w:ascii="Cambria" w:hAnsi="Cambria" w:cstheme="minorHAnsi"/>
           <w:w w:val="110"/>
           <w:sz w:val="20"/>
           <w:szCs w:val="20"/>
@@ -2182,14 +2172,14 @@
           <w:numId w:val="3"/>
         </w:numPr>
         <w:rPr>
-          <w:rFonts w:asciiTheme="minorHAnsi" w:hAnsiTheme="minorHAnsi" w:cstheme="minorHAnsi"/>
-          <w:sz w:val="20"/>
-          <w:szCs w:val="20"/>
-        </w:rPr>
-      </w:pPr>
-      <w:r>
-        <w:rPr>
-          <w:rFonts w:asciiTheme="minorHAnsi" w:hAnsiTheme="minorHAnsi" w:cstheme="minorHAnsi"/>
+          <w:rFonts w:ascii="Cambria" w:hAnsi="Cambria" w:cstheme="minorHAnsi"/>
+          <w:sz w:val="20"/>
+          <w:szCs w:val="20"/>
+        </w:rPr>
+      </w:pPr>
+      <w:r>
+        <w:rPr>
+          <w:rFonts w:ascii="Cambria" w:hAnsi="Cambria" w:cstheme="minorHAnsi"/>
           <w:w w:val="110"/>
           <w:sz w:val="20"/>
           <w:szCs w:val="20"/>
@@ -2198,7 +2188,7 @@
       </w:r>
       <w:r>
         <w:rPr>
-          <w:rFonts w:asciiTheme="minorHAnsi" w:hAnsiTheme="minorHAnsi" w:cstheme="minorHAnsi"/>
+          <w:rFonts w:ascii="Cambria" w:hAnsi="Cambria" w:cstheme="minorHAnsi"/>
           <w:spacing w:val="-9"/>
           <w:w w:val="110"/>
           <w:sz w:val="20"/>
@@ -2208,7 +2198,7 @@
       </w:r>
       <w:r>
         <w:rPr>
-          <w:rFonts w:asciiTheme="minorHAnsi" w:hAnsiTheme="minorHAnsi" w:cstheme="minorHAnsi"/>
+          <w:rFonts w:ascii="Cambria" w:hAnsi="Cambria" w:cstheme="minorHAnsi"/>
           <w:w w:val="110"/>
           <w:sz w:val="20"/>
           <w:szCs w:val="20"/>
@@ -2217,7 +2207,7 @@
       </w:r>
       <w:r>
         <w:rPr>
-          <w:rFonts w:asciiTheme="minorHAnsi" w:hAnsiTheme="minorHAnsi" w:cstheme="minorHAnsi"/>
+          <w:rFonts w:ascii="Cambria" w:hAnsi="Cambria" w:cstheme="minorHAnsi"/>
           <w:spacing w:val="-9"/>
           <w:w w:val="110"/>
           <w:sz w:val="20"/>
@@ -2227,7 +2217,7 @@
       </w:r>
       <w:r>
         <w:rPr>
-          <w:rFonts w:asciiTheme="minorHAnsi" w:hAnsiTheme="minorHAnsi" w:cstheme="minorHAnsi"/>
+          <w:rFonts w:ascii="Cambria" w:hAnsi="Cambria" w:cstheme="minorHAnsi"/>
           <w:w w:val="110"/>
           <w:sz w:val="20"/>
           <w:szCs w:val="20"/>
@@ -2236,7 +2226,7 @@
       </w:r>
       <w:r>
         <w:rPr>
-          <w:rFonts w:asciiTheme="minorHAnsi" w:hAnsiTheme="minorHAnsi" w:cstheme="minorHAnsi"/>
+          <w:rFonts w:ascii="Cambria" w:hAnsi="Cambria" w:cstheme="minorHAnsi"/>
           <w:spacing w:val="-9"/>
           <w:w w:val="110"/>
           <w:sz w:val="20"/>
@@ -2246,7 +2236,7 @@
       </w:r>
       <w:r>
         <w:rPr>
-          <w:rFonts w:asciiTheme="minorHAnsi" w:hAnsiTheme="minorHAnsi" w:cstheme="minorHAnsi"/>
+          <w:rFonts w:ascii="Cambria" w:hAnsi="Cambria" w:cstheme="minorHAnsi"/>
           <w:w w:val="110"/>
           <w:sz w:val="20"/>
           <w:szCs w:val="20"/>
@@ -2255,7 +2245,7 @@
       </w:r>
       <w:r>
         <w:rPr>
-          <w:rFonts w:asciiTheme="minorHAnsi" w:hAnsiTheme="minorHAnsi" w:cstheme="minorHAnsi"/>
+          <w:rFonts w:ascii="Cambria" w:hAnsi="Cambria" w:cstheme="minorHAnsi"/>
           <w:spacing w:val="-9"/>
           <w:w w:val="110"/>
           <w:sz w:val="20"/>
@@ -2265,7 +2255,7 @@
       </w:r>
       <w:r>
         <w:rPr>
-          <w:rFonts w:asciiTheme="minorHAnsi" w:hAnsiTheme="minorHAnsi" w:cstheme="minorHAnsi"/>
+          <w:rFonts w:ascii="Cambria" w:hAnsi="Cambria" w:cstheme="minorHAnsi"/>
           <w:w w:val="110"/>
           <w:sz w:val="20"/>
           <w:szCs w:val="20"/>
@@ -2274,7 +2264,7 @@
       </w:r>
       <w:r>
         <w:rPr>
-          <w:rFonts w:asciiTheme="minorHAnsi" w:hAnsiTheme="minorHAnsi" w:cstheme="minorHAnsi"/>
+          <w:rFonts w:ascii="Cambria" w:hAnsi="Cambria" w:cstheme="minorHAnsi"/>
           <w:spacing w:val="-8"/>
           <w:w w:val="110"/>
           <w:sz w:val="20"/>
@@ -2284,7 +2274,7 @@
       </w:r>
       <w:r>
         <w:rPr>
-          <w:rFonts w:asciiTheme="minorHAnsi" w:hAnsiTheme="minorHAnsi" w:cstheme="minorHAnsi"/>
+          <w:rFonts w:ascii="Cambria" w:hAnsi="Cambria" w:cstheme="minorHAnsi"/>
           <w:w w:val="110"/>
           <w:sz w:val="20"/>
           <w:szCs w:val="20"/>
@@ -2293,7 +2283,7 @@
       </w:r>
       <w:r>
         <w:rPr>
-          <w:rFonts w:asciiTheme="minorHAnsi" w:hAnsiTheme="minorHAnsi" w:cstheme="minorHAnsi"/>
+          <w:rFonts w:ascii="Cambria" w:hAnsi="Cambria" w:cstheme="minorHAnsi"/>
           <w:spacing w:val="-9"/>
           <w:w w:val="110"/>
           <w:sz w:val="20"/>
@@ -2303,7 +2293,7 @@
       </w:r>
       <w:r>
         <w:rPr>
-          <w:rFonts w:asciiTheme="minorHAnsi" w:hAnsiTheme="minorHAnsi" w:cstheme="minorHAnsi"/>
+          <w:rFonts w:ascii="Cambria" w:hAnsi="Cambria" w:cstheme="minorHAnsi"/>
           <w:w w:val="110"/>
           <w:sz w:val="20"/>
           <w:szCs w:val="20"/>
@@ -2312,7 +2302,7 @@
       </w:r>
       <w:r>
         <w:rPr>
-          <w:rFonts w:asciiTheme="minorHAnsi" w:hAnsiTheme="minorHAnsi" w:cstheme="minorHAnsi"/>
+          <w:rFonts w:ascii="Cambria" w:hAnsi="Cambria" w:cstheme="minorHAnsi"/>
           <w:spacing w:val="-9"/>
           <w:w w:val="110"/>
           <w:sz w:val="20"/>
@@ -2322,7 +2312,7 @@
       </w:r>
       <w:r>
         <w:rPr>
-          <w:rFonts w:asciiTheme="minorHAnsi" w:hAnsiTheme="minorHAnsi" w:cstheme="minorHAnsi"/>
+          <w:rFonts w:ascii="Cambria" w:hAnsi="Cambria" w:cstheme="minorHAnsi"/>
           <w:w w:val="110"/>
           <w:sz w:val="20"/>
           <w:szCs w:val="20"/>
@@ -2331,7 +2321,7 @@
       </w:r>
       <w:r>
         <w:rPr>
-          <w:rFonts w:asciiTheme="minorHAnsi" w:hAnsiTheme="minorHAnsi" w:cstheme="minorHAnsi"/>
+          <w:rFonts w:ascii="Cambria" w:hAnsi="Cambria" w:cstheme="minorHAnsi"/>
           <w:spacing w:val="-9"/>
           <w:w w:val="110"/>
           <w:sz w:val="20"/>
@@ -2341,7 +2331,7 @@
       </w:r>
       <w:r>
         <w:rPr>
-          <w:rFonts w:asciiTheme="minorHAnsi" w:hAnsiTheme="minorHAnsi" w:cstheme="minorHAnsi"/>
+          <w:rFonts w:ascii="Cambria" w:hAnsi="Cambria" w:cstheme="minorHAnsi"/>
           <w:w w:val="110"/>
           <w:sz w:val="20"/>
           <w:szCs w:val="20"/>
@@ -2350,7 +2340,7 @@
       </w:r>
       <w:r>
         <w:rPr>
-          <w:rFonts w:asciiTheme="minorHAnsi" w:hAnsiTheme="minorHAnsi" w:cstheme="minorHAnsi"/>
+          <w:rFonts w:ascii="Cambria" w:hAnsi="Cambria" w:cstheme="minorHAnsi"/>
           <w:spacing w:val="-9"/>
           <w:w w:val="110"/>
           <w:sz w:val="20"/>
@@ -2360,7 +2350,7 @@
       </w:r>
       <w:r>
         <w:rPr>
-          <w:rFonts w:asciiTheme="minorHAnsi" w:hAnsiTheme="minorHAnsi" w:cstheme="minorHAnsi"/>
+          <w:rFonts w:ascii="Cambria" w:hAnsi="Cambria" w:cstheme="minorHAnsi"/>
           <w:w w:val="110"/>
           <w:sz w:val="20"/>
           <w:szCs w:val="20"/>
@@ -2369,7 +2359,7 @@
       </w:r>
       <w:r>
         <w:rPr>
-          <w:rFonts w:asciiTheme="minorHAnsi" w:hAnsiTheme="minorHAnsi" w:cstheme="minorHAnsi"/>
+          <w:rFonts w:ascii="Cambria" w:hAnsi="Cambria" w:cstheme="minorHAnsi"/>
           <w:spacing w:val="-8"/>
           <w:w w:val="110"/>
           <w:sz w:val="20"/>
@@ -2379,7 +2369,7 @@
       </w:r>
       <w:r>
         <w:rPr>
-          <w:rFonts w:asciiTheme="minorHAnsi" w:hAnsiTheme="minorHAnsi" w:cstheme="minorHAnsi"/>
+          <w:rFonts w:ascii="Cambria" w:hAnsi="Cambria" w:cstheme="minorHAnsi"/>
           <w:w w:val="110"/>
           <w:sz w:val="20"/>
           <w:szCs w:val="20"/>
@@ -2388,7 +2378,7 @@
       </w:r>
       <w:r>
         <w:rPr>
-          <w:rFonts w:asciiTheme="minorHAnsi" w:hAnsiTheme="minorHAnsi" w:cstheme="minorHAnsi"/>
+          <w:rFonts w:ascii="Cambria" w:hAnsi="Cambria" w:cstheme="minorHAnsi"/>
           <w:spacing w:val="-9"/>
           <w:w w:val="110"/>
           <w:sz w:val="20"/>
@@ -2398,7 +2388,7 @@
       </w:r>
       <w:r>
         <w:rPr>
-          <w:rFonts w:asciiTheme="minorHAnsi" w:hAnsiTheme="minorHAnsi" w:cstheme="minorHAnsi"/>
+          <w:rFonts w:ascii="Cambria" w:hAnsi="Cambria" w:cstheme="minorHAnsi"/>
           <w:w w:val="110"/>
           <w:sz w:val="20"/>
           <w:szCs w:val="20"/>
@@ -2407,7 +2397,7 @@
       </w:r>
       <w:r>
         <w:rPr>
-          <w:rFonts w:asciiTheme="minorHAnsi" w:hAnsiTheme="minorHAnsi" w:cstheme="minorHAnsi"/>
+          <w:rFonts w:ascii="Cambria" w:hAnsi="Cambria" w:cstheme="minorHAnsi"/>
           <w:spacing w:val="-9"/>
           <w:w w:val="110"/>
           <w:sz w:val="20"/>
@@ -2417,7 +2407,7 @@
       </w:r>
       <w:r>
         <w:rPr>
-          <w:rFonts w:asciiTheme="minorHAnsi" w:hAnsiTheme="minorHAnsi" w:cstheme="minorHAnsi"/>
+          <w:rFonts w:ascii="Cambria" w:hAnsi="Cambria" w:cstheme="minorHAnsi"/>
           <w:w w:val="110"/>
           <w:sz w:val="20"/>
           <w:szCs w:val="20"/>
@@ -2426,7 +2416,7 @@
       </w:r>
       <w:r>
         <w:rPr>
-          <w:rFonts w:asciiTheme="minorHAnsi" w:hAnsiTheme="minorHAnsi" w:cstheme="minorHAnsi"/>
+          <w:rFonts w:ascii="Cambria" w:hAnsi="Cambria" w:cstheme="minorHAnsi"/>
           <w:spacing w:val="-9"/>
           <w:w w:val="110"/>
           <w:sz w:val="20"/>
@@ -2436,7 +2426,7 @@
       </w:r>
       <w:r>
         <w:rPr>
-          <w:rFonts w:asciiTheme="minorHAnsi" w:hAnsiTheme="minorHAnsi" w:cstheme="minorHAnsi"/>
+          <w:rFonts w:ascii="Cambria" w:hAnsi="Cambria" w:cstheme="minorHAnsi"/>
           <w:w w:val="110"/>
           <w:sz w:val="20"/>
           <w:szCs w:val="20"/>
@@ -2445,7 +2435,7 @@
       </w:r>
       <w:r>
         <w:rPr>
-          <w:rFonts w:asciiTheme="minorHAnsi" w:hAnsiTheme="minorHAnsi" w:cstheme="minorHAnsi"/>
+          <w:rFonts w:ascii="Cambria" w:hAnsi="Cambria" w:cstheme="minorHAnsi"/>
           <w:spacing w:val="-9"/>
           <w:w w:val="110"/>
           <w:sz w:val="20"/>
@@ -2455,7 +2445,7 @@
       </w:r>
       <w:r>
         <w:rPr>
-          <w:rFonts w:asciiTheme="minorHAnsi" w:hAnsiTheme="minorHAnsi" w:cstheme="minorHAnsi"/>
+          <w:rFonts w:ascii="Cambria" w:hAnsi="Cambria" w:cstheme="minorHAnsi"/>
           <w:w w:val="110"/>
           <w:sz w:val="20"/>
           <w:szCs w:val="20"/>
@@ -2464,7 +2454,7 @@
       </w:r>
       <w:r>
         <w:rPr>
-          <w:rFonts w:asciiTheme="minorHAnsi" w:hAnsiTheme="minorHAnsi" w:cstheme="minorHAnsi"/>
+          <w:rFonts w:ascii="Cambria" w:hAnsi="Cambria" w:cstheme="minorHAnsi"/>
           <w:spacing w:val="-8"/>
           <w:w w:val="110"/>
           <w:sz w:val="20"/>
@@ -2474,7 +2464,7 @@
       </w:r>
       <w:r>
         <w:rPr>
-          <w:rFonts w:asciiTheme="minorHAnsi" w:hAnsiTheme="minorHAnsi" w:cstheme="minorHAnsi"/>
+          <w:rFonts w:ascii="Cambria" w:hAnsi="Cambria" w:cstheme="minorHAnsi"/>
           <w:w w:val="110"/>
           <w:sz w:val="20"/>
           <w:szCs w:val="20"/>
@@ -2483,7 +2473,7 @@
       </w:r>
       <w:r>
         <w:rPr>
-          <w:rFonts w:asciiTheme="minorHAnsi" w:hAnsiTheme="minorHAnsi" w:cstheme="minorHAnsi"/>
+          <w:rFonts w:ascii="Cambria" w:hAnsi="Cambria" w:cstheme="minorHAnsi"/>
           <w:spacing w:val="-9"/>
           <w:w w:val="110"/>
           <w:sz w:val="20"/>
@@ -2493,7 +2483,7 @@
       </w:r>
       <w:r>
         <w:rPr>
-          <w:rFonts w:asciiTheme="minorHAnsi" w:hAnsiTheme="minorHAnsi" w:cstheme="minorHAnsi"/>
+          <w:rFonts w:ascii="Cambria" w:hAnsi="Cambria" w:cstheme="minorHAnsi"/>
           <w:w w:val="110"/>
           <w:sz w:val="20"/>
           <w:szCs w:val="20"/>
@@ -2509,14 +2499,14 @@
           <w:numId w:val="3"/>
         </w:numPr>
         <w:rPr>
-          <w:rFonts w:asciiTheme="minorHAnsi" w:hAnsiTheme="minorHAnsi" w:cstheme="minorHAnsi"/>
-          <w:sz w:val="20"/>
-          <w:szCs w:val="20"/>
-        </w:rPr>
-      </w:pPr>
-      <w:r>
-        <w:rPr>
-          <w:rFonts w:asciiTheme="minorHAnsi" w:hAnsiTheme="minorHAnsi" w:cstheme="minorHAnsi"/>
+          <w:rFonts w:ascii="Cambria" w:hAnsi="Cambria" w:cstheme="minorHAnsi"/>
+          <w:sz w:val="20"/>
+          <w:szCs w:val="20"/>
+        </w:rPr>
+      </w:pPr>
+      <w:r>
+        <w:rPr>
+          <w:rFonts w:ascii="Cambria" w:hAnsi="Cambria" w:cstheme="minorHAnsi"/>
           <w:w w:val="110"/>
           <w:sz w:val="20"/>
           <w:szCs w:val="20"/>
@@ -2532,14 +2522,14 @@
           <w:numId w:val="3"/>
         </w:numPr>
         <w:rPr>
-          <w:rFonts w:asciiTheme="minorHAnsi" w:hAnsiTheme="minorHAnsi" w:cstheme="minorHAnsi"/>
-          <w:sz w:val="20"/>
-          <w:szCs w:val="20"/>
-        </w:rPr>
-      </w:pPr>
-      <w:r>
-        <w:rPr>
-          <w:rFonts w:asciiTheme="minorHAnsi" w:hAnsiTheme="minorHAnsi" w:cstheme="minorHAnsi"/>
+          <w:rFonts w:ascii="Cambria" w:hAnsi="Cambria" w:cstheme="minorHAnsi"/>
+          <w:sz w:val="20"/>
+          <w:szCs w:val="20"/>
+        </w:rPr>
+      </w:pPr>
+      <w:r>
+        <w:rPr>
+          <w:rFonts w:ascii="Cambria" w:hAnsi="Cambria" w:cstheme="minorHAnsi"/>
           <w:w w:val="110"/>
           <w:sz w:val="20"/>
           <w:szCs w:val="20"/>
@@ -2555,14 +2545,14 @@
           <w:numId w:val="3"/>
         </w:numPr>
         <w:rPr>
-          <w:rFonts w:asciiTheme="minorHAnsi" w:hAnsiTheme="minorHAnsi" w:cstheme="minorHAnsi"/>
-          <w:sz w:val="20"/>
-          <w:szCs w:val="20"/>
-        </w:rPr>
-      </w:pPr>
-      <w:r>
-        <w:rPr>
-          <w:rFonts w:asciiTheme="minorHAnsi" w:hAnsiTheme="minorHAnsi" w:cstheme="minorHAnsi"/>
+          <w:rFonts w:ascii="Cambria" w:hAnsi="Cambria" w:cstheme="minorHAnsi"/>
+          <w:sz w:val="20"/>
+          <w:szCs w:val="20"/>
+        </w:rPr>
+      </w:pPr>
+      <w:r>
+        <w:rPr>
+          <w:rFonts w:ascii="Cambria" w:hAnsi="Cambria" w:cstheme="minorHAnsi"/>
           <w:w w:val="110"/>
           <w:sz w:val="20"/>
           <w:szCs w:val="20"/>
@@ -2578,14 +2568,14 @@
           <w:numId w:val="3"/>
         </w:numPr>
         <w:rPr>
-          <w:rFonts w:asciiTheme="minorHAnsi" w:hAnsiTheme="minorHAnsi" w:cstheme="minorHAnsi"/>
-          <w:sz w:val="20"/>
-          <w:szCs w:val="20"/>
-        </w:rPr>
-      </w:pPr>
-      <w:r>
-        <w:rPr>
-          <w:rFonts w:asciiTheme="minorHAnsi" w:hAnsiTheme="minorHAnsi" w:cstheme="minorHAnsi"/>
+          <w:rFonts w:ascii="Cambria" w:hAnsi="Cambria" w:cstheme="minorHAnsi"/>
+          <w:sz w:val="20"/>
+          <w:szCs w:val="20"/>
+        </w:rPr>
+      </w:pPr>
+      <w:r>
+        <w:rPr>
+          <w:rFonts w:ascii="Cambria" w:hAnsi="Cambria" w:cstheme="minorHAnsi"/>
           <w:w w:val="110"/>
           <w:sz w:val="20"/>
           <w:szCs w:val="20"/>
@@ -2601,14 +2591,14 @@
           <w:numId w:val="3"/>
         </w:numPr>
         <w:rPr>
-          <w:rFonts w:asciiTheme="minorHAnsi" w:hAnsiTheme="minorHAnsi" w:cstheme="minorHAnsi"/>
-          <w:sz w:val="20"/>
-          <w:szCs w:val="20"/>
-        </w:rPr>
-      </w:pPr>
-      <w:r>
-        <w:rPr>
-          <w:rFonts w:asciiTheme="minorHAnsi" w:hAnsiTheme="minorHAnsi" w:cstheme="minorHAnsi"/>
+          <w:rFonts w:ascii="Cambria" w:hAnsi="Cambria" w:cstheme="minorHAnsi"/>
+          <w:sz w:val="20"/>
+          <w:szCs w:val="20"/>
+        </w:rPr>
+      </w:pPr>
+      <w:r>
+        <w:rPr>
+          <w:rFonts w:ascii="Cambria" w:hAnsi="Cambria" w:cstheme="minorHAnsi"/>
           <w:w w:val="110"/>
           <w:sz w:val="20"/>
           <w:szCs w:val="20"/>
@@ -2617,7 +2607,7 @@
       </w:r>
       <w:r>
         <w:rPr>
-          <w:rFonts w:asciiTheme="minorHAnsi" w:hAnsiTheme="minorHAnsi" w:cstheme="minorHAnsi"/>
+          <w:rFonts w:ascii="Cambria" w:hAnsi="Cambria" w:cstheme="minorHAnsi"/>
           <w:spacing w:val="-1"/>
           <w:w w:val="110"/>
           <w:sz w:val="20"/>
@@ -2627,7 +2617,7 @@
       </w:r>
       <w:r>
         <w:rPr>
-          <w:rFonts w:asciiTheme="minorHAnsi" w:hAnsiTheme="minorHAnsi" w:cstheme="minorHAnsi"/>
+          <w:rFonts w:ascii="Cambria" w:hAnsi="Cambria" w:cstheme="minorHAnsi"/>
           <w:w w:val="110"/>
           <w:sz w:val="20"/>
           <w:szCs w:val="20"/>
@@ -2636,7 +2626,7 @@
       </w:r>
       <w:r>
         <w:rPr>
-          <w:rFonts w:asciiTheme="minorHAnsi" w:hAnsiTheme="minorHAnsi" w:cstheme="minorHAnsi"/>
+          <w:rFonts w:ascii="Cambria" w:hAnsi="Cambria" w:cstheme="minorHAnsi"/>
           <w:spacing w:val="-1"/>
           <w:w w:val="110"/>
           <w:sz w:val="20"/>
@@ -2646,7 +2636,7 @@
       </w:r>
       <w:r>
         <w:rPr>
-          <w:rFonts w:asciiTheme="minorHAnsi" w:hAnsiTheme="minorHAnsi" w:cstheme="minorHAnsi"/>
+          <w:rFonts w:ascii="Cambria" w:hAnsi="Cambria" w:cstheme="minorHAnsi"/>
           <w:w w:val="110"/>
           <w:sz w:val="20"/>
           <w:szCs w:val="20"/>
@@ -2655,7 +2645,7 @@
       </w:r>
       <w:r>
         <w:rPr>
-          <w:rFonts w:asciiTheme="minorHAnsi" w:hAnsiTheme="minorHAnsi" w:cstheme="minorHAnsi"/>
+          <w:rFonts w:ascii="Cambria" w:hAnsi="Cambria" w:cstheme="minorHAnsi"/>
           <w:spacing w:val="-1"/>
           <w:w w:val="110"/>
           <w:sz w:val="20"/>
@@ -2666,7 +2656,7 @@
       <w:proofErr w:type="spellStart"/>
       <w:r>
         <w:rPr>
-          <w:rFonts w:asciiTheme="minorHAnsi" w:hAnsiTheme="minorHAnsi" w:cstheme="minorHAnsi"/>
+          <w:rFonts w:ascii="Cambria" w:hAnsi="Cambria" w:cstheme="minorHAnsi"/>
           <w:w w:val="110"/>
           <w:sz w:val="20"/>
           <w:szCs w:val="20"/>
@@ -2676,7 +2666,7 @@
       <w:proofErr w:type="spellEnd"/>
       <w:r>
         <w:rPr>
-          <w:rFonts w:asciiTheme="minorHAnsi" w:hAnsiTheme="minorHAnsi" w:cstheme="minorHAnsi"/>
+          <w:rFonts w:ascii="Cambria" w:hAnsi="Cambria" w:cstheme="minorHAnsi"/>
           <w:spacing w:val="-1"/>
           <w:w w:val="110"/>
           <w:sz w:val="20"/>
@@ -2686,7 +2676,7 @@
       </w:r>
       <w:r>
         <w:rPr>
-          <w:rFonts w:asciiTheme="minorHAnsi" w:hAnsiTheme="minorHAnsi" w:cstheme="minorHAnsi"/>
+          <w:rFonts w:ascii="Cambria" w:hAnsi="Cambria" w:cstheme="minorHAnsi"/>
           <w:w w:val="110"/>
           <w:sz w:val="20"/>
           <w:szCs w:val="20"/>
@@ -2695,7 +2685,7 @@
       </w:r>
       <w:r>
         <w:rPr>
-          <w:rFonts w:asciiTheme="minorHAnsi" w:hAnsiTheme="minorHAnsi" w:cstheme="minorHAnsi"/>
+          <w:rFonts w:ascii="Cambria" w:hAnsi="Cambria" w:cstheme="minorHAnsi"/>
           <w:spacing w:val="-1"/>
           <w:w w:val="110"/>
           <w:sz w:val="20"/>
@@ -2705,7 +2695,7 @@
       </w:r>
       <w:r>
         <w:rPr>
-          <w:rFonts w:asciiTheme="minorHAnsi" w:hAnsiTheme="minorHAnsi" w:cstheme="minorHAnsi"/>
+          <w:rFonts w:ascii="Cambria" w:hAnsi="Cambria" w:cstheme="minorHAnsi"/>
           <w:w w:val="110"/>
           <w:sz w:val="20"/>
           <w:szCs w:val="20"/>
@@ -2714,7 +2704,7 @@
       </w:r>
       <w:r>
         <w:rPr>
-          <w:rFonts w:asciiTheme="minorHAnsi" w:hAnsiTheme="minorHAnsi" w:cstheme="minorHAnsi"/>
+          <w:rFonts w:ascii="Cambria" w:hAnsi="Cambria" w:cstheme="minorHAnsi"/>
           <w:spacing w:val="-1"/>
           <w:w w:val="110"/>
           <w:sz w:val="20"/>
@@ -2725,7 +2715,7 @@
       <w:proofErr w:type="spellStart"/>
       <w:r>
         <w:rPr>
-          <w:rFonts w:asciiTheme="minorHAnsi" w:hAnsiTheme="minorHAnsi" w:cstheme="minorHAnsi"/>
+          <w:rFonts w:ascii="Cambria" w:hAnsi="Cambria" w:cstheme="minorHAnsi"/>
           <w:w w:val="110"/>
           <w:sz w:val="20"/>
           <w:szCs w:val="20"/>
@@ -2735,7 +2725,7 @@
       <w:proofErr w:type="spellEnd"/>
       <w:r>
         <w:rPr>
-          <w:rFonts w:asciiTheme="minorHAnsi" w:hAnsiTheme="minorHAnsi" w:cstheme="minorHAnsi"/>
+          <w:rFonts w:ascii="Cambria" w:hAnsi="Cambria" w:cstheme="minorHAnsi"/>
           <w:w w:val="110"/>
           <w:sz w:val="20"/>
           <w:szCs w:val="20"/>
@@ -2744,7 +2734,7 @@
       </w:r>
       <w:r>
         <w:rPr>
-          <w:rFonts w:asciiTheme="minorHAnsi" w:hAnsiTheme="minorHAnsi" w:cstheme="minorHAnsi"/>
+          <w:rFonts w:ascii="Cambria" w:hAnsi="Cambria" w:cstheme="minorHAnsi"/>
           <w:spacing w:val="-1"/>
           <w:w w:val="110"/>
           <w:sz w:val="20"/>
@@ -2754,7 +2744,7 @@
       </w:r>
       <w:r>
         <w:rPr>
-          <w:rFonts w:asciiTheme="minorHAnsi" w:hAnsiTheme="minorHAnsi" w:cstheme="minorHAnsi"/>
+          <w:rFonts w:ascii="Cambria" w:hAnsi="Cambria" w:cstheme="minorHAnsi"/>
           <w:w w:val="110"/>
           <w:sz w:val="20"/>
           <w:szCs w:val="20"/>
@@ -2763,7 +2753,7 @@
       </w:r>
       <w:r>
         <w:rPr>
-          <w:rFonts w:asciiTheme="minorHAnsi" w:hAnsiTheme="minorHAnsi" w:cstheme="minorHAnsi"/>
+          <w:rFonts w:ascii="Cambria" w:hAnsi="Cambria" w:cstheme="minorHAnsi"/>
           <w:w w:val="110"/>
           <w:sz w:val="20"/>
           <w:szCs w:val="20"/>
@@ -2773,7 +2763,7 @@
       <w:proofErr w:type="spellStart"/>
       <w:r>
         <w:rPr>
-          <w:rFonts w:asciiTheme="minorHAnsi" w:hAnsiTheme="minorHAnsi" w:cstheme="minorHAnsi"/>
+          <w:rFonts w:ascii="Cambria" w:hAnsi="Cambria" w:cstheme="minorHAnsi"/>
           <w:w w:val="110"/>
           <w:sz w:val="20"/>
           <w:szCs w:val="20"/>
@@ -2783,7 +2773,7 @@
       <w:proofErr w:type="spellEnd"/>
       <w:r>
         <w:rPr>
-          <w:rFonts w:asciiTheme="minorHAnsi" w:hAnsiTheme="minorHAnsi" w:cstheme="minorHAnsi"/>
+          <w:rFonts w:ascii="Cambria" w:hAnsi="Cambria" w:cstheme="minorHAnsi"/>
           <w:w w:val="110"/>
           <w:sz w:val="20"/>
           <w:szCs w:val="20"/>
@@ -2794,7 +2784,7 @@
       <w:proofErr w:type="gramStart"/>
       <w:r>
         <w:rPr>
-          <w:rFonts w:asciiTheme="minorHAnsi" w:hAnsiTheme="minorHAnsi" w:cstheme="minorHAnsi"/>
+          <w:rFonts w:ascii="Cambria" w:hAnsi="Cambria" w:cstheme="minorHAnsi"/>
           <w:w w:val="110"/>
           <w:sz w:val="20"/>
           <w:szCs w:val="20"/>
@@ -2805,7 +2795,7 @@
       <w:proofErr w:type="gramEnd"/>
       <w:r>
         <w:rPr>
-          <w:rFonts w:asciiTheme="minorHAnsi" w:hAnsiTheme="minorHAnsi" w:cstheme="minorHAnsi"/>
+          <w:rFonts w:ascii="Cambria" w:hAnsi="Cambria" w:cstheme="minorHAnsi"/>
           <w:w w:val="110"/>
           <w:sz w:val="20"/>
           <w:szCs w:val="20"/>
@@ -2819,7 +2809,7 @@
           <w:tab w:val="left" w:pos="337"/>
         </w:tabs>
         <w:rPr>
-          <w:rFonts w:asciiTheme="minorHAnsi" w:hAnsiTheme="minorHAnsi" w:cstheme="minorHAnsi"/>
+          <w:rFonts w:ascii="Cambria" w:hAnsi="Cambria" w:cstheme="minorHAnsi"/>
           <w:sz w:val="15"/>
         </w:rPr>
       </w:pPr>
@@ -2828,13 +2818,13 @@
       <w:pPr>
         <w:pStyle w:val="Heading1"/>
         <w:rPr>
-          <w:rFonts w:asciiTheme="minorHAnsi" w:hAnsiTheme="minorHAnsi" w:cstheme="minorHAnsi"/>
-          <w:b/>
-        </w:rPr>
-      </w:pPr>
-      <w:r>
-        <w:rPr>
-          <w:rFonts w:asciiTheme="minorHAnsi" w:hAnsiTheme="minorHAnsi" w:cstheme="minorHAnsi"/>
+          <w:rFonts w:ascii="Cambria" w:hAnsi="Cambria" w:cstheme="minorHAnsi"/>
+          <w:b/>
+        </w:rPr>
+      </w:pPr>
+      <w:r>
+        <w:rPr>
+          <w:rFonts w:ascii="Cambria" w:hAnsi="Cambria" w:cstheme="minorHAnsi"/>
           <w:b/>
           <w:color w:val="002878"/>
           <w:w w:val="110"/>
@@ -2843,7 +2833,7 @@
       </w:r>
       <w:r>
         <w:rPr>
-          <w:rFonts w:asciiTheme="minorHAnsi" w:hAnsiTheme="minorHAnsi" w:cstheme="minorHAnsi"/>
+          <w:rFonts w:ascii="Cambria" w:hAnsi="Cambria" w:cstheme="minorHAnsi"/>
           <w:b/>
           <w:color w:val="002878"/>
           <w:spacing w:val="9"/>
@@ -2853,7 +2843,7 @@
       </w:r>
       <w:r>
         <w:rPr>
-          <w:rFonts w:asciiTheme="minorHAnsi" w:hAnsiTheme="minorHAnsi" w:cstheme="minorHAnsi"/>
+          <w:rFonts w:ascii="Cambria" w:hAnsi="Cambria" w:cstheme="minorHAnsi"/>
           <w:b/>
           <w:color w:val="002878"/>
           <w:spacing w:val="-2"/>
@@ -2866,7 +2856,7 @@
       <w:pPr>
         <w:pStyle w:val="Heading2"/>
         <w:rPr>
-          <w:rFonts w:asciiTheme="minorHAnsi" w:hAnsiTheme="minorHAnsi" w:cstheme="minorHAnsi"/>
+          <w:rFonts w:ascii="Cambria" w:hAnsi="Cambria" w:cstheme="minorHAnsi"/>
           <w:b/>
         </w:rPr>
       </w:pPr>
@@ -2875,7 +2865,7 @@
         <w:r>
           <w:rPr>
             <w:rStyle w:val="Hyperlink"/>
-            <w:rFonts w:asciiTheme="minorHAnsi" w:hAnsiTheme="minorHAnsi" w:cstheme="minorHAnsi"/>
+            <w:rFonts w:ascii="Cambria" w:hAnsi="Cambria" w:cstheme="minorHAnsi"/>
             <w:b/>
             <w:spacing w:val="-2"/>
             <w:w w:val="105"/>
@@ -2890,14 +2880,14 @@
         <w:spacing w:before="106"/>
         <w:ind w:left="330"/>
         <w:rPr>
-          <w:rFonts w:asciiTheme="minorHAnsi" w:hAnsiTheme="minorHAnsi" w:cstheme="minorHAnsi"/>
-          <w:sz w:val="20"/>
-          <w:szCs w:val="20"/>
-        </w:rPr>
-      </w:pPr>
-      <w:r>
-        <w:rPr>
-          <w:rFonts w:asciiTheme="minorHAnsi" w:hAnsiTheme="minorHAnsi" w:cstheme="minorHAnsi"/>
+          <w:rFonts w:ascii="Cambria" w:hAnsi="Cambria" w:cstheme="minorHAnsi"/>
+          <w:sz w:val="20"/>
+          <w:szCs w:val="20"/>
+        </w:rPr>
+      </w:pPr>
+      <w:r>
+        <w:rPr>
+          <w:rFonts w:ascii="Cambria" w:hAnsi="Cambria" w:cstheme="minorHAnsi"/>
           <w:noProof/>
           <w:sz w:val="20"/>
           <w:szCs w:val="20"/>
@@ -2950,7 +2940,7 @@
         <w:r>
           <w:rPr>
             <w:rStyle w:val="Hyperlink"/>
-            <w:rFonts w:asciiTheme="minorHAnsi" w:hAnsiTheme="minorHAnsi" w:cstheme="minorHAnsi"/>
+            <w:rFonts w:ascii="Cambria" w:hAnsi="Cambria" w:cstheme="minorHAnsi"/>
             <w:spacing w:val="-2"/>
             <w:w w:val="105"/>
             <w:sz w:val="20"/>
@@ -2962,7 +2952,7 @@
         <w:r>
           <w:rPr>
             <w:rStyle w:val="Hyperlink"/>
-            <w:rFonts w:asciiTheme="minorHAnsi" w:hAnsiTheme="minorHAnsi" w:cstheme="minorHAnsi"/>
+            <w:rFonts w:ascii="Cambria" w:hAnsi="Cambria" w:cstheme="minorHAnsi"/>
             <w:spacing w:val="-2"/>
             <w:w w:val="105"/>
             <w:sz w:val="20"/>
@@ -2977,14 +2967,15 @@
       <w:pPr>
         <w:pStyle w:val="BodyText"/>
         <w:rPr>
-          <w:rFonts w:asciiTheme="minorHAnsi" w:hAnsiTheme="minorHAnsi" w:cstheme="minorHAnsi"/>
-          <w:sz w:val="20"/>
-          <w:szCs w:val="20"/>
-        </w:rPr>
-      </w:pPr>
-      <w:r>
-        <w:rPr>
-          <w:rFonts w:asciiTheme="minorHAnsi" w:hAnsiTheme="minorHAnsi" w:cstheme="minorHAnsi"/>
+          <w:rFonts w:ascii="Cambria" w:hAnsi="Cambria" w:cstheme="minorHAnsi"/>
+          <w:sz w:val="20"/>
+          <w:szCs w:val="20"/>
+        </w:rPr>
+      </w:pPr>
+      <w:r>
+        <w:rPr>
+          <w:rFonts w:ascii="Cambria" w:hAnsi="Cambria" w:cstheme="minorHAnsi"/>
+          <w:noProof/>
           <w:sz w:val="20"/>
           <w:szCs w:val="20"/>
         </w:rPr>
@@ -3055,7 +3046,7 @@
           </mc:Choice>
           <mc:Fallback>
             <w:pict>
-              <v:shape w14:anchorId="4C4C2EC9" id="Graphic 1" o:spid="_x0000_s1026" style="position:absolute;margin-left:36.1pt;margin-top:17.25pt;width:523.3pt;height:.1pt;z-index:251600896;visibility:visible;mso-wrap-style:square;mso-wrap-distance-left:0;mso-wrap-distance-top:0;mso-wrap-distance-right:0;mso-wrap-distance-bottom:0;mso-position-horizontal:absolute;mso-position-horizontal-relative:page;mso-position-vertical:absolute;mso-position-vertical-relative:text;v-text-anchor:top" coordsize="6645909,1270" o:gfxdata="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" path="m,l6645653,e" filled="f" strokecolor="#ccc" strokeweight=".22347mm">
+              <v:shape w14:anchorId="02A9DDD3" id="Graphic 1" o:spid="_x0000_s1026" style="position:absolute;margin-left:36.1pt;margin-top:17.25pt;width:523.3pt;height:.1pt;z-index:251600896;visibility:visible;mso-wrap-style:square;mso-wrap-distance-left:0;mso-wrap-distance-top:0;mso-wrap-distance-right:0;mso-wrap-distance-bottom:0;mso-position-horizontal:absolute;mso-position-horizontal-relative:page;mso-position-vertical:absolute;mso-position-vertical-relative:text;v-text-anchor:top" coordsize="6645909,1270" o:gfxdata="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" path="m,l6645653,e" filled="f" strokecolor="#ccc" strokeweight=".22347mm">
                 <v:stroke dashstyle="3 1"/>
                 <v:path arrowok="t"/>
                 <w10:wrap anchorx="page"/>
@@ -3066,7 +3057,7 @@
       </w:r>
       <w:r>
         <w:rPr>
-          <w:rFonts w:asciiTheme="minorHAnsi" w:hAnsiTheme="minorHAnsi" w:cstheme="minorHAnsi"/>
+          <w:rFonts w:ascii="Cambria" w:hAnsi="Cambria" w:cstheme="minorHAnsi"/>
           <w:sz w:val="20"/>
           <w:szCs w:val="20"/>
         </w:rPr>
@@ -3078,7 +3069,7 @@
         <w:pStyle w:val="BodyText"/>
         <w:spacing w:before="18"/>
         <w:rPr>
-          <w:rFonts w:asciiTheme="minorHAnsi" w:hAnsiTheme="minorHAnsi" w:cstheme="minorHAnsi"/>
+          <w:rFonts w:ascii="Cambria" w:hAnsi="Cambria" w:cstheme="minorHAnsi"/>
         </w:rPr>
       </w:pPr>
     </w:p>
@@ -3087,7 +3078,7 @@
         <w:pStyle w:val="Heading2"/>
         <w:spacing w:before="1"/>
         <w:rPr>
-          <w:rFonts w:asciiTheme="minorHAnsi" w:hAnsiTheme="minorHAnsi" w:cstheme="minorHAnsi"/>
+          <w:rFonts w:ascii="Cambria" w:hAnsi="Cambria" w:cstheme="minorHAnsi"/>
           <w:b/>
         </w:rPr>
       </w:pPr>
@@ -3096,7 +3087,7 @@
         <w:r>
           <w:rPr>
             <w:rStyle w:val="Hyperlink"/>
-            <w:rFonts w:asciiTheme="minorHAnsi" w:hAnsiTheme="minorHAnsi" w:cstheme="minorHAnsi"/>
+            <w:rFonts w:ascii="Cambria" w:hAnsi="Cambria" w:cstheme="minorHAnsi"/>
             <w:b/>
             <w:spacing w:val="-2"/>
           </w:rPr>
@@ -3106,7 +3097,7 @@
         <w:r>
           <w:rPr>
             <w:rStyle w:val="Hyperlink"/>
-            <w:rFonts w:asciiTheme="minorHAnsi" w:hAnsiTheme="minorHAnsi" w:cstheme="minorHAnsi"/>
+            <w:rFonts w:ascii="Cambria" w:hAnsi="Cambria" w:cstheme="minorHAnsi"/>
             <w:b/>
             <w:spacing w:val="-2"/>
           </w:rPr>
@@ -3116,7 +3107,7 @@
         <w:r>
           <w:rPr>
             <w:rStyle w:val="Hyperlink"/>
-            <w:rFonts w:asciiTheme="minorHAnsi" w:hAnsiTheme="minorHAnsi" w:cstheme="minorHAnsi"/>
+            <w:rFonts w:ascii="Cambria" w:hAnsi="Cambria" w:cstheme="minorHAnsi"/>
             <w:b/>
             <w:spacing w:val="-2"/>
           </w:rPr>
@@ -3130,14 +3121,14 @@
         <w:spacing w:before="106"/>
         <w:ind w:left="330"/>
         <w:rPr>
-          <w:rFonts w:asciiTheme="minorHAnsi" w:hAnsiTheme="minorHAnsi" w:cstheme="minorHAnsi"/>
-          <w:sz w:val="20"/>
-          <w:szCs w:val="20"/>
-        </w:rPr>
-      </w:pPr>
-      <w:r>
-        <w:rPr>
-          <w:rFonts w:asciiTheme="minorHAnsi" w:hAnsiTheme="minorHAnsi" w:cstheme="minorHAnsi"/>
+          <w:rFonts w:ascii="Cambria" w:hAnsi="Cambria" w:cstheme="minorHAnsi"/>
+          <w:sz w:val="20"/>
+          <w:szCs w:val="20"/>
+        </w:rPr>
+      </w:pPr>
+      <w:r>
+        <w:rPr>
+          <w:rFonts w:ascii="Cambria" w:hAnsi="Cambria" w:cstheme="minorHAnsi"/>
           <w:noProof/>
           <w:sz w:val="18"/>
           <w:szCs w:val="18"/>
@@ -3190,7 +3181,7 @@
         <w:r>
           <w:rPr>
             <w:rStyle w:val="Hyperlink"/>
-            <w:rFonts w:asciiTheme="minorHAnsi" w:hAnsiTheme="minorHAnsi" w:cstheme="minorHAnsi"/>
+            <w:rFonts w:ascii="Cambria" w:hAnsi="Cambria" w:cstheme="minorHAnsi"/>
             <w:spacing w:val="-2"/>
             <w:w w:val="105"/>
             <w:sz w:val="20"/>
@@ -3204,14 +3195,15 @@
       <w:pPr>
         <w:pStyle w:val="BodyText"/>
         <w:rPr>
-          <w:rFonts w:asciiTheme="minorHAnsi" w:hAnsiTheme="minorHAnsi" w:cstheme="minorHAnsi"/>
-          <w:sz w:val="20"/>
-          <w:szCs w:val="20"/>
-        </w:rPr>
-      </w:pPr>
-      <w:r>
-        <w:rPr>
-          <w:rFonts w:asciiTheme="minorHAnsi" w:hAnsiTheme="minorHAnsi" w:cstheme="minorHAnsi"/>
+          <w:rFonts w:ascii="Cambria" w:hAnsi="Cambria" w:cstheme="minorHAnsi"/>
+          <w:sz w:val="20"/>
+          <w:szCs w:val="20"/>
+        </w:rPr>
+      </w:pPr>
+      <w:r>
+        <w:rPr>
+          <w:rFonts w:ascii="Cambria" w:hAnsi="Cambria" w:cstheme="minorHAnsi"/>
+          <w:noProof/>
           <w:sz w:val="20"/>
           <w:szCs w:val="20"/>
         </w:rPr>
@@ -3282,7 +3274,7 @@
           </mc:Choice>
           <mc:Fallback>
             <w:pict>
-              <v:shape w14:anchorId="25A21AE0" id="Graphic 3" o:spid="_x0000_s1026" style="position:absolute;margin-left:36.1pt;margin-top:17.3pt;width:523.3pt;height:.1pt;z-index:251612160;visibility:visible;mso-wrap-style:square;mso-wrap-distance-left:0;mso-wrap-distance-top:0;mso-wrap-distance-right:0;mso-wrap-distance-bottom:0;mso-position-horizontal:absolute;mso-position-horizontal-relative:page;mso-position-vertical:absolute;mso-position-vertical-relative:text;v-text-anchor:top" coordsize="6645909,1270" o:gfxdata="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" path="m,l6645653,e" filled="f" strokecolor="#ccc" strokeweight=".22347mm">
+              <v:shape w14:anchorId="34E72380" id="Graphic 3" o:spid="_x0000_s1026" style="position:absolute;margin-left:36.1pt;margin-top:17.3pt;width:523.3pt;height:.1pt;z-index:251612160;visibility:visible;mso-wrap-style:square;mso-wrap-distance-left:0;mso-wrap-distance-top:0;mso-wrap-distance-right:0;mso-wrap-distance-bottom:0;mso-position-horizontal:absolute;mso-position-horizontal-relative:page;mso-position-vertical:absolute;mso-position-vertical-relative:text;v-text-anchor:top" coordsize="6645909,1270" o:gfxdata="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" path="m,l6645653,e" filled="f" strokecolor="#ccc" strokeweight=".22347mm">
                 <v:stroke dashstyle="3 1"/>
                 <v:path arrowok="t"/>
                 <w10:wrap anchorx="page"/>
@@ -3293,7 +3285,7 @@
       </w:r>
       <w:r>
         <w:rPr>
-          <w:rFonts w:asciiTheme="minorHAnsi" w:hAnsiTheme="minorHAnsi" w:cstheme="minorHAnsi"/>
+          <w:rFonts w:ascii="Cambria" w:hAnsi="Cambria" w:cstheme="minorHAnsi"/>
           <w:sz w:val="20"/>
           <w:szCs w:val="20"/>
         </w:rPr>
@@ -3301,7 +3293,7 @@
       </w:r>
       <w:r>
         <w:rPr>
-          <w:rFonts w:asciiTheme="minorHAnsi" w:hAnsiTheme="minorHAnsi" w:cstheme="minorHAnsi"/>
+          <w:rFonts w:ascii="Cambria" w:hAnsi="Cambria" w:cstheme="minorHAnsi"/>
           <w:sz w:val="20"/>
           <w:szCs w:val="20"/>
         </w:rPr>
@@ -3313,7 +3305,7 @@
         <w:pStyle w:val="BodyText"/>
         <w:spacing w:before="18"/>
         <w:rPr>
-          <w:rFonts w:asciiTheme="minorHAnsi" w:hAnsiTheme="minorHAnsi" w:cstheme="minorHAnsi"/>
+          <w:rFonts w:ascii="Cambria" w:hAnsi="Cambria" w:cstheme="minorHAnsi"/>
         </w:rPr>
       </w:pPr>
     </w:p>
@@ -3322,7 +3314,7 @@
         <w:pStyle w:val="Heading2"/>
         <w:spacing w:before="0"/>
         <w:rPr>
-          <w:rFonts w:asciiTheme="minorHAnsi" w:hAnsiTheme="minorHAnsi" w:cstheme="minorHAnsi"/>
+          <w:rFonts w:ascii="Cambria" w:hAnsi="Cambria" w:cstheme="minorHAnsi"/>
           <w:b/>
         </w:rPr>
       </w:pPr>
@@ -3330,7 +3322,7 @@
         <w:r>
           <w:rPr>
             <w:rStyle w:val="Hyperlink"/>
-            <w:rFonts w:asciiTheme="minorHAnsi" w:hAnsiTheme="minorHAnsi" w:cstheme="minorHAnsi"/>
+            <w:rFonts w:ascii="Cambria" w:hAnsi="Cambria" w:cstheme="minorHAnsi"/>
             <w:b/>
           </w:rPr>
           <w:t>Portfolio</w:t>
@@ -3338,7 +3330,7 @@
         <w:r>
           <w:rPr>
             <w:rStyle w:val="Hyperlink"/>
-            <w:rFonts w:asciiTheme="minorHAnsi" w:hAnsiTheme="minorHAnsi" w:cstheme="minorHAnsi"/>
+            <w:rFonts w:ascii="Cambria" w:hAnsi="Cambria" w:cstheme="minorHAnsi"/>
             <w:b/>
             <w:spacing w:val="6"/>
           </w:rPr>
@@ -3347,7 +3339,7 @@
         <w:r>
           <w:rPr>
             <w:rStyle w:val="Hyperlink"/>
-            <w:rFonts w:asciiTheme="minorHAnsi" w:hAnsiTheme="minorHAnsi" w:cstheme="minorHAnsi"/>
+            <w:rFonts w:ascii="Cambria" w:hAnsi="Cambria" w:cstheme="minorHAnsi"/>
             <w:b/>
             <w:spacing w:val="-2"/>
           </w:rPr>
@@ -3359,14 +3351,14 @@
       <w:pPr>
         <w:pStyle w:val="BodyText"/>
         <w:rPr>
-          <w:rFonts w:asciiTheme="minorHAnsi" w:hAnsiTheme="minorHAnsi" w:cstheme="minorHAnsi"/>
-          <w:sz w:val="20"/>
-          <w:szCs w:val="20"/>
-        </w:rPr>
-      </w:pPr>
-      <w:r>
-        <w:rPr>
-          <w:rFonts w:asciiTheme="minorHAnsi" w:hAnsiTheme="minorHAnsi" w:cstheme="minorHAnsi"/>
+          <w:rFonts w:ascii="Cambria" w:hAnsi="Cambria" w:cstheme="minorHAnsi"/>
+          <w:sz w:val="20"/>
+          <w:szCs w:val="20"/>
+        </w:rPr>
+      </w:pPr>
+      <w:r>
+        <w:rPr>
+          <w:rFonts w:ascii="Cambria" w:hAnsi="Cambria" w:cstheme="minorHAnsi"/>
           <w:sz w:val="20"/>
           <w:szCs w:val="20"/>
         </w:rPr>
@@ -3378,7 +3370,7 @@
         <w:pStyle w:val="BodyText"/>
         <w:spacing w:before="58"/>
         <w:rPr>
-          <w:rFonts w:asciiTheme="minorHAnsi" w:hAnsiTheme="minorHAnsi" w:cstheme="minorHAnsi"/>
+          <w:rFonts w:ascii="Cambria" w:hAnsi="Cambria" w:cstheme="minorHAnsi"/>
           <w:sz w:val="23"/>
         </w:rPr>
       </w:pPr>
@@ -3387,13 +3379,13 @@
       <w:pPr>
         <w:pStyle w:val="Heading1"/>
         <w:rPr>
-          <w:rFonts w:asciiTheme="minorHAnsi" w:hAnsiTheme="minorHAnsi" w:cstheme="minorHAnsi"/>
-          <w:b/>
-        </w:rPr>
-      </w:pPr>
-      <w:r>
-        <w:rPr>
-          <w:rFonts w:asciiTheme="minorHAnsi" w:hAnsiTheme="minorHAnsi" w:cstheme="minorHAnsi"/>
+          <w:rFonts w:ascii="Cambria" w:hAnsi="Cambria" w:cstheme="minorHAnsi"/>
+          <w:b/>
+        </w:rPr>
+      </w:pPr>
+      <w:r>
+        <w:rPr>
+          <w:rFonts w:ascii="Cambria" w:hAnsi="Cambria" w:cstheme="minorHAnsi"/>
           <w:b/>
           <w:noProof/>
         </w:rPr>
@@ -3471,7 +3463,7 @@
           </mc:Choice>
           <mc:Fallback>
             <w:pict>
-              <v:shape w14:anchorId="3B4811F1" id="Graphic 5" o:spid="_x0000_s1026" style="position:absolute;margin-left:36.1pt;margin-top:14pt;width:523.3pt;height:1.95pt;z-index:251631616;visibility:visible;mso-wrap-style:square;mso-wrap-distance-left:0;mso-wrap-distance-top:0;mso-wrap-distance-right:0;mso-wrap-distance-bottom:0;mso-position-horizontal:absolute;mso-position-horizontal-relative:page;mso-position-vertical:absolute;mso-position-vertical-relative:text;v-text-anchor:top" coordsize="6645909,24765" o:gfxdata="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" path="m6645653,24136l,24136,,,6645653,r,24136xe" fillcolor="#002878" stroked="f">
+              <v:shape w14:anchorId="0DC439A1" id="Graphic 5" o:spid="_x0000_s1026" style="position:absolute;margin-left:36.1pt;margin-top:14pt;width:523.3pt;height:1.95pt;z-index:251631616;visibility:visible;mso-wrap-style:square;mso-wrap-distance-left:0;mso-wrap-distance-top:0;mso-wrap-distance-right:0;mso-wrap-distance-bottom:0;mso-position-horizontal:absolute;mso-position-horizontal-relative:page;mso-position-vertical:absolute;mso-position-vertical-relative:text;v-text-anchor:top" coordsize="6645909,24765" o:gfxdata="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" path="m6645653,24136l,24136,,,6645653,r,24136xe" fillcolor="#002878" stroked="f">
                 <v:path arrowok="t"/>
                 <w10:wrap anchorx="page"/>
               </v:shape>
@@ -3481,7 +3473,7 @@
       </w:r>
       <w:r>
         <w:rPr>
-          <w:rFonts w:asciiTheme="minorHAnsi" w:hAnsiTheme="minorHAnsi" w:cstheme="minorHAnsi"/>
+          <w:rFonts w:ascii="Cambria" w:hAnsi="Cambria" w:cstheme="minorHAnsi"/>
           <w:b/>
           <w:color w:val="002878"/>
           <w:spacing w:val="-2"/>
@@ -3494,14 +3486,14 @@
       <w:pPr>
         <w:pStyle w:val="Heading2"/>
         <w:rPr>
-          <w:rFonts w:asciiTheme="minorHAnsi" w:hAnsiTheme="minorHAnsi" w:cstheme="minorHAnsi"/>
+          <w:rFonts w:ascii="Cambria" w:hAnsi="Cambria" w:cstheme="minorHAnsi"/>
           <w:b/>
         </w:rPr>
       </w:pPr>
       <w:proofErr w:type="spellStart"/>
       <w:r>
         <w:rPr>
-          <w:rFonts w:asciiTheme="minorHAnsi" w:hAnsiTheme="minorHAnsi" w:cstheme="minorHAnsi"/>
+          <w:rFonts w:ascii="Cambria" w:hAnsi="Cambria" w:cstheme="minorHAnsi"/>
           <w:b/>
           <w:color w:val="002878"/>
           <w:w w:val="105"/>
@@ -3511,7 +3503,7 @@
       <w:proofErr w:type="spellEnd"/>
       <w:r>
         <w:rPr>
-          <w:rFonts w:asciiTheme="minorHAnsi" w:hAnsiTheme="minorHAnsi" w:cstheme="minorHAnsi"/>
+          <w:rFonts w:ascii="Cambria" w:hAnsi="Cambria" w:cstheme="minorHAnsi"/>
           <w:b/>
           <w:color w:val="002878"/>
           <w:spacing w:val="-1"/>
@@ -3521,7 +3513,7 @@
       </w:r>
       <w:r>
         <w:rPr>
-          <w:rFonts w:asciiTheme="minorHAnsi" w:hAnsiTheme="minorHAnsi" w:cstheme="minorHAnsi"/>
+          <w:rFonts w:ascii="Cambria" w:hAnsi="Cambria" w:cstheme="minorHAnsi"/>
           <w:b/>
           <w:color w:val="002878"/>
           <w:w w:val="105"/>
@@ -3530,7 +3522,7 @@
       </w:r>
       <w:r>
         <w:rPr>
-          <w:rFonts w:asciiTheme="minorHAnsi" w:hAnsiTheme="minorHAnsi" w:cstheme="minorHAnsi"/>
+          <w:rFonts w:ascii="Cambria" w:hAnsi="Cambria" w:cstheme="minorHAnsi"/>
           <w:b/>
           <w:color w:val="002878"/>
           <w:spacing w:val="-8"/>
@@ -3540,7 +3532,7 @@
       </w:r>
       <w:r>
         <w:rPr>
-          <w:rFonts w:asciiTheme="minorHAnsi" w:hAnsiTheme="minorHAnsi" w:cstheme="minorHAnsi"/>
+          <w:rFonts w:ascii="Cambria" w:hAnsi="Cambria" w:cstheme="minorHAnsi"/>
           <w:b/>
           <w:color w:val="002878"/>
           <w:w w:val="105"/>
@@ -3549,7 +3541,7 @@
       </w:r>
       <w:r>
         <w:rPr>
-          <w:rFonts w:asciiTheme="minorHAnsi" w:hAnsiTheme="minorHAnsi" w:cstheme="minorHAnsi"/>
+          <w:rFonts w:ascii="Cambria" w:hAnsi="Cambria" w:cstheme="minorHAnsi"/>
           <w:b/>
           <w:color w:val="002878"/>
           <w:spacing w:val="-1"/>
@@ -3559,7 +3551,7 @@
       </w:r>
       <w:r>
         <w:rPr>
-          <w:rFonts w:asciiTheme="minorHAnsi" w:hAnsiTheme="minorHAnsi" w:cstheme="minorHAnsi"/>
+          <w:rFonts w:ascii="Cambria" w:hAnsi="Cambria" w:cstheme="minorHAnsi"/>
           <w:b/>
           <w:color w:val="002878"/>
           <w:w w:val="105"/>
@@ -3568,7 +3560,7 @@
       </w:r>
       <w:r>
         <w:rPr>
-          <w:rFonts w:asciiTheme="minorHAnsi" w:hAnsiTheme="minorHAnsi" w:cstheme="minorHAnsi"/>
+          <w:rFonts w:ascii="Cambria" w:hAnsi="Cambria" w:cstheme="minorHAnsi"/>
           <w:b/>
           <w:color w:val="002878"/>
           <w:spacing w:val="-1"/>
@@ -3578,7 +3570,7 @@
       </w:r>
       <w:r>
         <w:rPr>
-          <w:rFonts w:asciiTheme="minorHAnsi" w:hAnsiTheme="minorHAnsi" w:cstheme="minorHAnsi"/>
+          <w:rFonts w:ascii="Cambria" w:hAnsi="Cambria" w:cstheme="minorHAnsi"/>
           <w:b/>
           <w:color w:val="002878"/>
           <w:spacing w:val="-2"/>
@@ -3591,7 +3583,7 @@
       <w:pPr>
         <w:pStyle w:val="Heading3"/>
         <w:rPr>
-          <w:rFonts w:asciiTheme="minorHAnsi" w:hAnsiTheme="minorHAnsi" w:cstheme="minorHAnsi"/>
+          <w:rFonts w:ascii="Cambria" w:hAnsi="Cambria" w:cstheme="minorHAnsi"/>
           <w:b w:val="0"/>
           <w:sz w:val="20"/>
           <w:szCs w:val="20"/>
@@ -3599,7 +3591,7 @@
       </w:pPr>
       <w:r>
         <w:rPr>
-          <w:rFonts w:asciiTheme="minorHAnsi" w:hAnsiTheme="minorHAnsi" w:cstheme="minorHAnsi"/>
+          <w:rFonts w:ascii="Cambria" w:hAnsi="Cambria" w:cstheme="minorHAnsi"/>
           <w:b w:val="0"/>
           <w:spacing w:val="-2"/>
           <w:sz w:val="20"/>
@@ -3609,7 +3601,7 @@
       </w:r>
       <w:r>
         <w:rPr>
-          <w:rFonts w:asciiTheme="minorHAnsi" w:hAnsiTheme="minorHAnsi" w:cstheme="minorHAnsi"/>
+          <w:rFonts w:ascii="Cambria" w:hAnsi="Cambria" w:cstheme="minorHAnsi"/>
           <w:b w:val="0"/>
           <w:spacing w:val="5"/>
           <w:sz w:val="20"/>
@@ -3619,7 +3611,7 @@
       </w:r>
       <w:r>
         <w:rPr>
-          <w:rFonts w:asciiTheme="minorHAnsi" w:hAnsiTheme="minorHAnsi" w:cstheme="minorHAnsi"/>
+          <w:rFonts w:ascii="Cambria" w:hAnsi="Cambria" w:cstheme="minorHAnsi"/>
           <w:b w:val="0"/>
           <w:spacing w:val="-2"/>
           <w:sz w:val="20"/>
@@ -3629,7 +3621,7 @@
       </w:r>
       <w:r>
         <w:rPr>
-          <w:rFonts w:asciiTheme="minorHAnsi" w:hAnsiTheme="minorHAnsi" w:cstheme="minorHAnsi"/>
+          <w:rFonts w:ascii="Cambria" w:hAnsi="Cambria" w:cstheme="minorHAnsi"/>
           <w:b w:val="0"/>
           <w:spacing w:val="-3"/>
           <w:sz w:val="20"/>
@@ -3640,7 +3632,7 @@
       <w:proofErr w:type="spellStart"/>
       <w:r>
         <w:rPr>
-          <w:rFonts w:asciiTheme="minorHAnsi" w:hAnsiTheme="minorHAnsi" w:cstheme="minorHAnsi"/>
+          <w:rFonts w:ascii="Cambria" w:hAnsi="Cambria" w:cstheme="minorHAnsi"/>
           <w:b w:val="0"/>
           <w:spacing w:val="-2"/>
           <w:sz w:val="20"/>
@@ -3651,7 +3643,7 @@
       <w:proofErr w:type="spellEnd"/>
       <w:r>
         <w:rPr>
-          <w:rFonts w:asciiTheme="minorHAnsi" w:hAnsiTheme="minorHAnsi" w:cstheme="minorHAnsi"/>
+          <w:rFonts w:ascii="Cambria" w:hAnsi="Cambria" w:cstheme="minorHAnsi"/>
           <w:b w:val="0"/>
           <w:spacing w:val="-2"/>
           <w:sz w:val="20"/>
@@ -3662,7 +3654,7 @@
       <w:proofErr w:type="spellStart"/>
       <w:r>
         <w:rPr>
-          <w:rFonts w:asciiTheme="minorHAnsi" w:hAnsiTheme="minorHAnsi" w:cstheme="minorHAnsi"/>
+          <w:rFonts w:ascii="Cambria" w:hAnsi="Cambria" w:cstheme="minorHAnsi"/>
           <w:b w:val="0"/>
           <w:spacing w:val="-2"/>
           <w:sz w:val="20"/>
@@ -3673,7 +3665,7 @@
       <w:proofErr w:type="spellEnd"/>
       <w:r>
         <w:rPr>
-          <w:rFonts w:asciiTheme="minorHAnsi" w:hAnsiTheme="minorHAnsi" w:cstheme="minorHAnsi"/>
+          <w:rFonts w:ascii="Cambria" w:hAnsi="Cambria" w:cstheme="minorHAnsi"/>
           <w:b w:val="0"/>
           <w:spacing w:val="5"/>
           <w:sz w:val="20"/>
@@ -3683,7 +3675,7 @@
       </w:r>
       <w:r>
         <w:rPr>
-          <w:rFonts w:asciiTheme="minorHAnsi" w:hAnsiTheme="minorHAnsi" w:cstheme="minorHAnsi"/>
+          <w:rFonts w:ascii="Cambria" w:hAnsi="Cambria" w:cstheme="minorHAnsi"/>
           <w:b w:val="0"/>
           <w:spacing w:val="-2"/>
           <w:sz w:val="20"/>
@@ -3693,7 +3685,7 @@
       </w:r>
       <w:r>
         <w:rPr>
-          <w:rFonts w:asciiTheme="minorHAnsi" w:hAnsiTheme="minorHAnsi" w:cstheme="minorHAnsi"/>
+          <w:rFonts w:ascii="Cambria" w:hAnsi="Cambria" w:cstheme="minorHAnsi"/>
           <w:b w:val="0"/>
           <w:spacing w:val="-3"/>
           <w:sz w:val="20"/>
@@ -3703,7 +3695,7 @@
       </w:r>
       <w:r>
         <w:rPr>
-          <w:rFonts w:asciiTheme="minorHAnsi" w:hAnsiTheme="minorHAnsi" w:cstheme="minorHAnsi"/>
+          <w:rFonts w:ascii="Cambria" w:hAnsi="Cambria" w:cstheme="minorHAnsi"/>
           <w:b w:val="0"/>
           <w:spacing w:val="-2"/>
           <w:sz w:val="20"/>
@@ -3717,14 +3709,14 @@
         <w:spacing w:before="55"/>
         <w:ind w:left="330"/>
         <w:rPr>
-          <w:rFonts w:asciiTheme="minorHAnsi" w:hAnsiTheme="minorHAnsi" w:cstheme="minorHAnsi"/>
-          <w:sz w:val="20"/>
-          <w:szCs w:val="20"/>
-        </w:rPr>
-      </w:pPr>
-      <w:r>
-        <w:rPr>
-          <w:rFonts w:asciiTheme="minorHAnsi" w:hAnsiTheme="minorHAnsi" w:cstheme="minorHAnsi"/>
+          <w:rFonts w:ascii="Cambria" w:hAnsi="Cambria" w:cstheme="minorHAnsi"/>
+          <w:sz w:val="20"/>
+          <w:szCs w:val="20"/>
+        </w:rPr>
+      </w:pPr>
+      <w:r>
+        <w:rPr>
+          <w:rFonts w:ascii="Cambria" w:hAnsi="Cambria" w:cstheme="minorHAnsi"/>
           <w:noProof/>
           <w:sz w:val="20"/>
           <w:szCs w:val="20"/>
@@ -3775,7 +3767,7 @@
       </w:r>
       <w:r>
         <w:rPr>
-          <w:rFonts w:asciiTheme="minorHAnsi" w:hAnsiTheme="minorHAnsi" w:cstheme="minorHAnsi"/>
+          <w:rFonts w:ascii="Cambria" w:hAnsi="Cambria" w:cstheme="minorHAnsi"/>
           <w:color w:val="374246"/>
           <w:sz w:val="20"/>
           <w:szCs w:val="20"/>
@@ -3784,7 +3776,7 @@
       </w:r>
       <w:r>
         <w:rPr>
-          <w:rFonts w:asciiTheme="minorHAnsi" w:hAnsiTheme="minorHAnsi" w:cstheme="minorHAnsi"/>
+          <w:rFonts w:ascii="Cambria" w:hAnsi="Cambria" w:cstheme="minorHAnsi"/>
           <w:color w:val="374246"/>
           <w:spacing w:val="9"/>
           <w:sz w:val="20"/>
@@ -3794,7 +3786,7 @@
       </w:r>
       <w:r>
         <w:rPr>
-          <w:rFonts w:asciiTheme="minorHAnsi" w:hAnsiTheme="minorHAnsi" w:cstheme="minorHAnsi"/>
+          <w:rFonts w:ascii="Cambria" w:hAnsi="Cambria" w:cstheme="minorHAnsi"/>
           <w:color w:val="374246"/>
           <w:sz w:val="20"/>
           <w:szCs w:val="20"/>
@@ -3803,7 +3795,7 @@
       </w:r>
       <w:r>
         <w:rPr>
-          <w:rFonts w:asciiTheme="minorHAnsi" w:hAnsiTheme="minorHAnsi" w:cstheme="minorHAnsi"/>
+          <w:rFonts w:ascii="Cambria" w:hAnsi="Cambria" w:cstheme="minorHAnsi"/>
           <w:color w:val="374246"/>
           <w:spacing w:val="9"/>
           <w:sz w:val="20"/>
@@ -3813,7 +3805,7 @@
       </w:r>
       <w:r>
         <w:rPr>
-          <w:rFonts w:asciiTheme="minorHAnsi" w:hAnsiTheme="minorHAnsi" w:cstheme="minorHAnsi"/>
+          <w:rFonts w:ascii="Cambria" w:hAnsi="Cambria" w:cstheme="minorHAnsi"/>
           <w:color w:val="374246"/>
           <w:spacing w:val="-4"/>
           <w:sz w:val="20"/>
@@ -3827,7 +3819,7 @@
         <w:pStyle w:val="BodyText"/>
         <w:spacing w:before="60"/>
         <w:rPr>
-          <w:rFonts w:asciiTheme="minorHAnsi" w:hAnsiTheme="minorHAnsi" w:cstheme="minorHAnsi"/>
+          <w:rFonts w:ascii="Cambria" w:hAnsi="Cambria" w:cstheme="minorHAnsi"/>
           <w:sz w:val="23"/>
         </w:rPr>
       </w:pPr>
@@ -3836,13 +3828,13 @@
       <w:pPr>
         <w:pStyle w:val="Heading1"/>
         <w:rPr>
-          <w:rFonts w:asciiTheme="minorHAnsi" w:hAnsiTheme="minorHAnsi" w:cstheme="minorHAnsi"/>
-          <w:b/>
-        </w:rPr>
-      </w:pPr>
-      <w:r>
-        <w:rPr>
-          <w:rFonts w:asciiTheme="minorHAnsi" w:hAnsiTheme="minorHAnsi" w:cstheme="minorHAnsi"/>
+          <w:rFonts w:ascii="Cambria" w:hAnsi="Cambria" w:cstheme="minorHAnsi"/>
+          <w:b/>
+        </w:rPr>
+      </w:pPr>
+      <w:r>
+        <w:rPr>
+          <w:rFonts w:ascii="Cambria" w:hAnsi="Cambria" w:cstheme="minorHAnsi"/>
           <w:b/>
           <w:noProof/>
         </w:rPr>
@@ -3920,7 +3912,7 @@
           </mc:Choice>
           <mc:Fallback>
             <w:pict>
-              <v:shape w14:anchorId="18A9FCC1" id="Graphic 7" o:spid="_x0000_s1026" style="position:absolute;margin-left:36.1pt;margin-top:14pt;width:523.3pt;height:1.95pt;z-index:251637760;visibility:visible;mso-wrap-style:square;mso-wrap-distance-left:0;mso-wrap-distance-top:0;mso-wrap-distance-right:0;mso-wrap-distance-bottom:0;mso-position-horizontal:absolute;mso-position-horizontal-relative:page;mso-position-vertical:absolute;mso-position-vertical-relative:text;v-text-anchor:top" coordsize="6645909,24765" o:gfxdata="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" path="m6645653,24136l,24136,,,6645653,r,24136xe" fillcolor="#002878" stroked="f">
+              <v:shape w14:anchorId="3414262F" id="Graphic 7" o:spid="_x0000_s1026" style="position:absolute;margin-left:36.1pt;margin-top:14pt;width:523.3pt;height:1.95pt;z-index:251637760;visibility:visible;mso-wrap-style:square;mso-wrap-distance-left:0;mso-wrap-distance-top:0;mso-wrap-distance-right:0;mso-wrap-distance-bottom:0;mso-position-horizontal:absolute;mso-position-horizontal-relative:page;mso-position-vertical:absolute;mso-position-vertical-relative:text;v-text-anchor:top" coordsize="6645909,24765" o:gfxdata="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" path="m6645653,24136l,24136,,,6645653,r,24136xe" fillcolor="#002878" stroked="f">
                 <v:path arrowok="t"/>
                 <w10:wrap anchorx="page"/>
               </v:shape>
@@ -3930,7 +3922,7 @@
       </w:r>
       <w:r>
         <w:rPr>
-          <w:rFonts w:asciiTheme="minorHAnsi" w:hAnsiTheme="minorHAnsi" w:cstheme="minorHAnsi"/>
+          <w:rFonts w:ascii="Cambria" w:hAnsi="Cambria" w:cstheme="minorHAnsi"/>
           <w:b/>
           <w:color w:val="002878"/>
           <w:spacing w:val="-2"/>
@@ -3940,7 +3932,7 @@
       </w:r>
       <w:r>
         <w:rPr>
-          <w:rFonts w:asciiTheme="minorHAnsi" w:hAnsiTheme="minorHAnsi" w:cstheme="minorHAnsi"/>
+          <w:rFonts w:ascii="Cambria" w:hAnsi="Cambria" w:cstheme="minorHAnsi"/>
           <w:b/>
           <w:color w:val="002878"/>
           <w:spacing w:val="-18"/>
@@ -3950,7 +3942,7 @@
       </w:r>
       <w:r>
         <w:rPr>
-          <w:rFonts w:asciiTheme="minorHAnsi" w:hAnsiTheme="minorHAnsi" w:cstheme="minorHAnsi"/>
+          <w:rFonts w:ascii="Cambria" w:hAnsi="Cambria" w:cstheme="minorHAnsi"/>
           <w:b/>
           <w:color w:val="002878"/>
           <w:spacing w:val="-2"/>
@@ -3964,7 +3956,7 @@
         <w:pStyle w:val="BodyText"/>
         <w:spacing w:before="34"/>
         <w:rPr>
-          <w:rFonts w:asciiTheme="minorHAnsi" w:hAnsiTheme="minorHAnsi" w:cstheme="minorHAnsi"/>
+          <w:rFonts w:ascii="Cambria" w:hAnsi="Cambria" w:cstheme="minorHAnsi"/>
           <w:sz w:val="16"/>
         </w:rPr>
       </w:pPr>
@@ -3985,14 +3977,14 @@
         <w:spacing w:before="0"/>
         <w:ind w:left="216"/>
         <w:rPr>
-          <w:rFonts w:asciiTheme="minorHAnsi" w:hAnsiTheme="minorHAnsi" w:cstheme="minorHAnsi"/>
-          <w:sz w:val="20"/>
-          <w:szCs w:val="20"/>
-        </w:rPr>
-      </w:pPr>
-      <w:r>
-        <w:rPr>
-          <w:rFonts w:asciiTheme="minorHAnsi" w:hAnsiTheme="minorHAnsi" w:cstheme="minorHAnsi"/>
+          <w:rFonts w:ascii="Cambria" w:hAnsi="Cambria" w:cstheme="minorHAnsi"/>
+          <w:sz w:val="20"/>
+          <w:szCs w:val="20"/>
+        </w:rPr>
+      </w:pPr>
+      <w:r>
+        <w:rPr>
+          <w:rFonts w:ascii="Cambria" w:hAnsi="Cambria" w:cstheme="minorHAnsi"/>
           <w:color w:val="374246"/>
           <w:spacing w:val="-2"/>
           <w:sz w:val="20"/>
@@ -4002,7 +3994,7 @@
       </w:r>
       <w:r>
         <w:rPr>
-          <w:rFonts w:asciiTheme="minorHAnsi" w:hAnsiTheme="minorHAnsi" w:cstheme="minorHAnsi"/>
+          <w:rFonts w:ascii="Cambria" w:hAnsi="Cambria" w:cstheme="minorHAnsi"/>
           <w:color w:val="374246"/>
           <w:sz w:val="20"/>
           <w:szCs w:val="20"/>
@@ -4012,7 +4004,7 @@
       <w:proofErr w:type="spellStart"/>
       <w:r>
         <w:rPr>
-          <w:rFonts w:asciiTheme="minorHAnsi" w:hAnsiTheme="minorHAnsi" w:cstheme="minorHAnsi"/>
+          <w:rFonts w:ascii="Cambria" w:hAnsi="Cambria" w:cstheme="minorHAnsi"/>
           <w:color w:val="374246"/>
           <w:spacing w:val="-2"/>
           <w:sz w:val="20"/>
@@ -4023,7 +4015,7 @@
       <w:proofErr w:type="spellEnd"/>
       <w:r>
         <w:rPr>
-          <w:rFonts w:asciiTheme="minorHAnsi" w:hAnsiTheme="minorHAnsi" w:cstheme="minorHAnsi"/>
+          <w:rFonts w:ascii="Cambria" w:hAnsi="Cambria" w:cstheme="minorHAnsi"/>
           <w:color w:val="374246"/>
           <w:sz w:val="20"/>
           <w:szCs w:val="20"/>
@@ -4032,7 +4024,7 @@
       </w:r>
       <w:r>
         <w:rPr>
-          <w:rFonts w:asciiTheme="minorHAnsi" w:hAnsiTheme="minorHAnsi" w:cstheme="minorHAnsi"/>
+          <w:rFonts w:ascii="Cambria" w:hAnsi="Cambria" w:cstheme="minorHAnsi"/>
           <w:color w:val="374246"/>
           <w:spacing w:val="-2"/>
           <w:sz w:val="20"/>
@@ -4042,7 +4034,7 @@
       </w:r>
       <w:r>
         <w:rPr>
-          <w:rFonts w:asciiTheme="minorHAnsi" w:hAnsiTheme="minorHAnsi" w:cstheme="minorHAnsi"/>
+          <w:rFonts w:ascii="Cambria" w:hAnsi="Cambria" w:cstheme="minorHAnsi"/>
           <w:color w:val="374246"/>
           <w:sz w:val="20"/>
           <w:szCs w:val="20"/>
@@ -4051,7 +4043,7 @@
       </w:r>
       <w:r>
         <w:rPr>
-          <w:rFonts w:asciiTheme="minorHAnsi" w:hAnsiTheme="minorHAnsi" w:cstheme="minorHAnsi"/>
+          <w:rFonts w:ascii="Cambria" w:hAnsi="Cambria" w:cstheme="minorHAnsi"/>
           <w:color w:val="374246"/>
           <w:spacing w:val="-2"/>
           <w:sz w:val="20"/>
@@ -4061,7 +4053,7 @@
       </w:r>
       <w:r>
         <w:rPr>
-          <w:rFonts w:asciiTheme="minorHAnsi" w:hAnsiTheme="minorHAnsi" w:cstheme="minorHAnsi"/>
+          <w:rFonts w:ascii="Cambria" w:hAnsi="Cambria" w:cstheme="minorHAnsi"/>
           <w:color w:val="374246"/>
           <w:spacing w:val="-14"/>
           <w:sz w:val="20"/>
@@ -4071,7 +4063,7 @@
       </w:r>
       <w:r>
         <w:rPr>
-          <w:rFonts w:asciiTheme="minorHAnsi" w:hAnsiTheme="minorHAnsi" w:cstheme="minorHAnsi"/>
+          <w:rFonts w:ascii="Cambria" w:hAnsi="Cambria" w:cstheme="minorHAnsi"/>
           <w:color w:val="374246"/>
           <w:spacing w:val="-5"/>
           <w:sz w:val="20"/>
@@ -4081,7 +4073,7 @@
       </w:r>
       <w:r>
         <w:rPr>
-          <w:rFonts w:asciiTheme="minorHAnsi" w:hAnsiTheme="minorHAnsi" w:cstheme="minorHAnsi"/>
+          <w:rFonts w:ascii="Cambria" w:hAnsi="Cambria" w:cstheme="minorHAnsi"/>
           <w:color w:val="374246"/>
           <w:sz w:val="20"/>
           <w:szCs w:val="20"/>
@@ -4090,7 +4082,7 @@
       </w:r>
       <w:r>
         <w:rPr>
-          <w:rFonts w:asciiTheme="minorHAnsi" w:hAnsiTheme="minorHAnsi" w:cstheme="minorHAnsi"/>
+          <w:rFonts w:ascii="Cambria" w:hAnsi="Cambria" w:cstheme="minorHAnsi"/>
           <w:color w:val="374246"/>
           <w:spacing w:val="-2"/>
           <w:sz w:val="20"/>
@@ -4100,7 +4092,7 @@
       </w:r>
       <w:r>
         <w:rPr>
-          <w:rFonts w:asciiTheme="minorHAnsi" w:hAnsiTheme="minorHAnsi" w:cstheme="minorHAnsi"/>
+          <w:rFonts w:ascii="Cambria" w:hAnsi="Cambria" w:cstheme="minorHAnsi"/>
           <w:color w:val="374246"/>
           <w:sz w:val="20"/>
           <w:szCs w:val="20"/>
@@ -4110,7 +4102,7 @@
       </w:r>
       <w:r>
         <w:rPr>
-          <w:rFonts w:asciiTheme="minorHAnsi" w:hAnsiTheme="minorHAnsi" w:cstheme="minorHAnsi"/>
+          <w:rFonts w:ascii="Cambria" w:hAnsi="Cambria" w:cstheme="minorHAnsi"/>
           <w:color w:val="374246"/>
           <w:spacing w:val="-4"/>
           <w:sz w:val="20"/>
@@ -4120,7 +4112,7 @@
       </w:r>
       <w:r>
         <w:rPr>
-          <w:rFonts w:asciiTheme="minorHAnsi" w:hAnsiTheme="minorHAnsi" w:cstheme="minorHAnsi"/>
+          <w:rFonts w:ascii="Cambria" w:hAnsi="Cambria" w:cstheme="minorHAnsi"/>
           <w:color w:val="374246"/>
           <w:spacing w:val="-5"/>
           <w:sz w:val="20"/>
@@ -4130,7 +4122,7 @@
       </w:r>
       <w:r>
         <w:rPr>
-          <w:rFonts w:asciiTheme="minorHAnsi" w:hAnsiTheme="minorHAnsi" w:cstheme="minorHAnsi"/>
+          <w:rFonts w:ascii="Cambria" w:hAnsi="Cambria" w:cstheme="minorHAnsi"/>
           <w:color w:val="374246"/>
           <w:sz w:val="20"/>
           <w:szCs w:val="20"/>
@@ -4140,7 +4132,7 @@
       <w:proofErr w:type="spellStart"/>
       <w:r>
         <w:rPr>
-          <w:rFonts w:asciiTheme="minorHAnsi" w:hAnsiTheme="minorHAnsi" w:cstheme="minorHAnsi"/>
+          <w:rFonts w:ascii="Cambria" w:hAnsi="Cambria" w:cstheme="minorHAnsi"/>
           <w:color w:val="374246"/>
           <w:spacing w:val="-2"/>
           <w:sz w:val="20"/>
@@ -4151,7 +4143,7 @@
       <w:proofErr w:type="spellEnd"/>
       <w:r>
         <w:rPr>
-          <w:rFonts w:asciiTheme="minorHAnsi" w:hAnsiTheme="minorHAnsi" w:cstheme="minorHAnsi"/>
+          <w:rFonts w:ascii="Cambria" w:hAnsi="Cambria" w:cstheme="minorHAnsi"/>
           <w:color w:val="374246"/>
           <w:spacing w:val="-8"/>
           <w:sz w:val="20"/>
@@ -4161,7 +4153,7 @@
       </w:r>
       <w:r>
         <w:rPr>
-          <w:rFonts w:asciiTheme="minorHAnsi" w:hAnsiTheme="minorHAnsi" w:cstheme="minorHAnsi"/>
+          <w:rFonts w:ascii="Cambria" w:hAnsi="Cambria" w:cstheme="minorHAnsi"/>
           <w:color w:val="374246"/>
           <w:spacing w:val="-2"/>
           <w:sz w:val="20"/>
@@ -4171,7 +4163,7 @@
       </w:r>
       <w:r>
         <w:rPr>
-          <w:rFonts w:asciiTheme="minorHAnsi" w:hAnsiTheme="minorHAnsi" w:cstheme="minorHAnsi"/>
+          <w:rFonts w:ascii="Cambria" w:hAnsi="Cambria" w:cstheme="minorHAnsi"/>
           <w:color w:val="374246"/>
           <w:sz w:val="20"/>
           <w:szCs w:val="20"/>
@@ -4181,7 +4173,7 @@
       <w:proofErr w:type="spellStart"/>
       <w:r>
         <w:rPr>
-          <w:rFonts w:asciiTheme="minorHAnsi" w:hAnsiTheme="minorHAnsi" w:cstheme="minorHAnsi"/>
+          <w:rFonts w:ascii="Cambria" w:hAnsi="Cambria" w:cstheme="minorHAnsi"/>
           <w:color w:val="374246"/>
           <w:spacing w:val="-2"/>
           <w:sz w:val="20"/>
@@ -4192,7 +4184,7 @@
       <w:proofErr w:type="spellEnd"/>
       <w:r>
         <w:rPr>
-          <w:rFonts w:asciiTheme="minorHAnsi" w:hAnsiTheme="minorHAnsi" w:cstheme="minorHAnsi"/>
+          <w:rFonts w:ascii="Cambria" w:hAnsi="Cambria" w:cstheme="minorHAnsi"/>
           <w:color w:val="374246"/>
           <w:sz w:val="20"/>
           <w:szCs w:val="20"/>
@@ -4201,7 +4193,7 @@
       </w:r>
       <w:r>
         <w:rPr>
-          <w:rFonts w:asciiTheme="minorHAnsi" w:hAnsiTheme="minorHAnsi" w:cstheme="minorHAnsi"/>
+          <w:rFonts w:ascii="Cambria" w:hAnsi="Cambria" w:cstheme="minorHAnsi"/>
           <w:color w:val="374246"/>
           <w:spacing w:val="-2"/>
           <w:sz w:val="20"/>
@@ -4211,7 +4203,7 @@
       </w:r>
       <w:r>
         <w:rPr>
-          <w:rFonts w:asciiTheme="minorHAnsi" w:hAnsiTheme="minorHAnsi" w:cstheme="minorHAnsi"/>
+          <w:rFonts w:ascii="Cambria" w:hAnsi="Cambria" w:cstheme="minorHAnsi"/>
           <w:color w:val="374246"/>
           <w:sz w:val="20"/>
           <w:szCs w:val="20"/>
@@ -4220,7 +4212,7 @@
       </w:r>
       <w:r>
         <w:rPr>
-          <w:rFonts w:asciiTheme="minorHAnsi" w:hAnsiTheme="minorHAnsi" w:cstheme="minorHAnsi"/>
+          <w:rFonts w:ascii="Cambria" w:hAnsi="Cambria" w:cstheme="minorHAnsi"/>
           <w:color w:val="374246"/>
           <w:spacing w:val="-5"/>
           <w:sz w:val="20"/>
@@ -4234,7 +4226,7 @@
         <w:pStyle w:val="BodyText"/>
         <w:spacing w:before="14"/>
         <w:rPr>
-          <w:rFonts w:asciiTheme="minorHAnsi" w:hAnsiTheme="minorHAnsi" w:cstheme="minorHAnsi"/>
+          <w:rFonts w:ascii="Cambria" w:hAnsi="Cambria" w:cstheme="minorHAnsi"/>
           <w:b/>
           <w:sz w:val="20"/>
           <w:szCs w:val="20"/>
@@ -4252,15 +4244,15 @@
         </w:tabs>
         <w:ind w:left="216"/>
         <w:rPr>
-          <w:rFonts w:asciiTheme="minorHAnsi" w:hAnsiTheme="minorHAnsi" w:cstheme="minorHAnsi"/>
-          <w:b/>
-          <w:sz w:val="20"/>
-          <w:szCs w:val="20"/>
-        </w:rPr>
-      </w:pPr>
-      <w:r>
-        <w:rPr>
-          <w:rFonts w:asciiTheme="minorHAnsi" w:hAnsiTheme="minorHAnsi" w:cstheme="minorHAnsi"/>
+          <w:rFonts w:ascii="Cambria" w:hAnsi="Cambria" w:cstheme="minorHAnsi"/>
+          <w:b/>
+          <w:sz w:val="20"/>
+          <w:szCs w:val="20"/>
+        </w:rPr>
+      </w:pPr>
+      <w:r>
+        <w:rPr>
+          <w:rFonts w:ascii="Cambria" w:hAnsi="Cambria" w:cstheme="minorHAnsi"/>
           <w:b/>
           <w:color w:val="374246"/>
           <w:spacing w:val="-2"/>
@@ -4272,7 +4264,7 @@
       <w:proofErr w:type="spellStart"/>
       <w:r>
         <w:rPr>
-          <w:rFonts w:asciiTheme="minorHAnsi" w:hAnsiTheme="minorHAnsi" w:cstheme="minorHAnsi"/>
+          <w:rFonts w:ascii="Cambria" w:hAnsi="Cambria" w:cstheme="minorHAnsi"/>
           <w:b/>
           <w:color w:val="374246"/>
           <w:spacing w:val="-2"/>
@@ -4284,7 +4276,7 @@
       <w:proofErr w:type="spellEnd"/>
       <w:r>
         <w:rPr>
-          <w:rFonts w:asciiTheme="minorHAnsi" w:hAnsiTheme="minorHAnsi" w:cstheme="minorHAnsi"/>
+          <w:rFonts w:ascii="Cambria" w:hAnsi="Cambria" w:cstheme="minorHAnsi"/>
           <w:b/>
           <w:color w:val="374246"/>
           <w:sz w:val="20"/>
@@ -4294,7 +4286,7 @@
       </w:r>
       <w:r>
         <w:rPr>
-          <w:rFonts w:asciiTheme="minorHAnsi" w:hAnsiTheme="minorHAnsi" w:cstheme="minorHAnsi"/>
+          <w:rFonts w:ascii="Cambria" w:hAnsi="Cambria" w:cstheme="minorHAnsi"/>
           <w:b/>
           <w:color w:val="374246"/>
           <w:spacing w:val="-2"/>
@@ -4305,7 +4297,7 @@
       </w:r>
       <w:r>
         <w:rPr>
-          <w:rFonts w:asciiTheme="minorHAnsi" w:hAnsiTheme="minorHAnsi" w:cstheme="minorHAnsi"/>
+          <w:rFonts w:ascii="Cambria" w:hAnsi="Cambria" w:cstheme="minorHAnsi"/>
           <w:b/>
           <w:color w:val="374246"/>
           <w:sz w:val="20"/>
@@ -4315,7 +4307,7 @@
       </w:r>
       <w:r>
         <w:rPr>
-          <w:rFonts w:asciiTheme="minorHAnsi" w:hAnsiTheme="minorHAnsi" w:cstheme="minorHAnsi"/>
+          <w:rFonts w:ascii="Cambria" w:hAnsi="Cambria" w:cstheme="minorHAnsi"/>
           <w:b/>
           <w:color w:val="374246"/>
           <w:sz w:val="20"/>
@@ -4325,7 +4317,7 @@
       </w:r>
       <w:r>
         <w:rPr>
-          <w:rFonts w:asciiTheme="minorHAnsi" w:hAnsiTheme="minorHAnsi" w:cstheme="minorHAnsi"/>
+          <w:rFonts w:ascii="Cambria" w:hAnsi="Cambria" w:cstheme="minorHAnsi"/>
           <w:b/>
           <w:color w:val="374246"/>
           <w:spacing w:val="2"/>
@@ -4336,7 +4328,7 @@
       </w:r>
       <w:r>
         <w:rPr>
-          <w:rFonts w:asciiTheme="minorHAnsi" w:hAnsiTheme="minorHAnsi" w:cstheme="minorHAnsi"/>
+          <w:rFonts w:ascii="Cambria" w:hAnsi="Cambria" w:cstheme="minorHAnsi"/>
           <w:b/>
           <w:color w:val="374246"/>
           <w:spacing w:val="-5"/>
@@ -4347,7 +4339,7 @@
       </w:r>
       <w:r>
         <w:rPr>
-          <w:rFonts w:asciiTheme="minorHAnsi" w:hAnsiTheme="minorHAnsi" w:cstheme="minorHAnsi"/>
+          <w:rFonts w:ascii="Cambria" w:hAnsi="Cambria" w:cstheme="minorHAnsi"/>
           <w:b/>
           <w:color w:val="374246"/>
           <w:sz w:val="20"/>
@@ -4357,7 +4349,7 @@
       </w:r>
       <w:r>
         <w:rPr>
-          <w:rFonts w:asciiTheme="minorHAnsi" w:hAnsiTheme="minorHAnsi" w:cstheme="minorHAnsi"/>
+          <w:rFonts w:ascii="Cambria" w:hAnsi="Cambria" w:cstheme="minorHAnsi"/>
           <w:b/>
           <w:color w:val="374246"/>
           <w:spacing w:val="-2"/>
@@ -4368,7 +4360,7 @@
       </w:r>
       <w:r>
         <w:rPr>
-          <w:rFonts w:asciiTheme="minorHAnsi" w:hAnsiTheme="minorHAnsi" w:cstheme="minorHAnsi"/>
+          <w:rFonts w:ascii="Cambria" w:hAnsi="Cambria" w:cstheme="minorHAnsi"/>
           <w:b/>
           <w:color w:val="374246"/>
           <w:spacing w:val="-2"/>
@@ -4380,7 +4372,7 @@
       <w:proofErr w:type="spellStart"/>
       <w:r>
         <w:rPr>
-          <w:rFonts w:asciiTheme="minorHAnsi" w:hAnsiTheme="minorHAnsi" w:cstheme="minorHAnsi"/>
+          <w:rFonts w:ascii="Cambria" w:hAnsi="Cambria" w:cstheme="minorHAnsi"/>
           <w:b/>
           <w:color w:val="374246"/>
           <w:spacing w:val="-2"/>
@@ -4392,7 +4384,7 @@
       <w:proofErr w:type="spellEnd"/>
       <w:r>
         <w:rPr>
-          <w:rFonts w:asciiTheme="minorHAnsi" w:hAnsiTheme="minorHAnsi" w:cstheme="minorHAnsi"/>
+          <w:rFonts w:ascii="Cambria" w:hAnsi="Cambria" w:cstheme="minorHAnsi"/>
           <w:b/>
           <w:color w:val="374246"/>
           <w:spacing w:val="-2"/>
@@ -4404,7 +4396,7 @@
       <w:proofErr w:type="spellStart"/>
       <w:r>
         <w:rPr>
-          <w:rFonts w:asciiTheme="minorHAnsi" w:hAnsiTheme="minorHAnsi" w:cstheme="minorHAnsi"/>
+          <w:rFonts w:ascii="Cambria" w:hAnsi="Cambria" w:cstheme="minorHAnsi"/>
           <w:b/>
           <w:color w:val="374246"/>
           <w:spacing w:val="-2"/>
@@ -4416,7 +4408,7 @@
       <w:proofErr w:type="spellEnd"/>
       <w:r>
         <w:rPr>
-          <w:rFonts w:asciiTheme="minorHAnsi" w:hAnsiTheme="minorHAnsi" w:cstheme="minorHAnsi"/>
+          <w:rFonts w:ascii="Cambria" w:hAnsi="Cambria" w:cstheme="minorHAnsi"/>
           <w:b/>
           <w:color w:val="374246"/>
           <w:spacing w:val="-2"/>
@@ -4430,7 +4422,7 @@
       <w:pPr>
         <w:pStyle w:val="BodyText"/>
         <w:rPr>
-          <w:rFonts w:asciiTheme="minorHAnsi" w:hAnsiTheme="minorHAnsi" w:cstheme="minorHAnsi"/>
+          <w:rFonts w:ascii="Cambria" w:hAnsi="Cambria" w:cstheme="minorHAnsi"/>
           <w:b/>
           <w:sz w:val="20"/>
         </w:rPr>
@@ -4439,7 +4431,7 @@
     <w:p>
       <w:pPr>
         <w:rPr>
-          <w:rFonts w:asciiTheme="minorHAnsi" w:hAnsiTheme="minorHAnsi" w:cstheme="minorHAnsi"/>
+          <w:rFonts w:ascii="Cambria" w:hAnsi="Cambria" w:cstheme="minorHAnsi"/>
           <w:sz w:val="20"/>
         </w:rPr>
         <w:sectPr>
@@ -4454,7 +4446,7 @@
       <w:pPr>
         <w:pStyle w:val="BodyText"/>
         <w:rPr>
-          <w:rFonts w:asciiTheme="minorHAnsi" w:hAnsiTheme="minorHAnsi" w:cstheme="minorHAnsi"/>
+          <w:rFonts w:ascii="Cambria" w:hAnsi="Cambria" w:cstheme="minorHAnsi"/>
           <w:b/>
           <w:sz w:val="14"/>
         </w:rPr>
@@ -5299,6 +5291,7 @@
   <w:style w:type="character" w:default="1" w:styleId="DefaultParagraphFont">
     <w:name w:val="Default Paragraph Font"/>
     <w:uiPriority w:val="1"/>
+    <w:semiHidden/>
     <w:unhideWhenUsed/>
   </w:style>
   <w:style w:type="table" w:default="1" w:styleId="TableNormal">
